--- a/docs/content/graphing_effectively/graphing_effectively_lecture.docx
+++ b/docs/content/graphing_effectively/graphing_effectively_lecture.docx
@@ -567,7 +567,7 @@
       </w:r>
     </w:p>
     <w:bookmarkEnd w:id="15"/>
-    <w:bookmarkStart w:id="24" w:name="the-ggplot-grammar-recapped"/>
+    <w:bookmarkStart w:id="25" w:name="the-ggplot-grammar-recapped"/>
     <w:p>
       <w:pPr>
         <w:pStyle w:val="Heading2"/>
@@ -763,7 +763,7 @@
         <w:rPr>
           <w:rStyle w:val="StringTok"/>
         </w:rPr>
-        <w:t xml:space="preserve">"data/pine_needles.csv"</w:t>
+        <w:t xml:space="preserve">"data/pine_data.csv"</w:t>
       </w:r>
       <w:r>
         <w:rPr>
@@ -771,6 +771,19 @@
         </w:rPr>
         <w:t xml:space="preserve">)</w:t>
       </w:r>
+    </w:p>
+    <w:p>
+      <w:pPr>
+        <w:pStyle w:val="FirstParagraph"/>
+      </w:pPr>
+      <w:hyperlink r:id="rId16">
+        <w:r>
+          <w:rPr>
+            <w:rStyle w:val="Hyperlink"/>
+          </w:rPr>
+          <w:t xml:space="preserve">📥 Download the data</w:t>
+        </w:r>
+      </w:hyperlink>
     </w:p>
     <w:tbl>
       <w:tblPr>
@@ -802,7 +815,7 @@
           </w:tcPr>
           <w:p>
             <w:pPr>
-              <w:pStyle w:val="FirstParagraph"/>
+              <w:pStyle w:val="BodyText"/>
             </w:pPr>
             <w:pPr>
               <w:spacing w:before="0" w:after="0"/>
@@ -813,12 +826,12 @@
                 <wp:inline>
                   <wp:extent cx="152400" cy="152400"/>
                   <wp:effectExtent b="0" l="0" r="0" t="0"/>
-                  <wp:docPr descr="" title="" id="16" name="Picture"/>
+                  <wp:docPr descr="" title="" id="17" name="Picture"/>
                   <a:graphic>
                     <a:graphicData uri="http://schemas.openxmlformats.org/drawingml/2006/picture">
                       <pic:pic>
                         <pic:nvPicPr>
-                          <pic:cNvPr descr="/Applications/Positron.app/Contents/Resources/app/quarto/share/formats/docx/note.png" id="17" name="Picture"/>
+                          <pic:cNvPr descr="/Applications/Positron.app/Contents/Resources/app/quarto/share/formats/docx/note.png" id="18" name="Picture"/>
                           <pic:cNvPicPr>
                             <a:picLocks noChangeArrowheads="1" noChangeAspect="1"/>
                           </pic:cNvPicPr>
@@ -960,18 +973,18 @@
                 <wp:inline>
                   <wp:extent cx="152400" cy="152400"/>
                   <wp:effectExtent b="0" l="0" r="0" t="0"/>
-                  <wp:docPr descr="" title="" id="19" name="Picture"/>
+                  <wp:docPr descr="" title="" id="20" name="Picture"/>
                   <a:graphic>
                     <a:graphicData uri="http://schemas.openxmlformats.org/drawingml/2006/picture">
                       <pic:pic>
                         <pic:nvPicPr>
-                          <pic:cNvPr descr="/Applications/Positron.app/Contents/Resources/app/quarto/share/formats/docx/tip.png" id="20" name="Picture"/>
+                          <pic:cNvPr descr="/Applications/Positron.app/Contents/Resources/app/quarto/share/formats/docx/tip.png" id="21" name="Picture"/>
                           <pic:cNvPicPr>
                             <a:picLocks noChangeArrowheads="1" noChangeAspect="1"/>
                           </pic:cNvPicPr>
                         </pic:nvPicPr>
                         <pic:blipFill>
-                          <a:blip r:embed="rId18"/>
+                          <a:blip r:embed="rId19"/>
                           <a:stretch>
                             <a:fillRect/>
                           </a:stretch>
@@ -1073,7 +1086,7 @@
               <w:rPr>
                 <w:rStyle w:val="NormalTok"/>
               </w:rPr>
-              <w:t xml:space="preserve"> n_s, </w:t>
+              <w:t xml:space="preserve"> side, </w:t>
             </w:r>
             <w:r>
               <w:rPr>
@@ -1085,7 +1098,7 @@
               <w:rPr>
                 <w:rStyle w:val="NormalTok"/>
               </w:rPr>
-              <w:t xml:space="preserve"> length_mm)) </w:t>
+              <w:t xml:space="preserve"> needle_length_mm)) </w:t>
             </w:r>
             <w:r>
               <w:rPr>
@@ -1124,18 +1137,18 @@
                 <wp:inline>
                   <wp:extent cx="2293645" cy="2293645"/>
                   <wp:effectExtent b="0" l="0" r="0" t="0"/>
-                  <wp:docPr descr="" title="" id="22" name="Picture"/>
+                  <wp:docPr descr="" title="" id="23" name="Picture"/>
                   <a:graphic>
                     <a:graphicData uri="http://schemas.openxmlformats.org/drawingml/2006/picture">
                       <pic:pic>
                         <pic:nvPicPr>
-                          <pic:cNvPr descr="graphing_effectively_lecture_files/figure-docx/unnamed-chunk-2-1.png" id="23" name="Picture"/>
+                          <pic:cNvPr descr="graphing_effectively_lecture_files/figure-docx/graphing-effectively-02-1.png" id="24" name="Picture"/>
                           <pic:cNvPicPr>
                             <a:picLocks noChangeArrowheads="1" noChangeAspect="1"/>
                           </pic:cNvPicPr>
                         </pic:nvPicPr>
                         <pic:blipFill>
-                          <a:blip r:embed="rId21"/>
+                          <a:blip r:embed="rId22"/>
                           <a:stretch>
                             <a:fillRect/>
                           </a:stretch>
@@ -1166,8 +1179,8 @@
         </w:tc>
       </w:tr>
     </w:tbl>
-    <w:bookmarkEnd w:id="24"/>
-    <w:bookmarkStart w:id="25" w:name="part-2-boxplot-anatomy"/>
+    <w:bookmarkEnd w:id="25"/>
+    <w:bookmarkStart w:id="26" w:name="part-2-boxplot-anatomy"/>
     <w:p>
       <w:pPr>
         <w:pStyle w:val="Heading2"/>
@@ -1176,8 +1189,8 @@
         <w:t xml:space="preserve">Part 2 · Boxplot Anatomy</w:t>
       </w:r>
     </w:p>
-    <w:bookmarkEnd w:id="25"/>
-    <w:bookmarkStart w:id="29" w:name="boxplot-anatomy"/>
+    <w:bookmarkEnd w:id="26"/>
+    <w:bookmarkStart w:id="30" w:name="boxplot-anatomy"/>
     <w:p>
       <w:pPr>
         <w:pStyle w:val="Heading2"/>
@@ -1242,7 +1255,7 @@
         <w:rPr>
           <w:rStyle w:val="NormalTok"/>
         </w:rPr>
-        <w:t xml:space="preserve"> n_s, </w:t>
+        <w:t xml:space="preserve"> side, </w:t>
       </w:r>
       <w:r>
         <w:rPr>
@@ -1254,7 +1267,7 @@
         <w:rPr>
           <w:rStyle w:val="NormalTok"/>
         </w:rPr>
-        <w:t xml:space="preserve"> length_mm, </w:t>
+        <w:t xml:space="preserve"> needle_length_mm, </w:t>
       </w:r>
       <w:r>
         <w:rPr>
@@ -1266,7 +1279,7 @@
         <w:rPr>
           <w:rStyle w:val="NormalTok"/>
         </w:rPr>
-        <w:t xml:space="preserve"> n_s)) </w:t>
+        <w:t xml:space="preserve"> side)) </w:t>
       </w:r>
       <w:r>
         <w:rPr>
@@ -1428,7 +1441,7 @@
         <w:rPr>
           <w:rStyle w:val="StringTok"/>
         </w:rPr>
-        <w:t xml:space="preserve">"Side (n = shady, s = sunny)"</w:t>
+        <w:t xml:space="preserve">"Side of tree"</w:t>
       </w:r>
       <w:r>
         <w:rPr>
@@ -1629,18 +1642,18 @@
           <wp:inline>
             <wp:extent cx="2752374" cy="2385391"/>
             <wp:effectExtent b="0" l="0" r="0" t="0"/>
-            <wp:docPr descr="" title="" id="27" name="Picture"/>
+            <wp:docPr descr="" title="" id="28" name="Picture"/>
             <a:graphic>
               <a:graphicData uri="http://schemas.openxmlformats.org/drawingml/2006/picture">
                 <pic:pic>
                   <pic:nvPicPr>
-                    <pic:cNvPr descr="graphing_effectively_lecture_files/figure-docx/unnamed-chunk-3-1.png" id="28" name="Picture"/>
+                    <pic:cNvPr descr="graphing_effectively_lecture_files/figure-docx/graphing-effectively-03-1.png" id="29" name="Picture"/>
                     <pic:cNvPicPr>
                       <a:picLocks noChangeArrowheads="1" noChangeAspect="1"/>
                     </pic:cNvPicPr>
                   </pic:nvPicPr>
                   <pic:blipFill>
-                    <a:blip r:embed="rId26"/>
+                    <a:blip r:embed="rId27"/>
                     <a:stretch>
                       <a:fillRect/>
                     </a:stretch>
@@ -1765,8 +1778,8 @@
         <w:t xml:space="preserve">📖 R4DS §9 — Layers</w:t>
       </w:r>
     </w:p>
-    <w:bookmarkEnd w:id="29"/>
-    <w:bookmarkStart w:id="37" w:name="boxplot-raw-points"/>
+    <w:bookmarkEnd w:id="30"/>
+    <w:bookmarkStart w:id="38" w:name="boxplot-raw-points"/>
     <w:p>
       <w:pPr>
         <w:pStyle w:val="Heading2"/>
@@ -1816,12 +1829,12 @@
                 <wp:inline>
                   <wp:extent cx="152400" cy="152400"/>
                   <wp:effectExtent b="0" l="0" r="0" t="0"/>
-                  <wp:docPr descr="" title="" id="30" name="Picture"/>
+                  <wp:docPr descr="" title="" id="31" name="Picture"/>
                   <a:graphic>
                     <a:graphicData uri="http://schemas.openxmlformats.org/drawingml/2006/picture">
                       <pic:pic>
                         <pic:nvPicPr>
-                          <pic:cNvPr descr="/Applications/Positron.app/Contents/Resources/app/quarto/share/formats/docx/note.png" id="31" name="Picture"/>
+                          <pic:cNvPr descr="/Applications/Positron.app/Contents/Resources/app/quarto/share/formats/docx/note.png" id="32" name="Picture"/>
                           <pic:cNvPicPr>
                             <a:picLocks noChangeArrowheads="1" noChangeAspect="1"/>
                           </pic:cNvPicPr>
@@ -1894,7 +1907,7 @@
               <w:t xml:space="preserve"> </w:t>
             </w:r>
             <w:r>
-              <w:t xml:space="preserve">With only 6 needles per side per tree, does a boxplot alone show you everything? What might it hide?</w:t>
+              <w:t xml:space="preserve">With only 8 needles per side per tree, does a boxplot alone show you everything? What might it hide?</w:t>
             </w:r>
           </w:p>
           <w:p/>
@@ -1957,7 +1970,7 @@
         <w:rPr>
           <w:rStyle w:val="NormalTok"/>
         </w:rPr>
-        <w:t xml:space="preserve"> n_s, </w:t>
+        <w:t xml:space="preserve"> side, </w:t>
       </w:r>
       <w:r>
         <w:rPr>
@@ -1969,7 +1982,7 @@
         <w:rPr>
           <w:rStyle w:val="NormalTok"/>
         </w:rPr>
-        <w:t xml:space="preserve"> length_mm, </w:t>
+        <w:t xml:space="preserve"> needle_length_mm, </w:t>
       </w:r>
       <w:r>
         <w:rPr>
@@ -1981,7 +1994,7 @@
         <w:rPr>
           <w:rStyle w:val="NormalTok"/>
         </w:rPr>
-        <w:t xml:space="preserve"> n_s)) </w:t>
+        <w:t xml:space="preserve"> side)) </w:t>
       </w:r>
       <w:r>
         <w:rPr>
@@ -2135,30 +2148,6 @@
           <w:rStyle w:val="FloatTok"/>
         </w:rPr>
         <w:t xml:space="preserve">0.15</w:t>
-      </w:r>
-      <w:r>
-        <w:rPr>
-          <w:rStyle w:val="NormalTok"/>
-        </w:rPr>
-        <w:t xml:space="preserve">, </w:t>
-      </w:r>
-      <w:r>
-        <w:rPr>
-          <w:rStyle w:val="AttributeTok"/>
-        </w:rPr>
-        <w:t xml:space="preserve">seed =</w:t>
-      </w:r>
-      <w:r>
-        <w:rPr>
-          <w:rStyle w:val="NormalTok"/>
-        </w:rPr>
-        <w:t xml:space="preserve"> </w:t>
-      </w:r>
-      <w:r>
-        <w:rPr>
-          <w:rStyle w:val="DecValTok"/>
-        </w:rPr>
-        <w:t xml:space="preserve">42</w:t>
       </w:r>
       <w:r>
         <w:rPr>
@@ -2521,18 +2510,18 @@
           <wp:inline>
             <wp:extent cx="2752374" cy="2385391"/>
             <wp:effectExtent b="0" l="0" r="0" t="0"/>
-            <wp:docPr descr="" title="" id="33" name="Picture"/>
+            <wp:docPr descr="" title="" id="34" name="Picture"/>
             <a:graphic>
               <a:graphicData uri="http://schemas.openxmlformats.org/drawingml/2006/picture">
                 <pic:pic>
                   <pic:nvPicPr>
-                    <pic:cNvPr descr="graphing_effectively_lecture_files/figure-docx/unnamed-chunk-4-1.png" id="34" name="Picture"/>
+                    <pic:cNvPr descr="graphing_effectively_lecture_files/figure-docx/graphing-effectively-04-1.png" id="35" name="Picture"/>
                     <pic:cNvPicPr>
                       <a:picLocks noChangeArrowheads="1" noChangeAspect="1"/>
                     </pic:cNvPicPr>
                   </pic:nvPicPr>
                   <pic:blipFill>
-                    <a:blip r:embed="rId32"/>
+                    <a:blip r:embed="rId33"/>
                     <a:stretch>
                       <a:fillRect/>
                     </a:stretch>
@@ -2578,27 +2567,6 @@
       </w:r>
       <w:r>
         <w:t xml:space="preserve">spreads points sideways so they don’t overlap</w:t>
-      </w:r>
-    </w:p>
-    <w:p>
-      <w:pPr>
-        <w:pStyle w:val="Compact"/>
-        <w:numPr>
-          <w:ilvl w:val="0"/>
-          <w:numId w:val="1005"/>
-        </w:numPr>
-      </w:pPr>
-      <w:r>
-        <w:rPr>
-          <w:rStyle w:val="VerbatimChar"/>
-        </w:rPr>
-        <w:t xml:space="preserve">seed = 42</w:t>
-      </w:r>
-      <w:r>
-        <w:t xml:space="preserve"> </w:t>
-      </w:r>
-      <w:r>
-        <w:t xml:space="preserve">— same jitter layout every time you render</w:t>
       </w:r>
     </w:p>
     <w:p>
@@ -2663,18 +2631,18 @@
                 <wp:inline>
                   <wp:extent cx="152400" cy="152400"/>
                   <wp:effectExtent b="0" l="0" r="0" t="0"/>
-                  <wp:docPr descr="" title="" id="35" name="Picture"/>
+                  <wp:docPr descr="" title="" id="36" name="Picture"/>
                   <a:graphic>
                     <a:graphicData uri="http://schemas.openxmlformats.org/drawingml/2006/picture">
                       <pic:pic>
                         <pic:nvPicPr>
-                          <pic:cNvPr descr="/Applications/Positron.app/Contents/Resources/app/quarto/share/formats/docx/tip.png" id="36" name="Picture"/>
+                          <pic:cNvPr descr="/Applications/Positron.app/Contents/Resources/app/quarto/share/formats/docx/tip.png" id="37" name="Picture"/>
                           <pic:cNvPicPr>
                             <a:picLocks noChangeArrowheads="1" noChangeAspect="1"/>
                           </pic:cNvPicPr>
                         </pic:nvPicPr>
                         <pic:blipFill>
-                          <a:blip r:embed="rId18"/>
+                          <a:blip r:embed="rId19"/>
                           <a:stretch>
                             <a:fillRect/>
                           </a:stretch>
@@ -2754,8 +2722,8 @@
         </w:tc>
       </w:tr>
     </w:tbl>
-    <w:bookmarkEnd w:id="37"/>
-    <w:bookmarkStart w:id="38" w:name="X2f6a19edf12016c04edfa367fa80b44d7c46366"/>
+    <w:bookmarkEnd w:id="38"/>
+    <w:bookmarkStart w:id="39" w:name="X2f6a19edf12016c04edfa367fa80b44d7c46366"/>
     <w:p>
       <w:pPr>
         <w:pStyle w:val="Heading2"/>
@@ -2764,8 +2732,8 @@
         <w:t xml:space="preserve">Part 2b · Axis Labels and Titles, Done Right</w:t>
       </w:r>
     </w:p>
-    <w:bookmarkEnd w:id="38"/>
-    <w:bookmarkStart w:id="48" w:name="before-labs-never-ship-this"/>
+    <w:bookmarkEnd w:id="39"/>
+    <w:bookmarkStart w:id="49" w:name="before-labs-never-ship-this"/>
     <w:p>
       <w:pPr>
         <w:pStyle w:val="Heading2"/>
@@ -2827,7 +2795,7 @@
         <w:rPr>
           <w:rStyle w:val="NormalTok"/>
         </w:rPr>
-        <w:t xml:space="preserve"> n_s, </w:t>
+        <w:t xml:space="preserve"> side, </w:t>
       </w:r>
       <w:r>
         <w:rPr>
@@ -2839,7 +2807,7 @@
         <w:rPr>
           <w:rStyle w:val="NormalTok"/>
         </w:rPr>
-        <w:t xml:space="preserve"> length_mm, </w:t>
+        <w:t xml:space="preserve"> needle_length_mm, </w:t>
       </w:r>
       <w:r>
         <w:rPr>
@@ -2851,7 +2819,7 @@
         <w:rPr>
           <w:rStyle w:val="NormalTok"/>
         </w:rPr>
-        <w:t xml:space="preserve"> n_s)) </w:t>
+        <w:t xml:space="preserve"> side)) </w:t>
       </w:r>
       <w:r>
         <w:rPr>
@@ -3040,18 +3008,18 @@
           <wp:inline>
             <wp:extent cx="2752374" cy="2385391"/>
             <wp:effectExtent b="0" l="0" r="0" t="0"/>
-            <wp:docPr descr="" title="" id="40" name="Picture"/>
+            <wp:docPr descr="" title="" id="41" name="Picture"/>
             <a:graphic>
               <a:graphicData uri="http://schemas.openxmlformats.org/drawingml/2006/picture">
                 <pic:pic>
                   <pic:nvPicPr>
-                    <pic:cNvPr descr="graphing_effectively_lecture_files/figure-docx/unnamed-chunk-5-1.png" id="41" name="Picture"/>
+                    <pic:cNvPr descr="graphing_effectively_lecture_files/figure-docx/graphing-effectively-05-1.png" id="42" name="Picture"/>
                     <pic:cNvPicPr>
                       <a:picLocks noChangeArrowheads="1" noChangeAspect="1"/>
                     </pic:cNvPicPr>
                   </pic:nvPicPr>
                   <pic:blipFill>
-                    <a:blip r:embed="rId39"/>
+                    <a:blip r:embed="rId40"/>
                     <a:stretch>
                       <a:fillRect/>
                     </a:stretch>
@@ -3119,18 +3087,18 @@
                 <wp:inline>
                   <wp:extent cx="152400" cy="152400"/>
                   <wp:effectExtent b="0" l="0" r="0" t="0"/>
-                  <wp:docPr descr="" title="" id="43" name="Picture"/>
+                  <wp:docPr descr="" title="" id="44" name="Picture"/>
                   <a:graphic>
                     <a:graphicData uri="http://schemas.openxmlformats.org/drawingml/2006/picture">
                       <pic:pic>
                         <pic:nvPicPr>
-                          <pic:cNvPr descr="/Applications/Positron.app/Contents/Resources/app/quarto/share/formats/docx/important.png" id="44" name="Picture"/>
+                          <pic:cNvPr descr="/Applications/Positron.app/Contents/Resources/app/quarto/share/formats/docx/important.png" id="45" name="Picture"/>
                           <pic:cNvPicPr>
                             <a:picLocks noChangeArrowheads="1" noChangeAspect="1"/>
                           </pic:cNvPicPr>
                         </pic:nvPicPr>
                         <pic:blipFill>
-                          <a:blip r:embed="rId42"/>
+                          <a:blip r:embed="rId43"/>
                           <a:stretch>
                             <a:fillRect/>
                           </a:stretch>
@@ -3196,7 +3164,7 @@
               <w:rPr>
                 <w:rStyle w:val="VerbatimChar"/>
               </w:rPr>
-              <w:t xml:space="preserve">n_s</w:t>
+              <w:t xml:space="preserve">side</w:t>
             </w:r>
             <w:r>
               <w:t xml:space="preserve"> </w:t>
@@ -3211,7 +3179,7 @@
               <w:rPr>
                 <w:rStyle w:val="VerbatimChar"/>
               </w:rPr>
-              <w:t xml:space="preserve">length_mm</w:t>
+              <w:t xml:space="preserve">needle_length_mm</w:t>
             </w:r>
             <w:r>
               <w:t xml:space="preserve"> </w:t>
@@ -3278,18 +3246,18 @@
                 <wp:inline>
                   <wp:extent cx="152400" cy="152400"/>
                   <wp:effectExtent b="0" l="0" r="0" t="0"/>
-                  <wp:docPr descr="" title="" id="46" name="Picture"/>
+                  <wp:docPr descr="" title="" id="47" name="Picture"/>
                   <a:graphic>
                     <a:graphicData uri="http://schemas.openxmlformats.org/drawingml/2006/picture">
                       <pic:pic>
                         <pic:nvPicPr>
-                          <pic:cNvPr descr="/Applications/Positron.app/Contents/Resources/app/quarto/share/formats/docx/warning.png" id="47" name="Picture"/>
+                          <pic:cNvPr descr="/Applications/Positron.app/Contents/Resources/app/quarto/share/formats/docx/warning.png" id="48" name="Picture"/>
                           <pic:cNvPicPr>
                             <a:picLocks noChangeArrowheads="1" noChangeAspect="1"/>
                           </pic:cNvPicPr>
                         </pic:nvPicPr>
                         <pic:blipFill>
-                          <a:blip r:embed="rId45"/>
+                          <a:blip r:embed="rId46"/>
                           <a:stretch>
                             <a:fillRect/>
                           </a:stretch>
@@ -3383,7 +3351,7 @@
               <w:rPr>
                 <w:rStyle w:val="VerbatimChar"/>
               </w:rPr>
-              <w:t xml:space="preserve">n_s</w:t>
+              <w:t xml:space="preserve">side</w:t>
             </w:r>
             <w:r>
               <w:t xml:space="preserve"> </w:t>
@@ -3396,8 +3364,8 @@
         </w:tc>
       </w:tr>
     </w:tbl>
-    <w:bookmarkEnd w:id="48"/>
-    <w:bookmarkStart w:id="54" w:name="labs-every-piece-of-text-on-the-plot"/>
+    <w:bookmarkEnd w:id="49"/>
+    <w:bookmarkStart w:id="55" w:name="labs-every-piece-of-text-on-the-plot"/>
     <w:p>
       <w:pPr>
         <w:pStyle w:val="Heading2"/>
@@ -3453,7 +3421,7 @@
         <w:rPr>
           <w:rStyle w:val="NormalTok"/>
         </w:rPr>
-        <w:t xml:space="preserve"> n_s, </w:t>
+        <w:t xml:space="preserve"> side, </w:t>
       </w:r>
       <w:r>
         <w:rPr>
@@ -3465,7 +3433,7 @@
         <w:rPr>
           <w:rStyle w:val="NormalTok"/>
         </w:rPr>
-        <w:t xml:space="preserve"> length_mm, </w:t>
+        <w:t xml:space="preserve"> needle_length_mm, </w:t>
       </w:r>
       <w:r>
         <w:rPr>
@@ -3477,7 +3445,7 @@
         <w:rPr>
           <w:rStyle w:val="NormalTok"/>
         </w:rPr>
-        <w:t xml:space="preserve"> n_s)) </w:t>
+        <w:t xml:space="preserve"> side)) </w:t>
       </w:r>
       <w:r>
         <w:rPr>
@@ -3672,7 +3640,7 @@
         <w:rPr>
           <w:rStyle w:val="StringTok"/>
         </w:rPr>
-        <w:t xml:space="preserve">"Side of tree (shady = n, sunny = s)"</w:t>
+        <w:t xml:space="preserve">"Side of tree"</w:t>
       </w:r>
       <w:r>
         <w:rPr>
@@ -3771,7 +3739,7 @@
         <w:rPr>
           <w:rStyle w:val="StringTok"/>
         </w:rPr>
-        <w:t xml:space="preserve">"Data: pine_needles.csv"</w:t>
+        <w:t xml:space="preserve">"Data: pine_data.csv"</w:t>
       </w:r>
       <w:r>
         <w:br/>
@@ -3894,18 +3862,18 @@
           <wp:inline>
             <wp:extent cx="2752374" cy="2385391"/>
             <wp:effectExtent b="0" l="0" r="0" t="0"/>
-            <wp:docPr descr="" title="" id="50" name="Picture"/>
+            <wp:docPr descr="" title="" id="51" name="Picture"/>
             <a:graphic>
               <a:graphicData uri="http://schemas.openxmlformats.org/drawingml/2006/picture">
                 <pic:pic>
                   <pic:nvPicPr>
-                    <pic:cNvPr descr="graphing_effectively_lecture_files/figure-docx/unnamed-chunk-6-1.png" id="51" name="Picture"/>
+                    <pic:cNvPr descr="graphing_effectively_lecture_files/figure-docx/graphing-effectively-06-1.png" id="52" name="Picture"/>
                     <pic:cNvPicPr>
                       <a:picLocks noChangeArrowheads="1" noChangeAspect="1"/>
                     </pic:cNvPicPr>
                   </pic:nvPicPr>
                   <pic:blipFill>
-                    <a:blip r:embed="rId49"/>
+                    <a:blip r:embed="rId50"/>
                     <a:stretch>
                       <a:fillRect/>
                     </a:stretch>
@@ -4200,12 +4168,12 @@
                 <wp:inline>
                   <wp:extent cx="152400" cy="152400"/>
                   <wp:effectExtent b="0" l="0" r="0" t="0"/>
-                  <wp:docPr descr="" title="" id="52" name="Picture"/>
+                  <wp:docPr descr="" title="" id="53" name="Picture"/>
                   <a:graphic>
                     <a:graphicData uri="http://schemas.openxmlformats.org/drawingml/2006/picture">
                       <pic:pic>
                         <pic:nvPicPr>
-                          <pic:cNvPr descr="/Applications/Positron.app/Contents/Resources/app/quarto/share/formats/docx/note.png" id="53" name="Picture"/>
+                          <pic:cNvPr descr="/Applications/Positron.app/Contents/Resources/app/quarto/share/formats/docx/note.png" id="54" name="Picture"/>
                           <pic:cNvPicPr>
                             <a:picLocks noChangeArrowheads="1" noChangeAspect="1"/>
                           </pic:cNvPicPr>
@@ -4299,8 +4267,8 @@
         </w:tc>
       </w:tr>
     </w:tbl>
-    <w:bookmarkEnd w:id="54"/>
-    <w:bookmarkStart w:id="60" w:name="labs-the-legend-title-trap"/>
+    <w:bookmarkEnd w:id="55"/>
+    <w:bookmarkStart w:id="61" w:name="labs-the-legend-title-trap"/>
     <w:p>
       <w:pPr>
         <w:pStyle w:val="Heading2"/>
@@ -4365,7 +4333,7 @@
         <w:rPr>
           <w:rStyle w:val="NormalTok"/>
         </w:rPr>
-        <w:t xml:space="preserve"> n_s, </w:t>
+        <w:t xml:space="preserve"> side, </w:t>
       </w:r>
       <w:r>
         <w:rPr>
@@ -4377,7 +4345,7 @@
         <w:rPr>
           <w:rStyle w:val="NormalTok"/>
         </w:rPr>
-        <w:t xml:space="preserve"> length_mm, </w:t>
+        <w:t xml:space="preserve"> needle_length_mm, </w:t>
       </w:r>
       <w:r>
         <w:rPr>
@@ -4389,7 +4357,7 @@
         <w:rPr>
           <w:rStyle w:val="NormalTok"/>
         </w:rPr>
-        <w:t xml:space="preserve"> group)) </w:t>
+        <w:t xml:space="preserve"> team)) </w:t>
       </w:r>
       <w:r>
         <w:rPr>
@@ -4464,30 +4432,6 @@
         <w:rPr>
           <w:rStyle w:val="NormalTok"/>
         </w:rPr>
-        <w:t xml:space="preserve">, </w:t>
-      </w:r>
-      <w:r>
-        <w:rPr>
-          <w:rStyle w:val="AttributeTok"/>
-        </w:rPr>
-        <w:t xml:space="preserve">seed =</w:t>
-      </w:r>
-      <w:r>
-        <w:rPr>
-          <w:rStyle w:val="NormalTok"/>
-        </w:rPr>
-        <w:t xml:space="preserve"> </w:t>
-      </w:r>
-      <w:r>
-        <w:rPr>
-          <w:rStyle w:val="DecValTok"/>
-        </w:rPr>
-        <w:t xml:space="preserve">42</w:t>
-      </w:r>
-      <w:r>
-        <w:rPr>
-          <w:rStyle w:val="NormalTok"/>
-        </w:rPr>
         <w:t xml:space="preserve">)) </w:t>
       </w:r>
       <w:r>
@@ -4545,7 +4489,7 @@
         <w:rPr>
           <w:rStyle w:val="CommentTok"/>
         </w:rPr>
-        <w:t xml:space="preserve"># matches aes(color = group)</w:t>
+        <w:t xml:space="preserve"># matches aes(color = team)</w:t>
       </w:r>
     </w:p>
     <w:p>
@@ -4557,18 +4501,18 @@
           <wp:inline>
             <wp:extent cx="2752374" cy="2385391"/>
             <wp:effectExtent b="0" l="0" r="0" t="0"/>
-            <wp:docPr descr="" title="" id="56" name="Picture"/>
+            <wp:docPr descr="" title="" id="57" name="Picture"/>
             <a:graphic>
               <a:graphicData uri="http://schemas.openxmlformats.org/drawingml/2006/picture">
                 <pic:pic>
                   <pic:nvPicPr>
-                    <pic:cNvPr descr="graphing_effectively_lecture_files/figure-docx/unnamed-chunk-7-1.png" id="57" name="Picture"/>
+                    <pic:cNvPr descr="graphing_effectively_lecture_files/figure-docx/graphing-effectively-07-1.png" id="58" name="Picture"/>
                     <pic:cNvPicPr>
                       <a:picLocks noChangeArrowheads="1" noChangeAspect="1"/>
                     </pic:cNvPicPr>
                   </pic:nvPicPr>
                   <pic:blipFill>
-                    <a:blip r:embed="rId55"/>
+                    <a:blip r:embed="rId56"/>
                     <a:stretch>
                       <a:fillRect/>
                     </a:stretch>
@@ -4636,18 +4580,18 @@
                 <wp:inline>
                   <wp:extent cx="152400" cy="152400"/>
                   <wp:effectExtent b="0" l="0" r="0" t="0"/>
-                  <wp:docPr descr="" title="" id="58" name="Picture"/>
+                  <wp:docPr descr="" title="" id="59" name="Picture"/>
                   <a:graphic>
                     <a:graphicData uri="http://schemas.openxmlformats.org/drawingml/2006/picture">
                       <pic:pic>
                         <pic:nvPicPr>
-                          <pic:cNvPr descr="/Applications/Positron.app/Contents/Resources/app/quarto/share/formats/docx/warning.png" id="59" name="Picture"/>
+                          <pic:cNvPr descr="/Applications/Positron.app/Contents/Resources/app/quarto/share/formats/docx/warning.png" id="60" name="Picture"/>
                           <pic:cNvPicPr>
                             <a:picLocks noChangeArrowheads="1" noChangeAspect="1"/>
                           </pic:cNvPicPr>
                         </pic:nvPicPr>
                         <pic:blipFill>
-                          <a:blip r:embed="rId45"/>
+                          <a:blip r:embed="rId46"/>
                           <a:stretch>
                             <a:fillRect/>
                           </a:stretch>
@@ -4814,8 +4758,8 @@
         </w:tc>
       </w:tr>
     </w:tbl>
-    <w:bookmarkEnd w:id="60"/>
-    <w:bookmarkStart w:id="61" w:name="part-3-mapping-color-by-group"/>
+    <w:bookmarkEnd w:id="61"/>
+    <w:bookmarkStart w:id="62" w:name="part-3-mapping-color-by-group"/>
     <w:p>
       <w:pPr>
         <w:pStyle w:val="Heading2"/>
@@ -4824,8 +4768,8 @@
         <w:t xml:space="preserve">Part 3 · Mapping Color by Group</w:t>
       </w:r>
     </w:p>
-    <w:bookmarkEnd w:id="61"/>
-    <w:bookmarkStart w:id="67" w:name="mapping-color-by-group"/>
+    <w:bookmarkEnd w:id="62"/>
+    <w:bookmarkStart w:id="68" w:name="mapping-color-by-group"/>
     <w:p>
       <w:pPr>
         <w:pStyle w:val="Heading2"/>
@@ -4890,7 +4834,7 @@
         <w:rPr>
           <w:rStyle w:val="NormalTok"/>
         </w:rPr>
-        <w:t xml:space="preserve"> n_s, </w:t>
+        <w:t xml:space="preserve"> side, </w:t>
       </w:r>
       <w:r>
         <w:rPr>
@@ -4902,7 +4846,7 @@
         <w:rPr>
           <w:rStyle w:val="NormalTok"/>
         </w:rPr>
-        <w:t xml:space="preserve"> length_mm, </w:t>
+        <w:t xml:space="preserve"> needle_length_mm, </w:t>
       </w:r>
       <w:r>
         <w:rPr>
@@ -4914,7 +4858,7 @@
         <w:rPr>
           <w:rStyle w:val="NormalTok"/>
         </w:rPr>
-        <w:t xml:space="preserve"> group)) </w:t>
+        <w:t xml:space="preserve"> team)) </w:t>
       </w:r>
       <w:r>
         <w:rPr>
@@ -4993,30 +4937,6 @@
           <w:rStyle w:val="FloatTok"/>
         </w:rPr>
         <w:t xml:space="preserve">0.15</w:t>
-      </w:r>
-      <w:r>
-        <w:rPr>
-          <w:rStyle w:val="NormalTok"/>
-        </w:rPr>
-        <w:t xml:space="preserve">, </w:t>
-      </w:r>
-      <w:r>
-        <w:rPr>
-          <w:rStyle w:val="AttributeTok"/>
-        </w:rPr>
-        <w:t xml:space="preserve">seed =</w:t>
-      </w:r>
-      <w:r>
-        <w:rPr>
-          <w:rStyle w:val="NormalTok"/>
-        </w:rPr>
-        <w:t xml:space="preserve"> </w:t>
-      </w:r>
-      <w:r>
-        <w:rPr>
-          <w:rStyle w:val="DecValTok"/>
-        </w:rPr>
-        <w:t xml:space="preserve">42</w:t>
       </w:r>
       <w:r>
         <w:rPr>
@@ -5328,18 +5248,18 @@
           <wp:inline>
             <wp:extent cx="2752374" cy="2385391"/>
             <wp:effectExtent b="0" l="0" r="0" t="0"/>
-            <wp:docPr descr="" title="" id="63" name="Picture"/>
+            <wp:docPr descr="" title="" id="64" name="Picture"/>
             <a:graphic>
               <a:graphicData uri="http://schemas.openxmlformats.org/drawingml/2006/picture">
                 <pic:pic>
                   <pic:nvPicPr>
-                    <pic:cNvPr descr="graphing_effectively_lecture_files/figure-docx/unnamed-chunk-8-1.png" id="64" name="Picture"/>
+                    <pic:cNvPr descr="graphing_effectively_lecture_files/figure-docx/graphing-effectively-08-1.png" id="65" name="Picture"/>
                     <pic:cNvPicPr>
                       <a:picLocks noChangeArrowheads="1" noChangeAspect="1"/>
                     </pic:cNvPicPr>
                   </pic:nvPicPr>
                   <pic:blipFill>
-                    <a:blip r:embed="rId62"/>
+                    <a:blip r:embed="rId63"/>
                     <a:stretch>
                       <a:fillRect/>
                     </a:stretch>
@@ -5378,7 +5298,7 @@
         <w:rPr>
           <w:rStyle w:val="VerbatimChar"/>
         </w:rPr>
-        <w:t xml:space="preserve">color = group</w:t>
+        <w:t xml:space="preserve">color = team</w:t>
       </w:r>
       <w:r>
         <w:t xml:space="preserve"> </w:t>
@@ -5510,18 +5430,18 @@
                 <wp:inline>
                   <wp:extent cx="152400" cy="152400"/>
                   <wp:effectExtent b="0" l="0" r="0" t="0"/>
-                  <wp:docPr descr="" title="" id="65" name="Picture"/>
+                  <wp:docPr descr="" title="" id="66" name="Picture"/>
                   <a:graphic>
                     <a:graphicData uri="http://schemas.openxmlformats.org/drawingml/2006/picture">
                       <pic:pic>
                         <pic:nvPicPr>
-                          <pic:cNvPr descr="/Applications/Positron.app/Contents/Resources/app/quarto/share/formats/docx/warning.png" id="66" name="Picture"/>
+                          <pic:cNvPr descr="/Applications/Positron.app/Contents/Resources/app/quarto/share/formats/docx/warning.png" id="67" name="Picture"/>
                           <pic:cNvPicPr>
                             <a:picLocks noChangeArrowheads="1" noChangeAspect="1"/>
                           </pic:cNvPicPr>
                         </pic:nvPicPr>
                         <pic:blipFill>
-                          <a:blip r:embed="rId45"/>
+                          <a:blip r:embed="rId46"/>
                           <a:stretch>
                             <a:fillRect/>
                           </a:stretch>
@@ -5630,7 +5550,7 @@
               <w:rPr>
                 <w:rStyle w:val="VerbatimChar"/>
               </w:rPr>
-              <w:t xml:space="preserve">color = group</w:t>
+              <w:t xml:space="preserve">color = team</w:t>
             </w:r>
             <w:r>
               <w:t xml:space="preserve"> </w:t>
@@ -5677,8 +5597,8 @@
         </w:tc>
       </w:tr>
     </w:tbl>
-    <w:bookmarkEnd w:id="67"/>
-    <w:bookmarkStart w:id="68" w:name="Xf08595c4d194a25d736045d55a5dd7b4d215339"/>
+    <w:bookmarkEnd w:id="68"/>
+    <w:bookmarkStart w:id="69" w:name="Xf08595c4d194a25d736045d55a5dd7b4d215339"/>
     <w:p>
       <w:pPr>
         <w:pStyle w:val="Heading2"/>
@@ -5687,8 +5607,8 @@
         <w:t xml:space="preserve">Part 3b · Histograms and Density — Seeing the Whole Distribution</w:t>
       </w:r>
     </w:p>
-    <w:bookmarkEnd w:id="68"/>
-    <w:bookmarkStart w:id="76" w:name="histograms-the-shape-behind-the-summary"/>
+    <w:bookmarkEnd w:id="69"/>
+    <w:bookmarkStart w:id="77" w:name="histograms-the-shape-behind-the-summary"/>
     <w:p>
       <w:pPr>
         <w:pStyle w:val="Heading2"/>
@@ -5738,12 +5658,12 @@
                 <wp:inline>
                   <wp:extent cx="152400" cy="152400"/>
                   <wp:effectExtent b="0" l="0" r="0" t="0"/>
-                  <wp:docPr descr="" title="" id="69" name="Picture"/>
+                  <wp:docPr descr="" title="" id="70" name="Picture"/>
                   <a:graphic>
                     <a:graphicData uri="http://schemas.openxmlformats.org/drawingml/2006/picture">
                       <pic:pic>
                         <pic:nvPicPr>
-                          <pic:cNvPr descr="/Applications/Positron.app/Contents/Resources/app/quarto/share/formats/docx/note.png" id="70" name="Picture"/>
+                          <pic:cNvPr descr="/Applications/Positron.app/Contents/Resources/app/quarto/share/formats/docx/note.png" id="71" name="Picture"/>
                           <pic:cNvPicPr>
                             <a:picLocks noChangeArrowheads="1" noChangeAspect="1"/>
                           </pic:cNvPicPr>
@@ -5816,7 +5736,7 @@
               <w:t xml:space="preserve"> </w:t>
             </w:r>
             <w:r>
-              <w:t xml:space="preserve">We found</w:t>
+              <w:t xml:space="preserve">In Describing Your Data we found the overall</w:t>
             </w:r>
             <w:r>
               <w:t xml:space="preserve"> </w:t>
@@ -5825,13 +5745,13 @@
               <w:rPr>
                 <w:rStyle w:val="VerbatimChar"/>
               </w:rPr>
-              <w:t xml:space="preserve">mean(length_mm)</w:t>
-            </w:r>
-            <w:r>
-              <w:t xml:space="preserve"> </w:t>
-            </w:r>
-            <w:r>
-              <w:t xml:space="preserve">≈ 17.7 in Describing Your Data, with a fairly small gap from the median. What shape do you expect the full distribution to have — symmetric, or skewed?</w:t>
+              <w:t xml:space="preserve">mean(needle_length_mm)</w:t>
+            </w:r>
+            <w:r>
+              <w:t xml:space="preserve"> </w:t>
+            </w:r>
+            <w:r>
+              <w:t xml:space="preserve">≈ 14.67 and the median ≈ 14.55 — nearly identical. What shape do you expect the full distribution to have — symmetric, or skewed?</w:t>
             </w:r>
           </w:p>
           <w:p/>
@@ -5876,7 +5796,7 @@
         <w:rPr>
           <w:rStyle w:val="NormalTok"/>
         </w:rPr>
-        <w:t xml:space="preserve"> length_mm)) </w:t>
+        <w:t xml:space="preserve"> needle_length_mm)) </w:t>
       </w:r>
       <w:r>
         <w:rPr>
@@ -6167,18 +6087,18 @@
           <wp:inline>
             <wp:extent cx="2752374" cy="2385391"/>
             <wp:effectExtent b="0" l="0" r="0" t="0"/>
-            <wp:docPr descr="" title="" id="72" name="Picture"/>
+            <wp:docPr descr="" title="" id="73" name="Picture"/>
             <a:graphic>
               <a:graphicData uri="http://schemas.openxmlformats.org/drawingml/2006/picture">
                 <pic:pic>
                   <pic:nvPicPr>
-                    <pic:cNvPr descr="graphing_effectively_lecture_files/figure-docx/unnamed-chunk-9-1.png" id="73" name="Picture"/>
+                    <pic:cNvPr descr="graphing_effectively_lecture_files/figure-docx/graphing-effectively-09-1.png" id="74" name="Picture"/>
                     <pic:cNvPicPr>
                       <a:picLocks noChangeArrowheads="1" noChangeAspect="1"/>
                     </pic:cNvPicPr>
                   </pic:nvPicPr>
                   <pic:blipFill>
-                    <a:blip r:embed="rId71"/>
+                    <a:blip r:embed="rId72"/>
                     <a:stretch>
                       <a:fillRect/>
                     </a:stretch>
@@ -6295,18 +6215,18 @@
                 <wp:inline>
                   <wp:extent cx="152400" cy="152400"/>
                   <wp:effectExtent b="0" l="0" r="0" t="0"/>
-                  <wp:docPr descr="" title="" id="74" name="Picture"/>
+                  <wp:docPr descr="" title="" id="75" name="Picture"/>
                   <a:graphic>
                     <a:graphicData uri="http://schemas.openxmlformats.org/drawingml/2006/picture">
                       <pic:pic>
                         <pic:nvPicPr>
-                          <pic:cNvPr descr="/Applications/Positron.app/Contents/Resources/app/quarto/share/formats/docx/tip.png" id="75" name="Picture"/>
+                          <pic:cNvPr descr="/Applications/Positron.app/Contents/Resources/app/quarto/share/formats/docx/tip.png" id="76" name="Picture"/>
                           <pic:cNvPicPr>
                             <a:picLocks noChangeArrowheads="1" noChangeAspect="1"/>
                           </pic:cNvPicPr>
                         </pic:nvPicPr>
                         <pic:blipFill>
-                          <a:blip r:embed="rId18"/>
+                          <a:blip r:embed="rId19"/>
                           <a:stretch>
                             <a:fillRect/>
                           </a:stretch>
@@ -6427,8 +6347,8 @@
         </w:tc>
       </w:tr>
     </w:tbl>
-    <w:bookmarkEnd w:id="76"/>
-    <w:bookmarkStart w:id="82" w:name="X9b8a37a62064f256b2c6d30aa27eaadc5796680"/>
+    <w:bookmarkEnd w:id="77"/>
+    <w:bookmarkStart w:id="83" w:name="X9b8a37a62064f256b2c6d30aa27eaadc5796680"/>
     <w:p>
       <w:pPr>
         <w:pStyle w:val="Heading2"/>
@@ -6505,7 +6425,7 @@
         <w:rPr>
           <w:rStyle w:val="NormalTok"/>
         </w:rPr>
-        <w:t xml:space="preserve"> length_mm, </w:t>
+        <w:t xml:space="preserve"> needle_length_mm, </w:t>
       </w:r>
       <w:r>
         <w:rPr>
@@ -6517,7 +6437,7 @@
         <w:rPr>
           <w:rStyle w:val="NormalTok"/>
         </w:rPr>
-        <w:t xml:space="preserve"> n_s)) </w:t>
+        <w:t xml:space="preserve"> side)) </w:t>
       </w:r>
       <w:r>
         <w:rPr>
@@ -6655,7 +6575,7 @@
         <w:rPr>
           <w:rStyle w:val="NormalTok"/>
         </w:rPr>
-        <w:t xml:space="preserve">n_s, </w:t>
+        <w:t xml:space="preserve">side, </w:t>
       </w:r>
       <w:r>
         <w:rPr>
@@ -6892,18 +6812,18 @@
           <wp:inline>
             <wp:extent cx="2752374" cy="2385391"/>
             <wp:effectExtent b="0" l="0" r="0" t="0"/>
-            <wp:docPr descr="" title="" id="78" name="Picture"/>
+            <wp:docPr descr="" title="" id="79" name="Picture"/>
             <a:graphic>
               <a:graphicData uri="http://schemas.openxmlformats.org/drawingml/2006/picture">
                 <pic:pic>
                   <pic:nvPicPr>
-                    <pic:cNvPr descr="graphing_effectively_lecture_files/figure-docx/unnamed-chunk-10-1.png" id="79" name="Picture"/>
+                    <pic:cNvPr descr="graphing_effectively_lecture_files/figure-docx/graphing-effectively-10-1.png" id="80" name="Picture"/>
                     <pic:cNvPicPr>
                       <a:picLocks noChangeArrowheads="1" noChangeAspect="1"/>
                     </pic:cNvPicPr>
                   </pic:nvPicPr>
                   <pic:blipFill>
-                    <a:blip r:embed="rId77"/>
+                    <a:blip r:embed="rId78"/>
                     <a:stretch>
                       <a:fillRect/>
                     </a:stretch>
@@ -6971,12 +6891,12 @@
                 <wp:inline>
                   <wp:extent cx="152400" cy="152400"/>
                   <wp:effectExtent b="0" l="0" r="0" t="0"/>
-                  <wp:docPr descr="" title="" id="80" name="Picture"/>
+                  <wp:docPr descr="" title="" id="81" name="Picture"/>
                   <a:graphic>
                     <a:graphicData uri="http://schemas.openxmlformats.org/drawingml/2006/picture">
                       <pic:pic>
                         <pic:nvPicPr>
-                          <pic:cNvPr descr="/Applications/Positron.app/Contents/Resources/app/quarto/share/formats/docx/note.png" id="81" name="Picture"/>
+                          <pic:cNvPr descr="/Applications/Positron.app/Contents/Resources/app/quarto/share/formats/docx/note.png" id="82" name="Picture"/>
                           <pic:cNvPicPr>
                             <a:picLocks noChangeArrowheads="1" noChangeAspect="1"/>
                           </pic:cNvPicPr>
@@ -7061,8 +6981,8 @@
         </w:tc>
       </w:tr>
     </w:tbl>
-    <w:bookmarkEnd w:id="82"/>
-    <w:bookmarkStart w:id="88" w:name="density-curves-a-smoothed-alternative"/>
+    <w:bookmarkEnd w:id="83"/>
+    <w:bookmarkStart w:id="89" w:name="density-curves-a-smoothed-alternative"/>
     <w:p>
       <w:pPr>
         <w:pStyle w:val="Heading2"/>
@@ -7109,7 +7029,7 @@
         <w:rPr>
           <w:rStyle w:val="NormalTok"/>
         </w:rPr>
-        <w:t xml:space="preserve"> length_mm, </w:t>
+        <w:t xml:space="preserve"> needle_length_mm, </w:t>
       </w:r>
       <w:r>
         <w:rPr>
@@ -7121,7 +7041,7 @@
         <w:rPr>
           <w:rStyle w:val="NormalTok"/>
         </w:rPr>
-        <w:t xml:space="preserve"> n_s)) </w:t>
+        <w:t xml:space="preserve"> side)) </w:t>
       </w:r>
       <w:r>
         <w:rPr>
@@ -7397,18 +7317,18 @@
           <wp:inline>
             <wp:extent cx="2752374" cy="2385391"/>
             <wp:effectExtent b="0" l="0" r="0" t="0"/>
-            <wp:docPr descr="" title="" id="84" name="Picture"/>
+            <wp:docPr descr="" title="" id="85" name="Picture"/>
             <a:graphic>
               <a:graphicData uri="http://schemas.openxmlformats.org/drawingml/2006/picture">
                 <pic:pic>
                   <pic:nvPicPr>
-                    <pic:cNvPr descr="graphing_effectively_lecture_files/figure-docx/unnamed-chunk-11-1.png" id="85" name="Picture"/>
+                    <pic:cNvPr descr="graphing_effectively_lecture_files/figure-docx/graphing-effectively-11-1.png" id="86" name="Picture"/>
                     <pic:cNvPicPr>
                       <a:picLocks noChangeArrowheads="1" noChangeAspect="1"/>
                     </pic:cNvPicPr>
                   </pic:nvPicPr>
                   <pic:blipFill>
-                    <a:blip r:embed="rId83"/>
+                    <a:blip r:embed="rId84"/>
                     <a:stretch>
                       <a:fillRect/>
                     </a:stretch>
@@ -7476,18 +7396,18 @@
                 <wp:inline>
                   <wp:extent cx="152400" cy="152400"/>
                   <wp:effectExtent b="0" l="0" r="0" t="0"/>
-                  <wp:docPr descr="" title="" id="86" name="Picture"/>
+                  <wp:docPr descr="" title="" id="87" name="Picture"/>
                   <a:graphic>
                     <a:graphicData uri="http://schemas.openxmlformats.org/drawingml/2006/picture">
                       <pic:pic>
                         <pic:nvPicPr>
-                          <pic:cNvPr descr="/Applications/Positron.app/Contents/Resources/app/quarto/share/formats/docx/tip.png" id="87" name="Picture"/>
+                          <pic:cNvPr descr="/Applications/Positron.app/Contents/Resources/app/quarto/share/formats/docx/tip.png" id="88" name="Picture"/>
                           <pic:cNvPicPr>
                             <a:picLocks noChangeArrowheads="1" noChangeAspect="1"/>
                           </pic:cNvPicPr>
                         </pic:nvPicPr>
                         <pic:blipFill>
-                          <a:blip r:embed="rId18"/>
+                          <a:blip r:embed="rId19"/>
                           <a:stretch>
                             <a:fillRect/>
                           </a:stretch>
@@ -7566,8 +7486,8 @@
         </w:tc>
       </w:tr>
     </w:tbl>
-    <w:bookmarkEnd w:id="88"/>
-    <w:bookmarkStart w:id="89" w:name="part-4-mean-se-plotted-directly"/>
+    <w:bookmarkEnd w:id="89"/>
+    <w:bookmarkStart w:id="90" w:name="part-4-mean-se-plotted-directly"/>
     <w:p>
       <w:pPr>
         <w:pStyle w:val="Heading2"/>
@@ -7576,8 +7496,8 @@
         <w:t xml:space="preserve">Part 4 · Mean ± SE — Plotted Directly</w:t>
       </w:r>
     </w:p>
-    <w:bookmarkEnd w:id="89"/>
-    <w:bookmarkStart w:id="95" w:name="mean-se-plotted-directly"/>
+    <w:bookmarkEnd w:id="90"/>
+    <w:bookmarkStart w:id="96" w:name="mean-se-plotted-directly"/>
     <w:p>
       <w:pPr>
         <w:pStyle w:val="Heading2"/>
@@ -7642,7 +7562,7 @@
         <w:rPr>
           <w:rStyle w:val="NormalTok"/>
         </w:rPr>
-        <w:t xml:space="preserve"> n_s, </w:t>
+        <w:t xml:space="preserve"> side, </w:t>
       </w:r>
       <w:r>
         <w:rPr>
@@ -7654,7 +7574,7 @@
         <w:rPr>
           <w:rStyle w:val="NormalTok"/>
         </w:rPr>
-        <w:t xml:space="preserve"> length_mm, </w:t>
+        <w:t xml:space="preserve"> needle_length_mm, </w:t>
       </w:r>
       <w:r>
         <w:rPr>
@@ -7666,7 +7586,7 @@
         <w:rPr>
           <w:rStyle w:val="NormalTok"/>
         </w:rPr>
-        <w:t xml:space="preserve"> n_s)) </w:t>
+        <w:t xml:space="preserve"> side)) </w:t>
       </w:r>
       <w:r>
         <w:rPr>
@@ -7745,30 +7665,6 @@
           <w:rStyle w:val="FloatTok"/>
         </w:rPr>
         <w:t xml:space="preserve">0.15</w:t>
-      </w:r>
-      <w:r>
-        <w:rPr>
-          <w:rStyle w:val="NormalTok"/>
-        </w:rPr>
-        <w:t xml:space="preserve">, </w:t>
-      </w:r>
-      <w:r>
-        <w:rPr>
-          <w:rStyle w:val="AttributeTok"/>
-        </w:rPr>
-        <w:t xml:space="preserve">seed =</w:t>
-      </w:r>
-      <w:r>
-        <w:rPr>
-          <w:rStyle w:val="NormalTok"/>
-        </w:rPr>
-        <w:t xml:space="preserve"> </w:t>
-      </w:r>
-      <w:r>
-        <w:rPr>
-          <w:rStyle w:val="DecValTok"/>
-        </w:rPr>
-        <w:t xml:space="preserve">42</w:t>
       </w:r>
       <w:r>
         <w:rPr>
@@ -8335,18 +8231,18 @@
           <wp:inline>
             <wp:extent cx="2752374" cy="2385391"/>
             <wp:effectExtent b="0" l="0" r="0" t="0"/>
-            <wp:docPr descr="" title="" id="91" name="Picture"/>
+            <wp:docPr descr="" title="" id="92" name="Picture"/>
             <a:graphic>
               <a:graphicData uri="http://schemas.openxmlformats.org/drawingml/2006/picture">
                 <pic:pic>
                   <pic:nvPicPr>
-                    <pic:cNvPr descr="graphing_effectively_lecture_files/figure-docx/unnamed-chunk-12-1.png" id="92" name="Picture"/>
+                    <pic:cNvPr descr="graphing_effectively_lecture_files/figure-docx/graphing-effectively-12-1.png" id="93" name="Picture"/>
                     <pic:cNvPicPr>
                       <a:picLocks noChangeArrowheads="1" noChangeAspect="1"/>
                     </pic:cNvPicPr>
                   </pic:nvPicPr>
                   <pic:blipFill>
-                    <a:blip r:embed="rId90"/>
+                    <a:blip r:embed="rId91"/>
                     <a:stretch>
                       <a:fillRect/>
                     </a:stretch>
@@ -8549,6 +8445,182 @@
       </w:r>
       <w:r>
         <w:t xml:space="preserve">step required first.</w:t>
+      </w:r>
+    </w:p>
+    <w:tbl>
+      <w:tblPr>
+        <w:tblStyle w:val="Table"/>
+        <w:tblLook w:firstRow="0" w:lastRow="0" w:firstColumn="0" w:lastColumn="0" w:noHBand="0" w:noVBand="0" w:val="0000"/>
+        <w:tblBorders>
+          <w:top w:val="single" w:sz="4" w:space="0" w:color="EB9113"/>
+          <w:left w:val="single" w:sz="24" w:space="0" w:color="EB9113"/>
+          <w:bottom w:val="single" w:sz="4" w:space="0" w:color="EB9113"/>
+          <w:right w:val="single" w:sz="4" w:space="0" w:color="EB9113"/>
+        </w:tblBorders>
+        <w:tblCellMar>
+          <w:left w:w="144" w:type="dxa"/>
+          <w:right w:w="144" w:type="dxa"/>
+        </w:tblCellMar>
+        <w:tblLook w:firstRow="0" w:lastRow="0" w:firstColumn="0" w:lastColumn="0" w:noHBand="0" w:noVBand="0" w:val="0000"/>
+      </w:tblPr>
+      <w:tr>
+        <w:trPr>
+          <w:cantSplit/>
+        </w:trPr>
+        <w:tc>
+          <w:tcPr>
+            <w:shd w:color="auto" w:fill="fcefdc" w:val="clear"/>
+            <w:tcMar>
+              <w:top w:w="92" w:type="dxa"/>
+              <w:bottom w:w="92" w:type="dxa"/>
+            </w:tcMar>
+          </w:tcPr>
+          <w:p>
+            <w:pPr>
+              <w:pStyle w:val="BodyText"/>
+            </w:pPr>
+            <w:pPr>
+              <w:spacing w:before="0" w:after="0"/>
+              <w:textAlignment w:val="center"/>
+            </w:pPr>
+            <w:r>
+              <w:drawing>
+                <wp:inline>
+                  <wp:extent cx="152400" cy="152400"/>
+                  <wp:effectExtent b="0" l="0" r="0" t="0"/>
+                  <wp:docPr descr="" title="" id="94" name="Picture"/>
+                  <a:graphic>
+                    <a:graphicData uri="http://schemas.openxmlformats.org/drawingml/2006/picture">
+                      <pic:pic>
+                        <pic:nvPicPr>
+                          <pic:cNvPr descr="/Applications/Positron.app/Contents/Resources/app/quarto/share/formats/docx/warning.png" id="95" name="Picture"/>
+                          <pic:cNvPicPr>
+                            <a:picLocks noChangeArrowheads="1" noChangeAspect="1"/>
+                          </pic:cNvPicPr>
+                        </pic:nvPicPr>
+                        <pic:blipFill>
+                          <a:blip r:embed="rId46"/>
+                          <a:stretch>
+                            <a:fillRect/>
+                          </a:stretch>
+                        </pic:blipFill>
+                        <pic:spPr bwMode="auto">
+                          <a:xfrm>
+                            <a:off x="0" y="0"/>
+                            <a:ext cx="152400" cy="152400"/>
+                          </a:xfrm>
+                          <a:prstGeom prst="rect">
+                            <a:avLst/>
+                          </a:prstGeom>
+                          <a:noFill/>
+                          <a:ln w="9525">
+                            <a:noFill/>
+                            <a:headEnd/>
+                            <a:tailEnd/>
+                          </a:ln>
+                        </pic:spPr>
+                      </pic:pic>
+                    </a:graphicData>
+                  </a:graphic>
+                </wp:inline>
+              </w:drawing>
+            </w:r>
+            <w:r>
+              <w:t xml:space="preserve"> </w:t>
+            </w:r>
+            <w:r>
+              <w:t xml:space="preserve"> </w:t>
+            </w:r>
+            <w:r>
+              <w:t xml:space="preserve">Warning</w:t>
+            </w:r>
+          </w:p>
+        </w:tc>
+      </w:tr>
+      <w:tr>
+        <w:trPr>
+          <w:cantSplit/>
+        </w:trPr>
+        <w:tc>
+          <w:tcPr>
+            <w:tcMar>
+              <w:top w:w="108" w:type="dxa"/>
+              <w:bottom w:w="108" w:type="dxa"/>
+            </w:tcMar>
+          </w:tcPr>
+          <w:p>
+            <w:pPr>
+              <w:pStyle w:val="BodyText"/>
+            </w:pPr>
+            <w:pPr>
+              <w:spacing w:before="16"/>
+            </w:pPr>
+            <w:r>
+              <w:rPr>
+                <w:b/>
+                <w:bCs/>
+              </w:rPr>
+              <w:t xml:space="preserve">⚠️ Convenient, but read the fine print</w:t>
+            </w:r>
+          </w:p>
+          <w:p>
+            <w:pPr>
+              <w:pStyle w:val="BodyText"/>
+            </w:pPr>
+            <w:pPr>
+              <w:spacing w:after="16"/>
+            </w:pPr>
+            <w:r>
+              <w:t xml:space="preserve">“Straight from the raw data”</w:t>
+            </w:r>
+            <w:r>
+              <w:t xml:space="preserve"> </w:t>
+            </w:r>
+            <w:r>
+              <w:t xml:space="preserve">means it used</w:t>
+            </w:r>
+            <w:r>
+              <w:t xml:space="preserve"> </w:t>
+            </w:r>
+            <w:r>
+              <w:rPr>
+                <w:b/>
+                <w:bCs/>
+              </w:rPr>
+              <w:t xml:space="preserve">all 64 needles</w:t>
+            </w:r>
+            <w:r>
+              <w:t xml:space="preserve">. Those are the</w:t>
+            </w:r>
+            <w:r>
+              <w:t xml:space="preserve"> </w:t>
+            </w:r>
+            <w:r>
+              <w:rPr>
+                <w:i/>
+                <w:iCs/>
+              </w:rPr>
+              <w:t xml:space="preserve">naive</w:t>
+            </w:r>
+            <w:r>
+              <w:t xml:space="preserve"> </w:t>
+            </w:r>
+            <w:r>
+              <w:t xml:space="preserve">error bars from Describing Your Data — the ones that treat 8 needles from one tree as 8 independent facts.</w:t>
+            </w:r>
+          </w:p>
+          <w:p/>
+        </w:tc>
+      </w:tr>
+    </w:tbl>
+    <w:bookmarkEnd w:id="96"/>
+    <w:bookmarkStart w:id="106" w:name="Xf6ca526f669cf17d02f04b87468560feb38389b"/>
+    <w:p>
+      <w:pPr>
+        <w:pStyle w:val="Heading2"/>
+      </w:pPr>
+      <w:r>
+        <w:t xml:space="preserve">The error bar is a claim — make it an honest one</w:t>
       </w:r>
     </w:p>
     <w:tbl>
@@ -8581,7 +8653,7 @@
           </w:tcPr>
           <w:p>
             <w:pPr>
-              <w:pStyle w:val="BodyText"/>
+              <w:pStyle w:val="FirstParagraph"/>
             </w:pPr>
             <w:pPr>
               <w:spacing w:before="0" w:after="0"/>
@@ -8592,12 +8664,12 @@
                 <wp:inline>
                   <wp:extent cx="152400" cy="152400"/>
                   <wp:effectExtent b="0" l="0" r="0" t="0"/>
-                  <wp:docPr descr="" title="" id="93" name="Picture"/>
+                  <wp:docPr descr="" title="" id="97" name="Picture"/>
                   <a:graphic>
                     <a:graphicData uri="http://schemas.openxmlformats.org/drawingml/2006/picture">
                       <pic:pic>
                         <pic:nvPicPr>
-                          <pic:cNvPr descr="/Applications/Positron.app/Contents/Resources/app/quarto/share/formats/docx/note.png" id="94" name="Picture"/>
+                          <pic:cNvPr descr="/Applications/Positron.app/Contents/Resources/app/quarto/share/formats/docx/note.png" id="98" name="Picture"/>
                           <pic:cNvPicPr>
                             <a:picLocks noChangeArrowheads="1" noChangeAspect="1"/>
                           </pic:cNvPicPr>
@@ -8657,51 +8729,42 @@
               <w:pStyle w:val="BodyText"/>
             </w:pPr>
             <w:pPr>
-              <w:spacing w:before="16"/>
+              <w:spacing w:before="16" w:after="16"/>
             </w:pPr>
             <w:r>
               <w:rPr>
                 <w:b/>
                 <w:bCs/>
               </w:rPr>
-              <w:t xml:space="preserve">✅ Key idea</w:t>
-            </w:r>
-          </w:p>
-          <w:p>
-            <w:pPr>
-              <w:pStyle w:val="BodyText"/>
-            </w:pPr>
-            <w:pPr>
-              <w:spacing w:after="16"/>
-            </w:pPr>
-            <w:r>
-              <w:t xml:space="preserve">This is the exact same mean and SE you calculated by hand in Describing Your Data — now you can see them.</w:t>
+              <w:t xml:space="preserve">🔮 Predict first:</w:t>
+            </w:r>
+            <w:r>
+              <w:t xml:space="preserve"> </w:t>
+            </w:r>
+            <w:r>
+              <w:t xml:space="preserve">We are about to draw the same two means, but with error bars built from the</w:t>
+            </w:r>
+            <w:r>
+              <w:t xml:space="preserve"> </w:t>
+            </w:r>
+            <w:r>
+              <w:rPr>
+                <w:b/>
+                <w:bCs/>
+              </w:rPr>
+              <w:t xml:space="preserve">4 tree means</w:t>
+            </w:r>
+            <w:r>
+              <w:t xml:space="preserve"> </w:t>
+            </w:r>
+            <w:r>
+              <w:t xml:space="preserve">instead of the 64 needles. Will the dots move? Will the bars?</w:t>
             </w:r>
           </w:p>
           <w:p/>
         </w:tc>
       </w:tr>
     </w:tbl>
-    <w:bookmarkEnd w:id="95"/>
-    <w:bookmarkStart w:id="96" w:name="part-5-faceting-one-panel-per-group"/>
-    <w:p>
-      <w:pPr>
-        <w:pStyle w:val="Heading2"/>
-      </w:pPr>
-      <w:r>
-        <w:t xml:space="preserve">Part 5 · Faceting — One Panel Per Group</w:t>
-      </w:r>
-    </w:p>
-    <w:bookmarkEnd w:id="96"/>
-    <w:bookmarkStart w:id="102" w:name="faceting-one-panel-per-group"/>
-    <w:p>
-      <w:pPr>
-        <w:pStyle w:val="Heading2"/>
-      </w:pPr>
-      <w:r>
-        <w:t xml:space="preserve">Faceting — One Panel Per Group</w:t>
-      </w:r>
-    </w:p>
     <w:p>
       <w:pPr>
         <w:pStyle w:val="SourceCode"/>
@@ -8710,7 +8773,7 @@
         <w:rPr>
           <w:rStyle w:val="NormalTok"/>
         </w:rPr>
-        <w:t xml:space="preserve">pine_facet_plot </w:t>
+        <w:t xml:space="preserve">team_means_df </w:t>
       </w:r>
       <w:r>
         <w:rPr>
@@ -8722,19 +8785,127 @@
         <w:rPr>
           <w:rStyle w:val="NormalTok"/>
         </w:rPr>
-        <w:t xml:space="preserve"> </w:t>
+        <w:t xml:space="preserve"> pine_df </w:t>
+      </w:r>
+      <w:r>
+        <w:rPr>
+          <w:rStyle w:val="SpecialCharTok"/>
+        </w:rPr>
+        <w:t xml:space="preserve">|&gt;</w:t>
+      </w:r>
+      <w:r>
+        <w:br/>
+      </w:r>
+      <w:r>
+        <w:rPr>
+          <w:rStyle w:val="NormalTok"/>
+        </w:rPr>
+        <w:t xml:space="preserve">  </w:t>
       </w:r>
       <w:r>
         <w:rPr>
           <w:rStyle w:val="FunctionTok"/>
         </w:rPr>
+        <w:t xml:space="preserve">group_by</w:t>
+      </w:r>
+      <w:r>
+        <w:rPr>
+          <w:rStyle w:val="NormalTok"/>
+        </w:rPr>
+        <w:t xml:space="preserve">(team, side) </w:t>
+      </w:r>
+      <w:r>
+        <w:rPr>
+          <w:rStyle w:val="SpecialCharTok"/>
+        </w:rPr>
+        <w:t xml:space="preserve">|&gt;</w:t>
+      </w:r>
+      <w:r>
+        <w:br/>
+      </w:r>
+      <w:r>
+        <w:rPr>
+          <w:rStyle w:val="NormalTok"/>
+        </w:rPr>
+        <w:t xml:space="preserve">  </w:t>
+      </w:r>
+      <w:r>
+        <w:rPr>
+          <w:rStyle w:val="FunctionTok"/>
+        </w:rPr>
+        <w:t xml:space="preserve">summarize</w:t>
+      </w:r>
+      <w:r>
+        <w:rPr>
+          <w:rStyle w:val="NormalTok"/>
+        </w:rPr>
+        <w:t xml:space="preserve">(</w:t>
+      </w:r>
+      <w:r>
+        <w:rPr>
+          <w:rStyle w:val="AttributeTok"/>
+        </w:rPr>
+        <w:t xml:space="preserve">team_mean_mm =</w:t>
+      </w:r>
+      <w:r>
+        <w:rPr>
+          <w:rStyle w:val="NormalTok"/>
+        </w:rPr>
+        <w:t xml:space="preserve"> </w:t>
+      </w:r>
+      <w:r>
+        <w:rPr>
+          <w:rStyle w:val="FunctionTok"/>
+        </w:rPr>
+        <w:t xml:space="preserve">mean</w:t>
+      </w:r>
+      <w:r>
+        <w:rPr>
+          <w:rStyle w:val="NormalTok"/>
+        </w:rPr>
+        <w:t xml:space="preserve">(needle_length_mm), </w:t>
+      </w:r>
+      <w:r>
+        <w:rPr>
+          <w:rStyle w:val="AttributeTok"/>
+        </w:rPr>
+        <w:t xml:space="preserve">.groups =</w:t>
+      </w:r>
+      <w:r>
+        <w:rPr>
+          <w:rStyle w:val="NormalTok"/>
+        </w:rPr>
+        <w:t xml:space="preserve"> </w:t>
+      </w:r>
+      <w:r>
+        <w:rPr>
+          <w:rStyle w:val="StringTok"/>
+        </w:rPr>
+        <w:t xml:space="preserve">"drop"</w:t>
+      </w:r>
+      <w:r>
+        <w:rPr>
+          <w:rStyle w:val="NormalTok"/>
+        </w:rPr>
+        <w:t xml:space="preserve">)</w:t>
+      </w:r>
+      <w:r>
+        <w:br/>
+      </w:r>
+      <w:r>
+        <w:br/>
+      </w:r>
+      <w:r>
+        <w:rPr>
+          <w:rStyle w:val="FunctionTok"/>
+        </w:rPr>
         <w:t xml:space="preserve">ggplot</w:t>
       </w:r>
       <w:r>
         <w:rPr>
           <w:rStyle w:val="NormalTok"/>
         </w:rPr>
-        <w:t xml:space="preserve">(pine_df, </w:t>
+        <w:t xml:space="preserve">(team_means_df, </w:t>
       </w:r>
       <w:r>
         <w:rPr>
@@ -8758,7 +8929,7 @@
         <w:rPr>
           <w:rStyle w:val="NormalTok"/>
         </w:rPr>
-        <w:t xml:space="preserve"> n_s, </w:t>
+        <w:t xml:space="preserve"> side, </w:t>
       </w:r>
       <w:r>
         <w:rPr>
@@ -8770,19 +8941,19 @@
         <w:rPr>
           <w:rStyle w:val="NormalTok"/>
         </w:rPr>
-        <w:t xml:space="preserve"> length_mm, </w:t>
-      </w:r>
-      <w:r>
-        <w:rPr>
-          <w:rStyle w:val="AttributeTok"/>
-        </w:rPr>
-        <w:t xml:space="preserve">fill =</w:t>
-      </w:r>
-      <w:r>
-        <w:rPr>
-          <w:rStyle w:val="NormalTok"/>
-        </w:rPr>
-        <w:t xml:space="preserve"> n_s)) </w:t>
+        <w:t xml:space="preserve"> team_mean_mm, </w:t>
+      </w:r>
+      <w:r>
+        <w:rPr>
+          <w:rStyle w:val="AttributeTok"/>
+        </w:rPr>
+        <w:t xml:space="preserve">color =</w:t>
+      </w:r>
+      <w:r>
+        <w:rPr>
+          <w:rStyle w:val="NormalTok"/>
+        </w:rPr>
+        <w:t xml:space="preserve"> side)) </w:t>
       </w:r>
       <w:r>
         <w:rPr>
@@ -8803,7 +8974,7 @@
         <w:rPr>
           <w:rStyle w:val="FunctionTok"/>
         </w:rPr>
-        <w:t xml:space="preserve">geom_boxplot</w:t>
+        <w:t xml:space="preserve">geom_point</w:t>
       </w:r>
       <w:r>
         <w:rPr>
@@ -8815,6 +8986,30 @@
         <w:rPr>
           <w:rStyle w:val="AttributeTok"/>
         </w:rPr>
+        <w:t xml:space="preserve">size =</w:t>
+      </w:r>
+      <w:r>
+        <w:rPr>
+          <w:rStyle w:val="NormalTok"/>
+        </w:rPr>
+        <w:t xml:space="preserve"> </w:t>
+      </w:r>
+      <w:r>
+        <w:rPr>
+          <w:rStyle w:val="DecValTok"/>
+        </w:rPr>
+        <w:t xml:space="preserve">2</w:t>
+      </w:r>
+      <w:r>
+        <w:rPr>
+          <w:rStyle w:val="NormalTok"/>
+        </w:rPr>
+        <w:t xml:space="preserve">, </w:t>
+      </w:r>
+      <w:r>
+        <w:rPr>
+          <w:rStyle w:val="AttributeTok"/>
+        </w:rPr>
         <w:t xml:space="preserve">alpha =</w:t>
       </w:r>
       <w:r>
@@ -8833,25 +9028,145 @@
         <w:rPr>
           <w:rStyle w:val="NormalTok"/>
         </w:rPr>
+        <w:t xml:space="preserve">,</w:t>
+      </w:r>
+      <w:r>
+        <w:br/>
+      </w:r>
+      <w:r>
+        <w:rPr>
+          <w:rStyle w:val="NormalTok"/>
+        </w:rPr>
+        <w:t xml:space="preserve">             </w:t>
+      </w:r>
+      <w:r>
+        <w:rPr>
+          <w:rStyle w:val="AttributeTok"/>
+        </w:rPr>
+        <w:t xml:space="preserve">position =</w:t>
+      </w:r>
+      <w:r>
+        <w:rPr>
+          <w:rStyle w:val="NormalTok"/>
+        </w:rPr>
+        <w:t xml:space="preserve"> </w:t>
+      </w:r>
+      <w:r>
+        <w:rPr>
+          <w:rStyle w:val="FunctionTok"/>
+        </w:rPr>
+        <w:t xml:space="preserve">position_jitter</w:t>
+      </w:r>
+      <w:r>
+        <w:rPr>
+          <w:rStyle w:val="NormalTok"/>
+        </w:rPr>
+        <w:t xml:space="preserve">(</w:t>
+      </w:r>
+      <w:r>
+        <w:rPr>
+          <w:rStyle w:val="AttributeTok"/>
+        </w:rPr>
+        <w:t xml:space="preserve">width =</w:t>
+      </w:r>
+      <w:r>
+        <w:rPr>
+          <w:rStyle w:val="NormalTok"/>
+        </w:rPr>
+        <w:t xml:space="preserve"> </w:t>
+      </w:r>
+      <w:r>
+        <w:rPr>
+          <w:rStyle w:val="FloatTok"/>
+        </w:rPr>
+        <w:t xml:space="preserve">0.08</w:t>
+      </w:r>
+      <w:r>
+        <w:rPr>
+          <w:rStyle w:val="NormalTok"/>
+        </w:rPr>
+        <w:t xml:space="preserve">)) </w:t>
+      </w:r>
+      <w:r>
+        <w:rPr>
+          <w:rStyle w:val="SpecialCharTok"/>
+        </w:rPr>
+        <w:t xml:space="preserve">+</w:t>
+      </w:r>
+      <w:r>
+        <w:br/>
+      </w:r>
+      <w:r>
+        <w:rPr>
+          <w:rStyle w:val="NormalTok"/>
+        </w:rPr>
+        <w:t xml:space="preserve">  </w:t>
+      </w:r>
+      <w:r>
+        <w:rPr>
+          <w:rStyle w:val="FunctionTok"/>
+        </w:rPr>
+        <w:t xml:space="preserve">stat_summary</w:t>
+      </w:r>
+      <w:r>
+        <w:rPr>
+          <w:rStyle w:val="NormalTok"/>
+        </w:rPr>
+        <w:t xml:space="preserve">(</w:t>
+      </w:r>
+      <w:r>
+        <w:rPr>
+          <w:rStyle w:val="AttributeTok"/>
+        </w:rPr>
+        <w:t xml:space="preserve">fun =</w:t>
+      </w:r>
+      <w:r>
+        <w:rPr>
+          <w:rStyle w:val="NormalTok"/>
+        </w:rPr>
+        <w:t xml:space="preserve"> mean, </w:t>
+      </w:r>
+      <w:r>
+        <w:rPr>
+          <w:rStyle w:val="AttributeTok"/>
+        </w:rPr>
+        <w:t xml:space="preserve">geom =</w:t>
+      </w:r>
+      <w:r>
+        <w:rPr>
+          <w:rStyle w:val="NormalTok"/>
+        </w:rPr>
+        <w:t xml:space="preserve"> </w:t>
+      </w:r>
+      <w:r>
+        <w:rPr>
+          <w:rStyle w:val="StringTok"/>
+        </w:rPr>
+        <w:t xml:space="preserve">"point"</w:t>
+      </w:r>
+      <w:r>
+        <w:rPr>
+          <w:rStyle w:val="NormalTok"/>
+        </w:rPr>
         <w:t xml:space="preserve">, </w:t>
       </w:r>
       <w:r>
         <w:rPr>
           <w:rStyle w:val="AttributeTok"/>
         </w:rPr>
-        <w:t xml:space="preserve">outlier.shape =</w:t>
-      </w:r>
-      <w:r>
-        <w:rPr>
-          <w:rStyle w:val="NormalTok"/>
-        </w:rPr>
-        <w:t xml:space="preserve"> </w:t>
-      </w:r>
-      <w:r>
-        <w:rPr>
-          <w:rStyle w:val="ConstantTok"/>
-        </w:rPr>
-        <w:t xml:space="preserve">NA</w:t>
+        <w:t xml:space="preserve">size =</w:t>
+      </w:r>
+      <w:r>
+        <w:rPr>
+          <w:rStyle w:val="NormalTok"/>
+        </w:rPr>
+        <w:t xml:space="preserve"> </w:t>
+      </w:r>
+      <w:r>
+        <w:rPr>
+          <w:rStyle w:val="DecValTok"/>
+        </w:rPr>
+        <w:t xml:space="preserve">4</w:t>
       </w:r>
       <w:r>
         <w:rPr>
@@ -8878,7 +9193,7 @@
         <w:rPr>
           <w:rStyle w:val="FunctionTok"/>
         </w:rPr>
-        <w:t xml:space="preserve">facet_wrap</w:t>
+        <w:t xml:space="preserve">stat_summary</w:t>
       </w:r>
       <w:r>
         <w:rPr>
@@ -8888,15 +9203,204 @@
       </w:r>
       <w:r>
         <w:rPr>
+          <w:rStyle w:val="AttributeTok"/>
+        </w:rPr>
+        <w:t xml:space="preserve">fun.data =</w:t>
+      </w:r>
+      <w:r>
+        <w:rPr>
+          <w:rStyle w:val="NormalTok"/>
+        </w:rPr>
+        <w:t xml:space="preserve"> mean_se, </w:t>
+      </w:r>
+      <w:r>
+        <w:rPr>
+          <w:rStyle w:val="AttributeTok"/>
+        </w:rPr>
+        <w:t xml:space="preserve">geom =</w:t>
+      </w:r>
+      <w:r>
+        <w:rPr>
+          <w:rStyle w:val="NormalTok"/>
+        </w:rPr>
+        <w:t xml:space="preserve"> </w:t>
+      </w:r>
+      <w:r>
+        <w:rPr>
+          <w:rStyle w:val="StringTok"/>
+        </w:rPr>
+        <w:t xml:space="preserve">"errorbar"</w:t>
+      </w:r>
+      <w:r>
+        <w:rPr>
+          <w:rStyle w:val="NormalTok"/>
+        </w:rPr>
+        <w:t xml:space="preserve">,</w:t>
+      </w:r>
+      <w:r>
+        <w:br/>
+      </w:r>
+      <w:r>
+        <w:rPr>
+          <w:rStyle w:val="NormalTok"/>
+        </w:rPr>
+        <w:t xml:space="preserve">               </w:t>
+      </w:r>
+      <w:r>
+        <w:rPr>
+          <w:rStyle w:val="AttributeTok"/>
+        </w:rPr>
+        <w:t xml:space="preserve">width =</w:t>
+      </w:r>
+      <w:r>
+        <w:rPr>
+          <w:rStyle w:val="NormalTok"/>
+        </w:rPr>
+        <w:t xml:space="preserve"> </w:t>
+      </w:r>
+      <w:r>
+        <w:rPr>
+          <w:rStyle w:val="FloatTok"/>
+        </w:rPr>
+        <w:t xml:space="preserve">0.15</w:t>
+      </w:r>
+      <w:r>
+        <w:rPr>
+          <w:rStyle w:val="NormalTok"/>
+        </w:rPr>
+        <w:t xml:space="preserve">, </w:t>
+      </w:r>
+      <w:r>
+        <w:rPr>
+          <w:rStyle w:val="AttributeTok"/>
+        </w:rPr>
+        <w:t xml:space="preserve">linewidth =</w:t>
+      </w:r>
+      <w:r>
+        <w:rPr>
+          <w:rStyle w:val="NormalTok"/>
+        </w:rPr>
+        <w:t xml:space="preserve"> </w:t>
+      </w:r>
+      <w:r>
+        <w:rPr>
+          <w:rStyle w:val="FloatTok"/>
+        </w:rPr>
+        <w:t xml:space="preserve">0.9</w:t>
+      </w:r>
+      <w:r>
+        <w:rPr>
+          <w:rStyle w:val="NormalTok"/>
+        </w:rPr>
+        <w:t xml:space="preserve">) </w:t>
+      </w:r>
+      <w:r>
+        <w:rPr>
           <w:rStyle w:val="SpecialCharTok"/>
         </w:rPr>
-        <w:t xml:space="preserve">~</w:t>
-      </w:r>
-      <w:r>
-        <w:rPr>
-          <w:rStyle w:val="NormalTok"/>
-        </w:rPr>
-        <w:t xml:space="preserve">group) </w:t>
+        <w:t xml:space="preserve">+</w:t>
+      </w:r>
+      <w:r>
+        <w:br/>
+      </w:r>
+      <w:r>
+        <w:rPr>
+          <w:rStyle w:val="NormalTok"/>
+        </w:rPr>
+        <w:t xml:space="preserve">  </w:t>
+      </w:r>
+      <w:r>
+        <w:rPr>
+          <w:rStyle w:val="FunctionTok"/>
+        </w:rPr>
+        <w:t xml:space="preserve">labs</w:t>
+      </w:r>
+      <w:r>
+        <w:rPr>
+          <w:rStyle w:val="NormalTok"/>
+        </w:rPr>
+        <w:t xml:space="preserve">(</w:t>
+      </w:r>
+      <w:r>
+        <w:rPr>
+          <w:rStyle w:val="AttributeTok"/>
+        </w:rPr>
+        <w:t xml:space="preserve">title =</w:t>
+      </w:r>
+      <w:r>
+        <w:rPr>
+          <w:rStyle w:val="NormalTok"/>
+        </w:rPr>
+        <w:t xml:space="preserve"> </w:t>
+      </w:r>
+      <w:r>
+        <w:rPr>
+          <w:rStyle w:val="StringTok"/>
+        </w:rPr>
+        <w:t xml:space="preserve">"Mean ± SE, computed from 4 trees"</w:t>
+      </w:r>
+      <w:r>
+        <w:rPr>
+          <w:rStyle w:val="NormalTok"/>
+        </w:rPr>
+        <w:t xml:space="preserve">,</w:t>
+      </w:r>
+      <w:r>
+        <w:br/>
+      </w:r>
+      <w:r>
+        <w:rPr>
+          <w:rStyle w:val="NormalTok"/>
+        </w:rPr>
+        <w:t xml:space="preserve">       </w:t>
+      </w:r>
+      <w:r>
+        <w:rPr>
+          <w:rStyle w:val="AttributeTok"/>
+        </w:rPr>
+        <w:t xml:space="preserve">x =</w:t>
+      </w:r>
+      <w:r>
+        <w:rPr>
+          <w:rStyle w:val="NormalTok"/>
+        </w:rPr>
+        <w:t xml:space="preserve"> </w:t>
+      </w:r>
+      <w:r>
+        <w:rPr>
+          <w:rStyle w:val="StringTok"/>
+        </w:rPr>
+        <w:t xml:space="preserve">"Side of tree"</w:t>
+      </w:r>
+      <w:r>
+        <w:rPr>
+          <w:rStyle w:val="NormalTok"/>
+        </w:rPr>
+        <w:t xml:space="preserve">, </w:t>
+      </w:r>
+      <w:r>
+        <w:rPr>
+          <w:rStyle w:val="AttributeTok"/>
+        </w:rPr>
+        <w:t xml:space="preserve">y =</w:t>
+      </w:r>
+      <w:r>
+        <w:rPr>
+          <w:rStyle w:val="NormalTok"/>
+        </w:rPr>
+        <w:t xml:space="preserve"> </w:t>
+      </w:r>
+      <w:r>
+        <w:rPr>
+          <w:rStyle w:val="StringTok"/>
+        </w:rPr>
+        <w:t xml:space="preserve">"Mean needle length (mm)"</w:t>
+      </w:r>
+      <w:r>
+        <w:rPr>
+          <w:rStyle w:val="NormalTok"/>
+        </w:rPr>
+        <w:t xml:space="preserve">) </w:t>
       </w:r>
       <w:r>
         <w:rPr>
@@ -8917,7 +9421,7 @@
         <w:rPr>
           <w:rStyle w:val="FunctionTok"/>
         </w:rPr>
-        <w:t xml:space="preserve">labs</w:t>
+        <w:t xml:space="preserve">theme_minimal</w:t>
       </w:r>
       <w:r>
         <w:rPr>
@@ -8926,19 +9430,61 @@
         <w:t xml:space="preserve">(</w:t>
       </w:r>
       <w:r>
+        <w:rPr>
+          <w:rStyle w:val="AttributeTok"/>
+        </w:rPr>
+        <w:t xml:space="preserve">base_size =</w:t>
+      </w:r>
+      <w:r>
+        <w:rPr>
+          <w:rStyle w:val="NormalTok"/>
+        </w:rPr>
+        <w:t xml:space="preserve"> </w:t>
+      </w:r>
+      <w:r>
+        <w:rPr>
+          <w:rStyle w:val="DecValTok"/>
+        </w:rPr>
+        <w:t xml:space="preserve">9</w:t>
+      </w:r>
+      <w:r>
+        <w:rPr>
+          <w:rStyle w:val="NormalTok"/>
+        </w:rPr>
+        <w:t xml:space="preserve">) </w:t>
+      </w:r>
+      <w:r>
+        <w:rPr>
+          <w:rStyle w:val="SpecialCharTok"/>
+        </w:rPr>
+        <w:t xml:space="preserve">+</w:t>
+      </w:r>
+      <w:r>
         <w:br/>
       </w:r>
       <w:r>
         <w:rPr>
           <w:rStyle w:val="NormalTok"/>
         </w:rPr>
-        <w:t xml:space="preserve">    </w:t>
-      </w:r>
-      <w:r>
-        <w:rPr>
-          <w:rStyle w:val="AttributeTok"/>
-        </w:rPr>
-        <w:t xml:space="preserve">title =</w:t>
+        <w:t xml:space="preserve">  </w:t>
+      </w:r>
+      <w:r>
+        <w:rPr>
+          <w:rStyle w:val="FunctionTok"/>
+        </w:rPr>
+        <w:t xml:space="preserve">theme</w:t>
+      </w:r>
+      <w:r>
+        <w:rPr>
+          <w:rStyle w:val="NormalTok"/>
+        </w:rPr>
+        <w:t xml:space="preserve">(</w:t>
+      </w:r>
+      <w:r>
+        <w:rPr>
+          <w:rStyle w:val="AttributeTok"/>
+        </w:rPr>
+        <w:t xml:space="preserve">legend.position =</w:t>
       </w:r>
       <w:r>
         <w:rPr>
@@ -8950,177 +9496,6 @@
         <w:rPr>
           <w:rStyle w:val="StringTok"/>
         </w:rPr>
-        <w:t xml:space="preserve">"Needle Length by Side, Faceted by Team"</w:t>
-      </w:r>
-      <w:r>
-        <w:rPr>
-          <w:rStyle w:val="NormalTok"/>
-        </w:rPr>
-        <w:t xml:space="preserve">,</w:t>
-      </w:r>
-      <w:r>
-        <w:br/>
-      </w:r>
-      <w:r>
-        <w:rPr>
-          <w:rStyle w:val="NormalTok"/>
-        </w:rPr>
-        <w:t xml:space="preserve">    </w:t>
-      </w:r>
-      <w:r>
-        <w:rPr>
-          <w:rStyle w:val="AttributeTok"/>
-        </w:rPr>
-        <w:t xml:space="preserve">x =</w:t>
-      </w:r>
-      <w:r>
-        <w:rPr>
-          <w:rStyle w:val="NormalTok"/>
-        </w:rPr>
-        <w:t xml:space="preserve"> </w:t>
-      </w:r>
-      <w:r>
-        <w:rPr>
-          <w:rStyle w:val="StringTok"/>
-        </w:rPr>
-        <w:t xml:space="preserve">"Side of tree"</w:t>
-      </w:r>
-      <w:r>
-        <w:rPr>
-          <w:rStyle w:val="NormalTok"/>
-        </w:rPr>
-        <w:t xml:space="preserve">,</w:t>
-      </w:r>
-      <w:r>
-        <w:br/>
-      </w:r>
-      <w:r>
-        <w:rPr>
-          <w:rStyle w:val="NormalTok"/>
-        </w:rPr>
-        <w:t xml:space="preserve">    </w:t>
-      </w:r>
-      <w:r>
-        <w:rPr>
-          <w:rStyle w:val="AttributeTok"/>
-        </w:rPr>
-        <w:t xml:space="preserve">y =</w:t>
-      </w:r>
-      <w:r>
-        <w:rPr>
-          <w:rStyle w:val="NormalTok"/>
-        </w:rPr>
-        <w:t xml:space="preserve"> </w:t>
-      </w:r>
-      <w:r>
-        <w:rPr>
-          <w:rStyle w:val="StringTok"/>
-        </w:rPr>
-        <w:t xml:space="preserve">"Needle length (mm)"</w:t>
-      </w:r>
-      <w:r>
-        <w:br/>
-      </w:r>
-      <w:r>
-        <w:rPr>
-          <w:rStyle w:val="NormalTok"/>
-        </w:rPr>
-        <w:t xml:space="preserve">  ) </w:t>
-      </w:r>
-      <w:r>
-        <w:rPr>
-          <w:rStyle w:val="SpecialCharTok"/>
-        </w:rPr>
-        <w:t xml:space="preserve">+</w:t>
-      </w:r>
-      <w:r>
-        <w:br/>
-      </w:r>
-      <w:r>
-        <w:rPr>
-          <w:rStyle w:val="NormalTok"/>
-        </w:rPr>
-        <w:t xml:space="preserve">  </w:t>
-      </w:r>
-      <w:r>
-        <w:rPr>
-          <w:rStyle w:val="FunctionTok"/>
-        </w:rPr>
-        <w:t xml:space="preserve">theme_minimal</w:t>
-      </w:r>
-      <w:r>
-        <w:rPr>
-          <w:rStyle w:val="NormalTok"/>
-        </w:rPr>
-        <w:t xml:space="preserve">(</w:t>
-      </w:r>
-      <w:r>
-        <w:rPr>
-          <w:rStyle w:val="AttributeTok"/>
-        </w:rPr>
-        <w:t xml:space="preserve">base_size =</w:t>
-      </w:r>
-      <w:r>
-        <w:rPr>
-          <w:rStyle w:val="NormalTok"/>
-        </w:rPr>
-        <w:t xml:space="preserve"> </w:t>
-      </w:r>
-      <w:r>
-        <w:rPr>
-          <w:rStyle w:val="DecValTok"/>
-        </w:rPr>
-        <w:t xml:space="preserve">7</w:t>
-      </w:r>
-      <w:r>
-        <w:rPr>
-          <w:rStyle w:val="NormalTok"/>
-        </w:rPr>
-        <w:t xml:space="preserve">) </w:t>
-      </w:r>
-      <w:r>
-        <w:rPr>
-          <w:rStyle w:val="SpecialCharTok"/>
-        </w:rPr>
-        <w:t xml:space="preserve">+</w:t>
-      </w:r>
-      <w:r>
-        <w:br/>
-      </w:r>
-      <w:r>
-        <w:rPr>
-          <w:rStyle w:val="NormalTok"/>
-        </w:rPr>
-        <w:t xml:space="preserve">  </w:t>
-      </w:r>
-      <w:r>
-        <w:rPr>
-          <w:rStyle w:val="FunctionTok"/>
-        </w:rPr>
-        <w:t xml:space="preserve">theme</w:t>
-      </w:r>
-      <w:r>
-        <w:rPr>
-          <w:rStyle w:val="NormalTok"/>
-        </w:rPr>
-        <w:t xml:space="preserve">(</w:t>
-      </w:r>
-      <w:r>
-        <w:rPr>
-          <w:rStyle w:val="AttributeTok"/>
-        </w:rPr>
-        <w:t xml:space="preserve">legend.position =</w:t>
-      </w:r>
-      <w:r>
-        <w:rPr>
-          <w:rStyle w:val="NormalTok"/>
-        </w:rPr>
-        <w:t xml:space="preserve"> </w:t>
-      </w:r>
-      <w:r>
-        <w:rPr>
-          <w:rStyle w:val="StringTok"/>
-        </w:rPr>
         <w:t xml:space="preserve">"none"</w:t>
       </w:r>
       <w:r>
@@ -9128,18 +9503,6 @@
           <w:rStyle w:val="NormalTok"/>
         </w:rPr>
         <w:t xml:space="preserve">)</w:t>
-      </w:r>
-      <w:r>
-        <w:br/>
-      </w:r>
-      <w:r>
-        <w:br/>
-      </w:r>
-      <w:r>
-        <w:rPr>
-          <w:rStyle w:val="NormalTok"/>
-        </w:rPr>
-        <w:t xml:space="preserve">pine_facet_plot</w:t>
       </w:r>
     </w:p>
     <w:p>
@@ -9149,20 +9512,20 @@
       <w:r>
         <w:drawing>
           <wp:inline>
-            <wp:extent cx="2752374" cy="2385391"/>
+            <wp:extent cx="2935866" cy="2385391"/>
             <wp:effectExtent b="0" l="0" r="0" t="0"/>
-            <wp:docPr descr="" title="" id="98" name="Picture"/>
+            <wp:docPr descr="" title="" id="100" name="Picture"/>
             <a:graphic>
               <a:graphicData uri="http://schemas.openxmlformats.org/drawingml/2006/picture">
                 <pic:pic>
                   <pic:nvPicPr>
-                    <pic:cNvPr descr="graphing_effectively_lecture_files/figure-docx/unnamed-chunk-13-1.png" id="99" name="Picture"/>
+                    <pic:cNvPr descr="graphing_effectively_lecture_files/figure-docx/graphing-effectively-13-1.png" id="101" name="Picture"/>
                     <pic:cNvPicPr>
                       <a:picLocks noChangeArrowheads="1" noChangeAspect="1"/>
                     </pic:cNvPicPr>
                   </pic:nvPicPr>
                   <pic:blipFill>
-                    <a:blip r:embed="rId97"/>
+                    <a:blip r:embed="rId99"/>
                     <a:stretch>
                       <a:fillRect/>
                     </a:stretch>
@@ -9170,7 +9533,7 @@
                   <pic:spPr bwMode="auto">
                     <a:xfrm>
                       <a:off x="0" y="0"/>
-                      <a:ext cx="2752374" cy="2385391"/>
+                      <a:ext cx="2935866" cy="2385391"/>
                     </a:xfrm>
                     <a:prstGeom prst="rect">
                       <a:avLst/>
@@ -9189,71 +9552,180 @@
         </w:drawing>
       </w:r>
     </w:p>
+    <w:tbl>
+      <w:tblPr>
+        <w:tblStyle w:val="Table"/>
+        <w:tblLook w:firstRow="0" w:lastRow="0" w:firstColumn="0" w:lastColumn="0" w:noHBand="0" w:noVBand="0" w:val="0000"/>
+        <w:tblBorders>
+          <w:top w:val="single" w:sz="4" w:space="0" w:color="CC1914"/>
+          <w:left w:val="single" w:sz="24" w:space="0" w:color="CC1914"/>
+          <w:bottom w:val="single" w:sz="4" w:space="0" w:color="CC1914"/>
+          <w:right w:val="single" w:sz="4" w:space="0" w:color="CC1914"/>
+        </w:tblBorders>
+        <w:tblCellMar>
+          <w:left w:w="144" w:type="dxa"/>
+          <w:right w:w="144" w:type="dxa"/>
+        </w:tblCellMar>
+        <w:tblLook w:firstRow="0" w:lastRow="0" w:firstColumn="0" w:lastColumn="0" w:noHBand="0" w:noVBand="0" w:val="0000"/>
+      </w:tblPr>
+      <w:tr>
+        <w:trPr>
+          <w:cantSplit/>
+        </w:trPr>
+        <w:tc>
+          <w:tcPr>
+            <w:shd w:color="auto" w:fill="f7dddc" w:val="clear"/>
+            <w:tcMar>
+              <w:top w:w="92" w:type="dxa"/>
+              <w:bottom w:w="92" w:type="dxa"/>
+            </w:tcMar>
+          </w:tcPr>
+          <w:p>
+            <w:pPr>
+              <w:pStyle w:val="BodyText"/>
+            </w:pPr>
+            <w:pPr>
+              <w:spacing w:before="0" w:after="0"/>
+              <w:textAlignment w:val="center"/>
+            </w:pPr>
+            <w:r>
+              <w:drawing>
+                <wp:inline>
+                  <wp:extent cx="152400" cy="152400"/>
+                  <wp:effectExtent b="0" l="0" r="0" t="0"/>
+                  <wp:docPr descr="" title="" id="102" name="Picture"/>
+                  <a:graphic>
+                    <a:graphicData uri="http://schemas.openxmlformats.org/drawingml/2006/picture">
+                      <pic:pic>
+                        <pic:nvPicPr>
+                          <pic:cNvPr descr="/Applications/Positron.app/Contents/Resources/app/quarto/share/formats/docx/important.png" id="103" name="Picture"/>
+                          <pic:cNvPicPr>
+                            <a:picLocks noChangeArrowheads="1" noChangeAspect="1"/>
+                          </pic:cNvPicPr>
+                        </pic:nvPicPr>
+                        <pic:blipFill>
+                          <a:blip r:embed="rId43"/>
+                          <a:stretch>
+                            <a:fillRect/>
+                          </a:stretch>
+                        </pic:blipFill>
+                        <pic:spPr bwMode="auto">
+                          <a:xfrm>
+                            <a:off x="0" y="0"/>
+                            <a:ext cx="152400" cy="152400"/>
+                          </a:xfrm>
+                          <a:prstGeom prst="rect">
+                            <a:avLst/>
+                          </a:prstGeom>
+                          <a:noFill/>
+                          <a:ln w="9525">
+                            <a:noFill/>
+                            <a:headEnd/>
+                            <a:tailEnd/>
+                          </a:ln>
+                        </pic:spPr>
+                      </pic:pic>
+                    </a:graphicData>
+                  </a:graphic>
+                </wp:inline>
+              </w:drawing>
+            </w:r>
+            <w:r>
+              <w:t xml:space="preserve"> </w:t>
+            </w:r>
+            <w:r>
+              <w:t xml:space="preserve"> </w:t>
+            </w:r>
+            <w:r>
+              <w:t xml:space="preserve">Important</w:t>
+            </w:r>
+          </w:p>
+        </w:tc>
+      </w:tr>
+      <w:tr>
+        <w:trPr>
+          <w:cantSplit/>
+        </w:trPr>
+        <w:tc>
+          <w:tcPr>
+            <w:tcMar>
+              <w:top w:w="108" w:type="dxa"/>
+              <w:bottom w:w="108" w:type="dxa"/>
+            </w:tcMar>
+          </w:tcPr>
+          <w:p>
+            <w:pPr>
+              <w:pStyle w:val="BodyText"/>
+            </w:pPr>
+            <w:pPr>
+              <w:spacing w:before="16"/>
+            </w:pPr>
+            <w:r>
+              <w:rPr>
+                <w:b/>
+                <w:bCs/>
+              </w:rPr>
+              <w:t xml:space="preserve">Same dots. Longer bars.</w:t>
+            </w:r>
+          </w:p>
+          <w:p>
+            <w:pPr>
+              <w:pStyle w:val="BodyText"/>
+            </w:pPr>
+            <w:r>
+              <w:t xml:space="preserve">The means are identical (14.12 and 15.21). The SEs went from 0.49/0.46 to</w:t>
+            </w:r>
+            <w:r>
+              <w:t xml:space="preserve"> </w:t>
+            </w:r>
+            <w:r>
+              <w:rPr>
+                <w:b/>
+                <w:bCs/>
+              </w:rPr>
+              <w:t xml:space="preserve">1.01/0.79</w:t>
+            </w:r>
+            <w:r>
+              <w:t xml:space="preserve"> </w:t>
+            </w:r>
+            <w:r>
+              <w:t xml:space="preserve">— roughly double.</w:t>
+            </w:r>
+          </w:p>
+          <w:p>
+            <w:pPr>
+              <w:pStyle w:val="BodyText"/>
+            </w:pPr>
+            <w:pPr>
+              <w:spacing w:after="16"/>
+            </w:pPr>
+            <w:r>
+              <w:t xml:space="preserve">Each small point here is</w:t>
+            </w:r>
+            <w:r>
+              <w:t xml:space="preserve"> </w:t>
+            </w:r>
+            <w:r>
+              <w:rPr>
+                <w:b/>
+                <w:bCs/>
+              </w:rPr>
+              <w:t xml:space="preserve">one tree</w:t>
+            </w:r>
+            <w:r>
+              <w:t xml:space="preserve">, not one needle. That is the plot our design actually supports.</w:t>
+            </w:r>
+          </w:p>
+          <w:p/>
+        </w:tc>
+      </w:tr>
+    </w:tbl>
     <w:p>
       <w:pPr>
-        <w:pStyle w:val="Compact"/>
-        <w:numPr>
-          <w:ilvl w:val="0"/>
-          <w:numId w:val="1008"/>
-        </w:numPr>
+        <w:pStyle w:val="BodyText"/>
       </w:pPr>
       <w:r>
-        <w:rPr>
-          <w:rStyle w:val="VerbatimChar"/>
-        </w:rPr>
-        <w:t xml:space="preserve">facet_wrap(~group)</w:t>
-      </w:r>
-      <w:r>
-        <w:t xml:space="preserve"> </w:t>
-      </w:r>
-      <w:r>
-        <w:t xml:space="preserve">gives each field team its</w:t>
-      </w:r>
-      <w:r>
-        <w:t xml:space="preserve"> </w:t>
-      </w:r>
-      <w:r>
-        <w:rPr>
-          <w:b/>
-          <w:bCs/>
-        </w:rPr>
-        <w:t xml:space="preserve">own small panel</w:t>
-      </w:r>
-    </w:p>
-    <w:p>
-      <w:pPr>
-        <w:pStyle w:val="Compact"/>
-        <w:numPr>
-          <w:ilvl w:val="0"/>
-          <w:numId w:val="1008"/>
-        </w:numPr>
-      </w:pPr>
-      <w:r>
-        <w:t xml:space="preserve">Same x/y scale across panels — easy to compare</w:t>
-      </w:r>
-    </w:p>
-    <w:p>
-      <w:pPr>
-        <w:pStyle w:val="Compact"/>
-        <w:numPr>
-          <w:ilvl w:val="0"/>
-          <w:numId w:val="1008"/>
-        </w:numPr>
-      </w:pPr>
-      <w:r>
-        <w:t xml:space="preserve">Useful the moment</w:t>
-      </w:r>
-      <w:r>
-        <w:t xml:space="preserve"> </w:t>
-      </w:r>
-      <w:r>
-        <w:t xml:space="preserve">“does every group show the same pattern?”</w:t>
-      </w:r>
-      <w:r>
-        <w:t xml:space="preserve"> </w:t>
-      </w:r>
-      <w:r>
-        <w:t xml:space="preserve">is the real question</w:t>
+        <w:t xml:space="preserve"> </w:t>
       </w:r>
     </w:p>
     <w:tbl>
@@ -9286,7 +9758,7 @@
           </w:tcPr>
           <w:p>
             <w:pPr>
-              <w:pStyle w:val="FirstParagraph"/>
+              <w:pStyle w:val="BodyText"/>
             </w:pPr>
             <w:pPr>
               <w:spacing w:before="0" w:after="0"/>
@@ -9297,18 +9769,18 @@
                 <wp:inline>
                   <wp:extent cx="152400" cy="152400"/>
                   <wp:effectExtent b="0" l="0" r="0" t="0"/>
-                  <wp:docPr descr="" title="" id="100" name="Picture"/>
+                  <wp:docPr descr="" title="" id="104" name="Picture"/>
                   <a:graphic>
                     <a:graphicData uri="http://schemas.openxmlformats.org/drawingml/2006/picture">
                       <pic:pic>
                         <pic:nvPicPr>
-                          <pic:cNvPr descr="/Applications/Positron.app/Contents/Resources/app/quarto/share/formats/docx/tip.png" id="101" name="Picture"/>
+                          <pic:cNvPr descr="/Applications/Positron.app/Contents/Resources/app/quarto/share/formats/docx/tip.png" id="105" name="Picture"/>
                           <pic:cNvPicPr>
                             <a:picLocks noChangeArrowheads="1" noChangeAspect="1"/>
                           </pic:cNvPicPr>
                         </pic:nvPicPr>
                         <pic:blipFill>
-                          <a:blip r:embed="rId18"/>
+                          <a:blip r:embed="rId19"/>
                           <a:stretch>
                             <a:fillRect/>
                           </a:stretch>
@@ -9369,7 +9841,7 @@
                 <w:b/>
                 <w:bCs/>
               </w:rPr>
-              <w:t xml:space="preserve">🖐 Notice</w:t>
+              <w:t xml:space="preserve">🖐 The habit</w:t>
             </w:r>
           </w:p>
           <w:p>
@@ -9380,62 +9852,46 @@
               <w:spacing w:after="16"/>
             </w:pPr>
             <w:r>
-              <w:t xml:space="preserve">A faceted plot answers a different question than a single colored plot: not just</w:t>
-            </w:r>
-            <w:r>
-              <w:t xml:space="preserve"> </w:t>
-            </w:r>
-            <w:r>
-              <w:t xml:space="preserve">“is there an overall pattern,”</w:t>
-            </w:r>
-            <w:r>
-              <w:t xml:space="preserve"> </w:t>
-            </w:r>
-            <w:r>
-              <w:t xml:space="preserve">but</w:t>
-            </w:r>
-            <w:r>
-              <w:t xml:space="preserve"> </w:t>
-            </w:r>
-            <w:r>
-              <w:t xml:space="preserve">“does the pattern hold for</w:t>
+              <w:t xml:space="preserve">Before you draw an error bar, ask what one point in it represents.</w:t>
             </w:r>
             <w:r>
               <w:t xml:space="preserve"> </w:t>
             </w:r>
             <w:r>
               <w:rPr>
-                <w:i/>
-                <w:iCs/>
+                <w:rStyle w:val="VerbatimChar"/>
               </w:rPr>
-              <w:t xml:space="preserve">everyone</w:t>
-            </w:r>
-            <w:r>
-              <w:t xml:space="preserve">?”</w:t>
+              <w:t xml:space="preserve">stat_summary()</w:t>
+            </w:r>
+            <w:r>
+              <w:t xml:space="preserve"> </w:t>
+            </w:r>
+            <w:r>
+              <w:t xml:space="preserve">will happily compute an SE over anything you hand it — including rows that aren’t independent.</w:t>
             </w:r>
           </w:p>
           <w:p/>
         </w:tc>
       </w:tr>
     </w:tbl>
-    <w:bookmarkEnd w:id="102"/>
-    <w:bookmarkStart w:id="103" w:name="part-6-a-quick-theme-tour"/>
+    <w:bookmarkEnd w:id="106"/>
+    <w:bookmarkStart w:id="107" w:name="part-5-faceting-one-panel-per-group"/>
     <w:p>
       <w:pPr>
         <w:pStyle w:val="Heading2"/>
       </w:pPr>
       <w:r>
-        <w:t xml:space="preserve">Part 6 · A Quick Theme Tour</w:t>
+        <w:t xml:space="preserve">Part 5 · Faceting — One Panel Per Group</w:t>
       </w:r>
     </w:p>
-    <w:bookmarkEnd w:id="103"/>
-    <w:bookmarkStart w:id="112" w:name="a-quick-theme-tour"/>
+    <w:bookmarkEnd w:id="107"/>
+    <w:bookmarkStart w:id="113" w:name="faceting-one-panel-per-group"/>
     <w:p>
       <w:pPr>
         <w:pStyle w:val="Heading2"/>
       </w:pPr>
       <w:r>
-        <w:t xml:space="preserve">A Quick Theme Tour</w:t>
+        <w:t xml:space="preserve">Faceting — One Panel Per Group</w:t>
       </w:r>
     </w:p>
     <w:p>
@@ -9446,7 +9902,79 @@
         <w:rPr>
           <w:rStyle w:val="NormalTok"/>
         </w:rPr>
-        <w:t xml:space="preserve">pine_jitter_plot </w:t>
+        <w:t xml:space="preserve">pine_facet_plot </w:t>
+      </w:r>
+      <w:r>
+        <w:rPr>
+          <w:rStyle w:val="OtherTok"/>
+        </w:rPr>
+        <w:t xml:space="preserve">&lt;-</w:t>
+      </w:r>
+      <w:r>
+        <w:rPr>
+          <w:rStyle w:val="NormalTok"/>
+        </w:rPr>
+        <w:t xml:space="preserve"> </w:t>
+      </w:r>
+      <w:r>
+        <w:rPr>
+          <w:rStyle w:val="FunctionTok"/>
+        </w:rPr>
+        <w:t xml:space="preserve">ggplot</w:t>
+      </w:r>
+      <w:r>
+        <w:rPr>
+          <w:rStyle w:val="NormalTok"/>
+        </w:rPr>
+        <w:t xml:space="preserve">(pine_df, </w:t>
+      </w:r>
+      <w:r>
+        <w:rPr>
+          <w:rStyle w:val="FunctionTok"/>
+        </w:rPr>
+        <w:t xml:space="preserve">aes</w:t>
+      </w:r>
+      <w:r>
+        <w:rPr>
+          <w:rStyle w:val="NormalTok"/>
+        </w:rPr>
+        <w:t xml:space="preserve">(</w:t>
+      </w:r>
+      <w:r>
+        <w:rPr>
+          <w:rStyle w:val="AttributeTok"/>
+        </w:rPr>
+        <w:t xml:space="preserve">x =</w:t>
+      </w:r>
+      <w:r>
+        <w:rPr>
+          <w:rStyle w:val="NormalTok"/>
+        </w:rPr>
+        <w:t xml:space="preserve"> side, </w:t>
+      </w:r>
+      <w:r>
+        <w:rPr>
+          <w:rStyle w:val="AttributeTok"/>
+        </w:rPr>
+        <w:t xml:space="preserve">y =</w:t>
+      </w:r>
+      <w:r>
+        <w:rPr>
+          <w:rStyle w:val="NormalTok"/>
+        </w:rPr>
+        <w:t xml:space="preserve"> needle_length_mm, </w:t>
+      </w:r>
+      <w:r>
+        <w:rPr>
+          <w:rStyle w:val="AttributeTok"/>
+        </w:rPr>
+        <w:t xml:space="preserve">fill =</w:t>
+      </w:r>
+      <w:r>
+        <w:rPr>
+          <w:rStyle w:val="NormalTok"/>
+        </w:rPr>
+        <w:t xml:space="preserve"> side)) </w:t>
       </w:r>
       <w:r>
         <w:rPr>
@@ -9455,16 +9983,19 @@
         <w:t xml:space="preserve">+</w:t>
       </w:r>
       <w:r>
-        <w:rPr>
-          <w:rStyle w:val="NormalTok"/>
-        </w:rPr>
-        <w:t xml:space="preserve"> </w:t>
+        <w:br/>
+      </w:r>
+      <w:r>
+        <w:rPr>
+          <w:rStyle w:val="NormalTok"/>
+        </w:rPr>
+        <w:t xml:space="preserve">  </w:t>
       </w:r>
       <w:r>
         <w:rPr>
           <w:rStyle w:val="FunctionTok"/>
         </w:rPr>
-        <w:t xml:space="preserve">theme_bw</w:t>
+        <w:t xml:space="preserve">geom_boxplot</w:t>
       </w:r>
       <w:r>
         <w:rPr>
@@ -9476,6 +10007,249 @@
         <w:rPr>
           <w:rStyle w:val="AttributeTok"/>
         </w:rPr>
+        <w:t xml:space="preserve">alpha =</w:t>
+      </w:r>
+      <w:r>
+        <w:rPr>
+          <w:rStyle w:val="NormalTok"/>
+        </w:rPr>
+        <w:t xml:space="preserve"> </w:t>
+      </w:r>
+      <w:r>
+        <w:rPr>
+          <w:rStyle w:val="FloatTok"/>
+        </w:rPr>
+        <w:t xml:space="preserve">0.6</w:t>
+      </w:r>
+      <w:r>
+        <w:rPr>
+          <w:rStyle w:val="NormalTok"/>
+        </w:rPr>
+        <w:t xml:space="preserve">, </w:t>
+      </w:r>
+      <w:r>
+        <w:rPr>
+          <w:rStyle w:val="AttributeTok"/>
+        </w:rPr>
+        <w:t xml:space="preserve">outlier.shape =</w:t>
+      </w:r>
+      <w:r>
+        <w:rPr>
+          <w:rStyle w:val="NormalTok"/>
+        </w:rPr>
+        <w:t xml:space="preserve"> </w:t>
+      </w:r>
+      <w:r>
+        <w:rPr>
+          <w:rStyle w:val="ConstantTok"/>
+        </w:rPr>
+        <w:t xml:space="preserve">NA</w:t>
+      </w:r>
+      <w:r>
+        <w:rPr>
+          <w:rStyle w:val="NormalTok"/>
+        </w:rPr>
+        <w:t xml:space="preserve">) </w:t>
+      </w:r>
+      <w:r>
+        <w:rPr>
+          <w:rStyle w:val="SpecialCharTok"/>
+        </w:rPr>
+        <w:t xml:space="preserve">+</w:t>
+      </w:r>
+      <w:r>
+        <w:br/>
+      </w:r>
+      <w:r>
+        <w:rPr>
+          <w:rStyle w:val="NormalTok"/>
+        </w:rPr>
+        <w:t xml:space="preserve">  </w:t>
+      </w:r>
+      <w:r>
+        <w:rPr>
+          <w:rStyle w:val="FunctionTok"/>
+        </w:rPr>
+        <w:t xml:space="preserve">facet_wrap</w:t>
+      </w:r>
+      <w:r>
+        <w:rPr>
+          <w:rStyle w:val="NormalTok"/>
+        </w:rPr>
+        <w:t xml:space="preserve">(</w:t>
+      </w:r>
+      <w:r>
+        <w:rPr>
+          <w:rStyle w:val="SpecialCharTok"/>
+        </w:rPr>
+        <w:t xml:space="preserve">~</w:t>
+      </w:r>
+      <w:r>
+        <w:rPr>
+          <w:rStyle w:val="NormalTok"/>
+        </w:rPr>
+        <w:t xml:space="preserve">team) </w:t>
+      </w:r>
+      <w:r>
+        <w:rPr>
+          <w:rStyle w:val="SpecialCharTok"/>
+        </w:rPr>
+        <w:t xml:space="preserve">+</w:t>
+      </w:r>
+      <w:r>
+        <w:br/>
+      </w:r>
+      <w:r>
+        <w:rPr>
+          <w:rStyle w:val="NormalTok"/>
+        </w:rPr>
+        <w:t xml:space="preserve">  </w:t>
+      </w:r>
+      <w:r>
+        <w:rPr>
+          <w:rStyle w:val="FunctionTok"/>
+        </w:rPr>
+        <w:t xml:space="preserve">labs</w:t>
+      </w:r>
+      <w:r>
+        <w:rPr>
+          <w:rStyle w:val="NormalTok"/>
+        </w:rPr>
+        <w:t xml:space="preserve">(</w:t>
+      </w:r>
+      <w:r>
+        <w:br/>
+      </w:r>
+      <w:r>
+        <w:rPr>
+          <w:rStyle w:val="NormalTok"/>
+        </w:rPr>
+        <w:t xml:space="preserve">    </w:t>
+      </w:r>
+      <w:r>
+        <w:rPr>
+          <w:rStyle w:val="AttributeTok"/>
+        </w:rPr>
+        <w:t xml:space="preserve">title =</w:t>
+      </w:r>
+      <w:r>
+        <w:rPr>
+          <w:rStyle w:val="NormalTok"/>
+        </w:rPr>
+        <w:t xml:space="preserve"> </w:t>
+      </w:r>
+      <w:r>
+        <w:rPr>
+          <w:rStyle w:val="StringTok"/>
+        </w:rPr>
+        <w:t xml:space="preserve">"Needle Length by Side, Faceted by Team"</w:t>
+      </w:r>
+      <w:r>
+        <w:rPr>
+          <w:rStyle w:val="NormalTok"/>
+        </w:rPr>
+        <w:t xml:space="preserve">,</w:t>
+      </w:r>
+      <w:r>
+        <w:br/>
+      </w:r>
+      <w:r>
+        <w:rPr>
+          <w:rStyle w:val="NormalTok"/>
+        </w:rPr>
+        <w:t xml:space="preserve">    </w:t>
+      </w:r>
+      <w:r>
+        <w:rPr>
+          <w:rStyle w:val="AttributeTok"/>
+        </w:rPr>
+        <w:t xml:space="preserve">x =</w:t>
+      </w:r>
+      <w:r>
+        <w:rPr>
+          <w:rStyle w:val="NormalTok"/>
+        </w:rPr>
+        <w:t xml:space="preserve"> </w:t>
+      </w:r>
+      <w:r>
+        <w:rPr>
+          <w:rStyle w:val="StringTok"/>
+        </w:rPr>
+        <w:t xml:space="preserve">"Side of tree"</w:t>
+      </w:r>
+      <w:r>
+        <w:rPr>
+          <w:rStyle w:val="NormalTok"/>
+        </w:rPr>
+        <w:t xml:space="preserve">,</w:t>
+      </w:r>
+      <w:r>
+        <w:br/>
+      </w:r>
+      <w:r>
+        <w:rPr>
+          <w:rStyle w:val="NormalTok"/>
+        </w:rPr>
+        <w:t xml:space="preserve">    </w:t>
+      </w:r>
+      <w:r>
+        <w:rPr>
+          <w:rStyle w:val="AttributeTok"/>
+        </w:rPr>
+        <w:t xml:space="preserve">y =</w:t>
+      </w:r>
+      <w:r>
+        <w:rPr>
+          <w:rStyle w:val="NormalTok"/>
+        </w:rPr>
+        <w:t xml:space="preserve"> </w:t>
+      </w:r>
+      <w:r>
+        <w:rPr>
+          <w:rStyle w:val="StringTok"/>
+        </w:rPr>
+        <w:t xml:space="preserve">"Needle length (mm)"</w:t>
+      </w:r>
+      <w:r>
+        <w:br/>
+      </w:r>
+      <w:r>
+        <w:rPr>
+          <w:rStyle w:val="NormalTok"/>
+        </w:rPr>
+        <w:t xml:space="preserve">  ) </w:t>
+      </w:r>
+      <w:r>
+        <w:rPr>
+          <w:rStyle w:val="SpecialCharTok"/>
+        </w:rPr>
+        <w:t xml:space="preserve">+</w:t>
+      </w:r>
+      <w:r>
+        <w:br/>
+      </w:r>
+      <w:r>
+        <w:rPr>
+          <w:rStyle w:val="NormalTok"/>
+        </w:rPr>
+        <w:t xml:space="preserve">  </w:t>
+      </w:r>
+      <w:r>
+        <w:rPr>
+          <w:rStyle w:val="FunctionTok"/>
+        </w:rPr>
+        <w:t xml:space="preserve">theme_minimal</w:t>
+      </w:r>
+      <w:r>
+        <w:rPr>
+          <w:rStyle w:val="NormalTok"/>
+        </w:rPr>
+        <w:t xml:space="preserve">(</w:t>
+      </w:r>
+      <w:r>
+        <w:rPr>
+          <w:rStyle w:val="AttributeTok"/>
+        </w:rPr>
         <w:t xml:space="preserve">base_size =</w:t>
       </w:r>
       <w:r>
@@ -9488,13 +10262,76 @@
         <w:rPr>
           <w:rStyle w:val="DecValTok"/>
         </w:rPr>
-        <w:t xml:space="preserve">9</w:t>
+        <w:t xml:space="preserve">7</w:t>
+      </w:r>
+      <w:r>
+        <w:rPr>
+          <w:rStyle w:val="NormalTok"/>
+        </w:rPr>
+        <w:t xml:space="preserve">) </w:t>
+      </w:r>
+      <w:r>
+        <w:rPr>
+          <w:rStyle w:val="SpecialCharTok"/>
+        </w:rPr>
+        <w:t xml:space="preserve">+</w:t>
+      </w:r>
+      <w:r>
+        <w:br/>
+      </w:r>
+      <w:r>
+        <w:rPr>
+          <w:rStyle w:val="NormalTok"/>
+        </w:rPr>
+        <w:t xml:space="preserve">  </w:t>
+      </w:r>
+      <w:r>
+        <w:rPr>
+          <w:rStyle w:val="FunctionTok"/>
+        </w:rPr>
+        <w:t xml:space="preserve">theme</w:t>
+      </w:r>
+      <w:r>
+        <w:rPr>
+          <w:rStyle w:val="NormalTok"/>
+        </w:rPr>
+        <w:t xml:space="preserve">(</w:t>
+      </w:r>
+      <w:r>
+        <w:rPr>
+          <w:rStyle w:val="AttributeTok"/>
+        </w:rPr>
+        <w:t xml:space="preserve">legend.position =</w:t>
+      </w:r>
+      <w:r>
+        <w:rPr>
+          <w:rStyle w:val="NormalTok"/>
+        </w:rPr>
+        <w:t xml:space="preserve"> </w:t>
+      </w:r>
+      <w:r>
+        <w:rPr>
+          <w:rStyle w:val="StringTok"/>
+        </w:rPr>
+        <w:t xml:space="preserve">"none"</w:t>
       </w:r>
       <w:r>
         <w:rPr>
           <w:rStyle w:val="NormalTok"/>
         </w:rPr>
         <w:t xml:space="preserve">)</w:t>
+      </w:r>
+      <w:r>
+        <w:br/>
+      </w:r>
+      <w:r>
+        <w:br/>
+      </w:r>
+      <w:r>
+        <w:rPr>
+          <w:rStyle w:val="NormalTok"/>
+        </w:rPr>
+        <w:t xml:space="preserve">pine_facet_plot</w:t>
       </w:r>
     </w:p>
     <w:p>
@@ -9506,18 +10343,18 @@
           <wp:inline>
             <wp:extent cx="2752374" cy="2385391"/>
             <wp:effectExtent b="0" l="0" r="0" t="0"/>
-            <wp:docPr descr="" title="" id="105" name="Picture"/>
+            <wp:docPr descr="" title="" id="109" name="Picture"/>
             <a:graphic>
               <a:graphicData uri="http://schemas.openxmlformats.org/drawingml/2006/picture">
                 <pic:pic>
                   <pic:nvPicPr>
-                    <pic:cNvPr descr="graphing_effectively_lecture_files/figure-docx/unnamed-chunk-14-1.png" id="106" name="Picture"/>
+                    <pic:cNvPr descr="graphing_effectively_lecture_files/figure-docx/graphing-effectively-14-1.png" id="110" name="Picture"/>
                     <pic:cNvPicPr>
                       <a:picLocks noChangeArrowheads="1" noChangeAspect="1"/>
                     </pic:cNvPicPr>
                   </pic:nvPicPr>
                   <pic:blipFill>
-                    <a:blip r:embed="rId104"/>
+                    <a:blip r:embed="rId108"/>
                     <a:stretch>
                       <a:fillRect/>
                     </a:stretch>
@@ -9546,6 +10383,255 @@
     </w:p>
     <w:p>
       <w:pPr>
+        <w:pStyle w:val="Compact"/>
+        <w:numPr>
+          <w:ilvl w:val="0"/>
+          <w:numId w:val="1008"/>
+        </w:numPr>
+      </w:pPr>
+      <w:r>
+        <w:rPr>
+          <w:rStyle w:val="VerbatimChar"/>
+        </w:rPr>
+        <w:t xml:space="preserve">facet_wrap(~team)</w:t>
+      </w:r>
+      <w:r>
+        <w:t xml:space="preserve"> </w:t>
+      </w:r>
+      <w:r>
+        <w:t xml:space="preserve">gives each field team its</w:t>
+      </w:r>
+      <w:r>
+        <w:t xml:space="preserve"> </w:t>
+      </w:r>
+      <w:r>
+        <w:rPr>
+          <w:b/>
+          <w:bCs/>
+        </w:rPr>
+        <w:t xml:space="preserve">own small panel</w:t>
+      </w:r>
+    </w:p>
+    <w:p>
+      <w:pPr>
+        <w:pStyle w:val="Compact"/>
+        <w:numPr>
+          <w:ilvl w:val="0"/>
+          <w:numId w:val="1008"/>
+        </w:numPr>
+      </w:pPr>
+      <w:r>
+        <w:t xml:space="preserve">Same x/y scale across panels — easy to compare</w:t>
+      </w:r>
+    </w:p>
+    <w:p>
+      <w:pPr>
+        <w:pStyle w:val="Compact"/>
+        <w:numPr>
+          <w:ilvl w:val="0"/>
+          <w:numId w:val="1008"/>
+        </w:numPr>
+      </w:pPr>
+      <w:r>
+        <w:t xml:space="preserve">Useful the moment</w:t>
+      </w:r>
+      <w:r>
+        <w:t xml:space="preserve"> </w:t>
+      </w:r>
+      <w:r>
+        <w:t xml:space="preserve">“does every group show the same pattern?”</w:t>
+      </w:r>
+      <w:r>
+        <w:t xml:space="preserve"> </w:t>
+      </w:r>
+      <w:r>
+        <w:t xml:space="preserve">is the real question</w:t>
+      </w:r>
+    </w:p>
+    <w:tbl>
+      <w:tblPr>
+        <w:tblStyle w:val="Table"/>
+        <w:tblLook w:firstRow="0" w:lastRow="0" w:firstColumn="0" w:lastColumn="0" w:noHBand="0" w:noVBand="0" w:val="0000"/>
+        <w:tblBorders>
+          <w:top w:val="single" w:sz="4" w:space="0" w:color="00A047"/>
+          <w:left w:val="single" w:sz="24" w:space="0" w:color="00A047"/>
+          <w:bottom w:val="single" w:sz="4" w:space="0" w:color="00A047"/>
+          <w:right w:val="single" w:sz="4" w:space="0" w:color="00A047"/>
+        </w:tblBorders>
+        <w:tblCellMar>
+          <w:left w:w="144" w:type="dxa"/>
+          <w:right w:w="144" w:type="dxa"/>
+        </w:tblCellMar>
+        <w:tblLook w:firstRow="0" w:lastRow="0" w:firstColumn="0" w:lastColumn="0" w:noHBand="0" w:noVBand="0" w:val="0000"/>
+      </w:tblPr>
+      <w:tr>
+        <w:trPr>
+          <w:cantSplit/>
+        </w:trPr>
+        <w:tc>
+          <w:tcPr>
+            <w:shd w:color="auto" w:fill="ccf1e3" w:val="clear"/>
+            <w:tcMar>
+              <w:top w:w="92" w:type="dxa"/>
+              <w:bottom w:w="92" w:type="dxa"/>
+            </w:tcMar>
+          </w:tcPr>
+          <w:p>
+            <w:pPr>
+              <w:pStyle w:val="FirstParagraph"/>
+            </w:pPr>
+            <w:pPr>
+              <w:spacing w:before="0" w:after="0"/>
+              <w:textAlignment w:val="center"/>
+            </w:pPr>
+            <w:r>
+              <w:drawing>
+                <wp:inline>
+                  <wp:extent cx="152400" cy="152400"/>
+                  <wp:effectExtent b="0" l="0" r="0" t="0"/>
+                  <wp:docPr descr="" title="" id="111" name="Picture"/>
+                  <a:graphic>
+                    <a:graphicData uri="http://schemas.openxmlformats.org/drawingml/2006/picture">
+                      <pic:pic>
+                        <pic:nvPicPr>
+                          <pic:cNvPr descr="/Applications/Positron.app/Contents/Resources/app/quarto/share/formats/docx/tip.png" id="112" name="Picture"/>
+                          <pic:cNvPicPr>
+                            <a:picLocks noChangeArrowheads="1" noChangeAspect="1"/>
+                          </pic:cNvPicPr>
+                        </pic:nvPicPr>
+                        <pic:blipFill>
+                          <a:blip r:embed="rId19"/>
+                          <a:stretch>
+                            <a:fillRect/>
+                          </a:stretch>
+                        </pic:blipFill>
+                        <pic:spPr bwMode="auto">
+                          <a:xfrm>
+                            <a:off x="0" y="0"/>
+                            <a:ext cx="152400" cy="152400"/>
+                          </a:xfrm>
+                          <a:prstGeom prst="rect">
+                            <a:avLst/>
+                          </a:prstGeom>
+                          <a:noFill/>
+                          <a:ln w="9525">
+                            <a:noFill/>
+                            <a:headEnd/>
+                            <a:tailEnd/>
+                          </a:ln>
+                        </pic:spPr>
+                      </pic:pic>
+                    </a:graphicData>
+                  </a:graphic>
+                </wp:inline>
+              </w:drawing>
+            </w:r>
+            <w:r>
+              <w:t xml:space="preserve"> </w:t>
+            </w:r>
+            <w:r>
+              <w:t xml:space="preserve"> </w:t>
+            </w:r>
+            <w:r>
+              <w:t xml:space="preserve">Tip</w:t>
+            </w:r>
+          </w:p>
+        </w:tc>
+      </w:tr>
+      <w:tr>
+        <w:trPr>
+          <w:cantSplit/>
+        </w:trPr>
+        <w:tc>
+          <w:tcPr>
+            <w:tcMar>
+              <w:top w:w="108" w:type="dxa"/>
+              <w:bottom w:w="108" w:type="dxa"/>
+            </w:tcMar>
+          </w:tcPr>
+          <w:p>
+            <w:pPr>
+              <w:pStyle w:val="BodyText"/>
+            </w:pPr>
+            <w:pPr>
+              <w:spacing w:before="16"/>
+            </w:pPr>
+            <w:r>
+              <w:rPr>
+                <w:b/>
+                <w:bCs/>
+              </w:rPr>
+              <w:t xml:space="preserve">🖐 Notice</w:t>
+            </w:r>
+          </w:p>
+          <w:p>
+            <w:pPr>
+              <w:pStyle w:val="BodyText"/>
+            </w:pPr>
+            <w:pPr>
+              <w:spacing w:after="16"/>
+            </w:pPr>
+            <w:r>
+              <w:t xml:space="preserve">A faceted plot answers a different question than a single colored plot: not just</w:t>
+            </w:r>
+            <w:r>
+              <w:t xml:space="preserve"> </w:t>
+            </w:r>
+            <w:r>
+              <w:t xml:space="preserve">“is there an overall pattern,”</w:t>
+            </w:r>
+            <w:r>
+              <w:t xml:space="preserve"> </w:t>
+            </w:r>
+            <w:r>
+              <w:t xml:space="preserve">but</w:t>
+            </w:r>
+            <w:r>
+              <w:t xml:space="preserve"> </w:t>
+            </w:r>
+            <w:r>
+              <w:t xml:space="preserve">“does the pattern hold for</w:t>
+            </w:r>
+            <w:r>
+              <w:t xml:space="preserve"> </w:t>
+            </w:r>
+            <w:r>
+              <w:rPr>
+                <w:i/>
+                <w:iCs/>
+              </w:rPr>
+              <w:t xml:space="preserve">everyone</w:t>
+            </w:r>
+            <w:r>
+              <w:t xml:space="preserve">?”</w:t>
+            </w:r>
+          </w:p>
+          <w:p/>
+        </w:tc>
+      </w:tr>
+    </w:tbl>
+    <w:bookmarkEnd w:id="113"/>
+    <w:bookmarkStart w:id="114" w:name="part-6-a-quick-theme-tour"/>
+    <w:p>
+      <w:pPr>
+        <w:pStyle w:val="Heading2"/>
+      </w:pPr>
+      <w:r>
+        <w:t xml:space="preserve">Part 6 · A Quick Theme Tour</w:t>
+      </w:r>
+    </w:p>
+    <w:bookmarkEnd w:id="114"/>
+    <w:bookmarkStart w:id="123" w:name="a-quick-theme-tour"/>
+    <w:p>
+      <w:pPr>
+        <w:pStyle w:val="Heading2"/>
+      </w:pPr>
+      <w:r>
+        <w:t xml:space="preserve">A Quick Theme Tour</w:t>
+      </w:r>
+    </w:p>
+    <w:p>
+      <w:pPr>
         <w:pStyle w:val="SourceCode"/>
       </w:pPr>
       <w:r>
@@ -9570,7 +10656,7 @@
         <w:rPr>
           <w:rStyle w:val="FunctionTok"/>
         </w:rPr>
-        <w:t xml:space="preserve">theme_classic</w:t>
+        <w:t xml:space="preserve">theme_bw</w:t>
       </w:r>
       <w:r>
         <w:rPr>
@@ -9612,18 +10698,124 @@
           <wp:inline>
             <wp:extent cx="2752374" cy="2385391"/>
             <wp:effectExtent b="0" l="0" r="0" t="0"/>
-            <wp:docPr descr="" title="" id="108" name="Picture"/>
+            <wp:docPr descr="" title="" id="116" name="Picture"/>
             <a:graphic>
               <a:graphicData uri="http://schemas.openxmlformats.org/drawingml/2006/picture">
                 <pic:pic>
                   <pic:nvPicPr>
-                    <pic:cNvPr descr="graphing_effectively_lecture_files/figure-docx/unnamed-chunk-15-1.png" id="109" name="Picture"/>
+                    <pic:cNvPr descr="graphing_effectively_lecture_files/figure-docx/graphing-effectively-15-1.png" id="117" name="Picture"/>
                     <pic:cNvPicPr>
                       <a:picLocks noChangeArrowheads="1" noChangeAspect="1"/>
                     </pic:cNvPicPr>
                   </pic:nvPicPr>
                   <pic:blipFill>
-                    <a:blip r:embed="rId107"/>
+                    <a:blip r:embed="rId115"/>
+                    <a:stretch>
+                      <a:fillRect/>
+                    </a:stretch>
+                  </pic:blipFill>
+                  <pic:spPr bwMode="auto">
+                    <a:xfrm>
+                      <a:off x="0" y="0"/>
+                      <a:ext cx="2752374" cy="2385391"/>
+                    </a:xfrm>
+                    <a:prstGeom prst="rect">
+                      <a:avLst/>
+                    </a:prstGeom>
+                    <a:noFill/>
+                    <a:ln w="9525">
+                      <a:noFill/>
+                      <a:headEnd/>
+                      <a:tailEnd/>
+                    </a:ln>
+                  </pic:spPr>
+                </pic:pic>
+              </a:graphicData>
+            </a:graphic>
+          </wp:inline>
+        </w:drawing>
+      </w:r>
+    </w:p>
+    <w:p>
+      <w:pPr>
+        <w:pStyle w:val="SourceCode"/>
+      </w:pPr>
+      <w:r>
+        <w:rPr>
+          <w:rStyle w:val="NormalTok"/>
+        </w:rPr>
+        <w:t xml:space="preserve">pine_jitter_plot </w:t>
+      </w:r>
+      <w:r>
+        <w:rPr>
+          <w:rStyle w:val="SpecialCharTok"/>
+        </w:rPr>
+        <w:t xml:space="preserve">+</w:t>
+      </w:r>
+      <w:r>
+        <w:rPr>
+          <w:rStyle w:val="NormalTok"/>
+        </w:rPr>
+        <w:t xml:space="preserve"> </w:t>
+      </w:r>
+      <w:r>
+        <w:rPr>
+          <w:rStyle w:val="FunctionTok"/>
+        </w:rPr>
+        <w:t xml:space="preserve">theme_classic</w:t>
+      </w:r>
+      <w:r>
+        <w:rPr>
+          <w:rStyle w:val="NormalTok"/>
+        </w:rPr>
+        <w:t xml:space="preserve">(</w:t>
+      </w:r>
+      <w:r>
+        <w:rPr>
+          <w:rStyle w:val="AttributeTok"/>
+        </w:rPr>
+        <w:t xml:space="preserve">base_size =</w:t>
+      </w:r>
+      <w:r>
+        <w:rPr>
+          <w:rStyle w:val="NormalTok"/>
+        </w:rPr>
+        <w:t xml:space="preserve"> </w:t>
+      </w:r>
+      <w:r>
+        <w:rPr>
+          <w:rStyle w:val="DecValTok"/>
+        </w:rPr>
+        <w:t xml:space="preserve">9</w:t>
+      </w:r>
+      <w:r>
+        <w:rPr>
+          <w:rStyle w:val="NormalTok"/>
+        </w:rPr>
+        <w:t xml:space="preserve">)</w:t>
+      </w:r>
+    </w:p>
+    <w:p>
+      <w:pPr>
+        <w:pStyle w:val="FirstParagraph"/>
+      </w:pPr>
+      <w:r>
+        <w:drawing>
+          <wp:inline>
+            <wp:extent cx="2752374" cy="2385391"/>
+            <wp:effectExtent b="0" l="0" r="0" t="0"/>
+            <wp:docPr descr="" title="" id="119" name="Picture"/>
+            <a:graphic>
+              <a:graphicData uri="http://schemas.openxmlformats.org/drawingml/2006/picture">
+                <pic:pic>
+                  <pic:nvPicPr>
+                    <pic:cNvPr descr="graphing_effectively_lecture_files/figure-docx/graphing-effectively-16-1.png" id="120" name="Picture"/>
+                    <pic:cNvPicPr>
+                      <a:picLocks noChangeArrowheads="1" noChangeAspect="1"/>
+                    </pic:cNvPicPr>
+                  </pic:nvPicPr>
+                  <pic:blipFill>
+                    <a:blip r:embed="rId118"/>
                     <a:stretch>
                       <a:fillRect/>
                     </a:stretch>
@@ -9754,12 +10946,12 @@
                 <wp:inline>
                   <wp:extent cx="152400" cy="152400"/>
                   <wp:effectExtent b="0" l="0" r="0" t="0"/>
-                  <wp:docPr descr="" title="" id="110" name="Picture"/>
+                  <wp:docPr descr="" title="" id="121" name="Picture"/>
                   <a:graphic>
                     <a:graphicData uri="http://schemas.openxmlformats.org/drawingml/2006/picture">
                       <pic:pic>
                         <pic:nvPicPr>
-                          <pic:cNvPr descr="/Applications/Positron.app/Contents/Resources/app/quarto/share/formats/docx/note.png" id="111" name="Picture"/>
+                          <pic:cNvPr descr="/Applications/Positron.app/Contents/Resources/app/quarto/share/formats/docx/note.png" id="122" name="Picture"/>
                           <pic:cNvPicPr>
                             <a:picLocks noChangeArrowheads="1" noChangeAspect="1"/>
                           </pic:cNvPicPr>
@@ -9860,8 +11052,8 @@
         </w:tc>
       </w:tr>
     </w:tbl>
-    <w:bookmarkEnd w:id="112"/>
-    <w:bookmarkStart w:id="113" w:name="part-7-saving-a-real-figure"/>
+    <w:bookmarkEnd w:id="123"/>
+    <w:bookmarkStart w:id="124" w:name="part-7-saving-a-real-figure"/>
     <w:p>
       <w:pPr>
         <w:pStyle w:val="Heading2"/>
@@ -9870,8 +11062,8 @@
         <w:t xml:space="preserve">Part 7 · Saving a Real Figure</w:t>
       </w:r>
     </w:p>
-    <w:bookmarkEnd w:id="113"/>
-    <w:bookmarkStart w:id="118" w:name="saving-a-real-figure"/>
+    <w:bookmarkEnd w:id="124"/>
+    <w:bookmarkStart w:id="129" w:name="saving-a-real-figure"/>
     <w:p>
       <w:pPr>
         <w:pStyle w:val="Heading2"/>
@@ -10115,18 +11307,18 @@
                 <wp:inline>
                   <wp:extent cx="152400" cy="152400"/>
                   <wp:effectExtent b="0" l="0" r="0" t="0"/>
-                  <wp:docPr descr="" title="" id="114" name="Picture"/>
+                  <wp:docPr descr="" title="" id="125" name="Picture"/>
                   <a:graphic>
                     <a:graphicData uri="http://schemas.openxmlformats.org/drawingml/2006/picture">
                       <pic:pic>
                         <pic:nvPicPr>
-                          <pic:cNvPr descr="/Applications/Positron.app/Contents/Resources/app/quarto/share/formats/docx/warning.png" id="115" name="Picture"/>
+                          <pic:cNvPr descr="/Applications/Positron.app/Contents/Resources/app/quarto/share/formats/docx/warning.png" id="126" name="Picture"/>
                           <pic:cNvPicPr>
                             <a:picLocks noChangeArrowheads="1" noChangeAspect="1"/>
                           </pic:cNvPicPr>
                         </pic:nvPicPr>
                         <pic:blipFill>
-                          <a:blip r:embed="rId45"/>
+                          <a:blip r:embed="rId46"/>
                           <a:stretch>
                             <a:fillRect/>
                           </a:stretch>
@@ -10308,12 +11500,12 @@
                 <wp:inline>
                   <wp:extent cx="152400" cy="152400"/>
                   <wp:effectExtent b="0" l="0" r="0" t="0"/>
-                  <wp:docPr descr="" title="" id="116" name="Picture"/>
+                  <wp:docPr descr="" title="" id="127" name="Picture"/>
                   <a:graphic>
                     <a:graphicData uri="http://schemas.openxmlformats.org/drawingml/2006/picture">
                       <pic:pic>
                         <pic:nvPicPr>
-                          <pic:cNvPr descr="/Applications/Positron.app/Contents/Resources/app/quarto/share/formats/docx/note.png" id="117" name="Picture"/>
+                          <pic:cNvPr descr="/Applications/Positron.app/Contents/Resources/app/quarto/share/formats/docx/note.png" id="128" name="Picture"/>
                           <pic:cNvPicPr>
                             <a:picLocks noChangeArrowheads="1" noChangeAspect="1"/>
                           </pic:cNvPicPr>
@@ -10464,8 +11656,8 @@
         </w:tc>
       </w:tr>
     </w:tbl>
-    <w:bookmarkEnd w:id="118"/>
-    <w:bookmarkStart w:id="119" w:name="Xa58b8109a3f2de45bb7f7f1fce3d98a53f315d5"/>
+    <w:bookmarkEnd w:id="129"/>
+    <w:bookmarkStart w:id="130" w:name="Xa58b8109a3f2de45bb7f7f1fce3d98a53f315d5"/>
     <w:p>
       <w:pPr>
         <w:pStyle w:val="Heading2"/>
@@ -10483,8 +11675,8 @@
         <w:t xml:space="preserve">scale_color_manual()</w:t>
       </w:r>
     </w:p>
-    <w:bookmarkEnd w:id="119"/>
-    <w:bookmarkStart w:id="127" w:name="X459910cf18525caad1e5efdd739f86880129d26"/>
+    <w:bookmarkEnd w:id="130"/>
+    <w:bookmarkStart w:id="140" w:name="X459910cf18525caad1e5efdd739f86880129d26"/>
     <w:p>
       <w:pPr>
         <w:pStyle w:val="Heading2"/>
@@ -10543,18 +11735,18 @@
                 <wp:inline>
                   <wp:extent cx="152400" cy="152400"/>
                   <wp:effectExtent b="0" l="0" r="0" t="0"/>
-                  <wp:docPr descr="" title="" id="120" name="Picture"/>
+                  <wp:docPr descr="" title="" id="131" name="Picture"/>
                   <a:graphic>
                     <a:graphicData uri="http://schemas.openxmlformats.org/drawingml/2006/picture">
                       <pic:pic>
                         <pic:nvPicPr>
-                          <pic:cNvPr descr="/Applications/Positron.app/Contents/Resources/app/quarto/share/formats/docx/tip.png" id="121" name="Picture"/>
+                          <pic:cNvPr descr="/Applications/Positron.app/Contents/Resources/app/quarto/share/formats/docx/tip.png" id="132" name="Picture"/>
                           <pic:cNvPicPr>
                             <a:picLocks noChangeArrowheads="1" noChangeAspect="1"/>
                           </pic:cNvPicPr>
                         </pic:nvPicPr>
                         <pic:blipFill>
-                          <a:blip r:embed="rId18"/>
+                          <a:blip r:embed="rId19"/>
                           <a:stretch>
                             <a:fillRect/>
                           </a:stretch>
@@ -10678,7 +11870,7 @@
         <w:rPr>
           <w:rStyle w:val="NormalTok"/>
         </w:rPr>
-        <w:t xml:space="preserve"> n_s, </w:t>
+        <w:t xml:space="preserve"> side, </w:t>
       </w:r>
       <w:r>
         <w:rPr>
@@ -10690,7 +11882,7 @@
         <w:rPr>
           <w:rStyle w:val="NormalTok"/>
         </w:rPr>
-        <w:t xml:space="preserve"> length_mm, </w:t>
+        <w:t xml:space="preserve"> needle_length_mm, </w:t>
       </w:r>
       <w:r>
         <w:rPr>
@@ -10702,7 +11894,7 @@
         <w:rPr>
           <w:rStyle w:val="NormalTok"/>
         </w:rPr>
-        <w:t xml:space="preserve"> n_s)) </w:t>
+        <w:t xml:space="preserve"> side)) </w:t>
       </w:r>
       <w:r>
         <w:rPr>
@@ -10786,13 +11978,112 @@
         <w:rPr>
           <w:rStyle w:val="NormalTok"/>
         </w:rPr>
+        <w:t xml:space="preserve">),</w:t>
+      </w:r>
+      <w:r>
+        <w:br/>
+      </w:r>
+      <w:r>
+        <w:rPr>
+          <w:rStyle w:val="NormalTok"/>
+        </w:rPr>
+        <w:t xml:space="preserve">    </w:t>
+      </w:r>
+      <w:r>
+        <w:rPr>
+          <w:rStyle w:val="AttributeTok"/>
+        </w:rPr>
+        <w:t xml:space="preserve">size =</w:t>
+      </w:r>
+      <w:r>
+        <w:rPr>
+          <w:rStyle w:val="NormalTok"/>
+        </w:rPr>
+        <w:t xml:space="preserve"> </w:t>
+      </w:r>
+      <w:r>
+        <w:rPr>
+          <w:rStyle w:val="FloatTok"/>
+        </w:rPr>
+        <w:t xml:space="preserve">2.5</w:t>
+      </w:r>
+      <w:r>
+        <w:br/>
+      </w:r>
+      <w:r>
+        <w:rPr>
+          <w:rStyle w:val="NormalTok"/>
+        </w:rPr>
+        <w:t xml:space="preserve">  ) </w:t>
+      </w:r>
+      <w:r>
+        <w:rPr>
+          <w:rStyle w:val="SpecialCharTok"/>
+        </w:rPr>
+        <w:t xml:space="preserve">+</w:t>
+      </w:r>
+      <w:r>
+        <w:br/>
+      </w:r>
+      <w:r>
+        <w:rPr>
+          <w:rStyle w:val="NormalTok"/>
+        </w:rPr>
+        <w:t xml:space="preserve">  </w:t>
+      </w:r>
+      <w:r>
+        <w:rPr>
+          <w:rStyle w:val="FunctionTok"/>
+        </w:rPr>
+        <w:t xml:space="preserve">stat_summary</w:t>
+      </w:r>
+      <w:r>
+        <w:rPr>
+          <w:rStyle w:val="NormalTok"/>
+        </w:rPr>
+        <w:t xml:space="preserve">(</w:t>
+      </w:r>
+      <w:r>
+        <w:rPr>
+          <w:rStyle w:val="AttributeTok"/>
+        </w:rPr>
+        <w:t xml:space="preserve">fun =</w:t>
+      </w:r>
+      <w:r>
+        <w:rPr>
+          <w:rStyle w:val="NormalTok"/>
+        </w:rPr>
+        <w:t xml:space="preserve"> mean, </w:t>
+      </w:r>
+      <w:r>
+        <w:rPr>
+          <w:rStyle w:val="AttributeTok"/>
+        </w:rPr>
+        <w:t xml:space="preserve">geom =</w:t>
+      </w:r>
+      <w:r>
+        <w:rPr>
+          <w:rStyle w:val="NormalTok"/>
+        </w:rPr>
+        <w:t xml:space="preserve"> </w:t>
+      </w:r>
+      <w:r>
+        <w:rPr>
+          <w:rStyle w:val="StringTok"/>
+        </w:rPr>
+        <w:t xml:space="preserve">"point"</w:t>
+      </w:r>
+      <w:r>
+        <w:rPr>
+          <w:rStyle w:val="NormalTok"/>
+        </w:rPr>
         <w:t xml:space="preserve">, </w:t>
       </w:r>
       <w:r>
         <w:rPr>
           <w:rStyle w:val="AttributeTok"/>
         </w:rPr>
-        <w:t xml:space="preserve">seed =</w:t>
+        <w:t xml:space="preserve">size =</w:t>
       </w:r>
       <w:r>
         <w:rPr>
@@ -10804,7 +12095,172 @@
         <w:rPr>
           <w:rStyle w:val="DecValTok"/>
         </w:rPr>
-        <w:t xml:space="preserve">42</w:t>
+        <w:t xml:space="preserve">4</w:t>
+      </w:r>
+      <w:r>
+        <w:rPr>
+          <w:rStyle w:val="NormalTok"/>
+        </w:rPr>
+        <w:t xml:space="preserve">, </w:t>
+      </w:r>
+      <w:r>
+        <w:rPr>
+          <w:rStyle w:val="AttributeTok"/>
+        </w:rPr>
+        <w:t xml:space="preserve">color =</w:t>
+      </w:r>
+      <w:r>
+        <w:rPr>
+          <w:rStyle w:val="NormalTok"/>
+        </w:rPr>
+        <w:t xml:space="preserve"> </w:t>
+      </w:r>
+      <w:r>
+        <w:rPr>
+          <w:rStyle w:val="StringTok"/>
+        </w:rPr>
+        <w:t xml:space="preserve">"black"</w:t>
+      </w:r>
+      <w:r>
+        <w:rPr>
+          <w:rStyle w:val="NormalTok"/>
+        </w:rPr>
+        <w:t xml:space="preserve">) </w:t>
+      </w:r>
+      <w:r>
+        <w:rPr>
+          <w:rStyle w:val="SpecialCharTok"/>
+        </w:rPr>
+        <w:t xml:space="preserve">+</w:t>
+      </w:r>
+      <w:r>
+        <w:br/>
+      </w:r>
+      <w:r>
+        <w:rPr>
+          <w:rStyle w:val="NormalTok"/>
+        </w:rPr>
+        <w:t xml:space="preserve">  </w:t>
+      </w:r>
+      <w:r>
+        <w:rPr>
+          <w:rStyle w:val="FunctionTok"/>
+        </w:rPr>
+        <w:t xml:space="preserve">scale_color_manual</w:t>
+      </w:r>
+      <w:r>
+        <w:rPr>
+          <w:rStyle w:val="NormalTok"/>
+        </w:rPr>
+        <w:t xml:space="preserve">(</w:t>
+      </w:r>
+      <w:r>
+        <w:br/>
+      </w:r>
+      <w:r>
+        <w:rPr>
+          <w:rStyle w:val="NormalTok"/>
+        </w:rPr>
+        <w:t xml:space="preserve">    </w:t>
+      </w:r>
+      <w:r>
+        <w:rPr>
+          <w:rStyle w:val="AttributeTok"/>
+        </w:rPr>
+        <w:t xml:space="preserve">name =</w:t>
+      </w:r>
+      <w:r>
+        <w:rPr>
+          <w:rStyle w:val="NormalTok"/>
+        </w:rPr>
+        <w:t xml:space="preserve"> </w:t>
+      </w:r>
+      <w:r>
+        <w:rPr>
+          <w:rStyle w:val="StringTok"/>
+        </w:rPr>
+        <w:t xml:space="preserve">"Side of tree"</w:t>
+      </w:r>
+      <w:r>
+        <w:rPr>
+          <w:rStyle w:val="NormalTok"/>
+        </w:rPr>
+        <w:t xml:space="preserve">,</w:t>
+      </w:r>
+      <w:r>
+        <w:br/>
+      </w:r>
+      <w:r>
+        <w:rPr>
+          <w:rStyle w:val="NormalTok"/>
+        </w:rPr>
+        <w:t xml:space="preserve">    </w:t>
+      </w:r>
+      <w:r>
+        <w:rPr>
+          <w:rStyle w:val="AttributeTok"/>
+        </w:rPr>
+        <w:t xml:space="preserve">labels =</w:t>
+      </w:r>
+      <w:r>
+        <w:rPr>
+          <w:rStyle w:val="NormalTok"/>
+        </w:rPr>
+        <w:t xml:space="preserve"> </w:t>
+      </w:r>
+      <w:r>
+        <w:rPr>
+          <w:rStyle w:val="FunctionTok"/>
+        </w:rPr>
+        <w:t xml:space="preserve">c</w:t>
+      </w:r>
+      <w:r>
+        <w:rPr>
+          <w:rStyle w:val="NormalTok"/>
+        </w:rPr>
+        <w:t xml:space="preserve">(</w:t>
+      </w:r>
+      <w:r>
+        <w:rPr>
+          <w:rStyle w:val="AttributeTok"/>
+        </w:rPr>
+        <w:t xml:space="preserve">shady =</w:t>
+      </w:r>
+      <w:r>
+        <w:rPr>
+          <w:rStyle w:val="NormalTok"/>
+        </w:rPr>
+        <w:t xml:space="preserve"> </w:t>
+      </w:r>
+      <w:r>
+        <w:rPr>
+          <w:rStyle w:val="StringTok"/>
+        </w:rPr>
+        <w:t xml:space="preserve">"Shady side"</w:t>
+      </w:r>
+      <w:r>
+        <w:rPr>
+          <w:rStyle w:val="NormalTok"/>
+        </w:rPr>
+        <w:t xml:space="preserve">, </w:t>
+      </w:r>
+      <w:r>
+        <w:rPr>
+          <w:rStyle w:val="AttributeTok"/>
+        </w:rPr>
+        <w:t xml:space="preserve">sunny =</w:t>
+      </w:r>
+      <w:r>
+        <w:rPr>
+          <w:rStyle w:val="NormalTok"/>
+        </w:rPr>
+        <w:t xml:space="preserve"> </w:t>
+      </w:r>
+      <w:r>
+        <w:rPr>
+          <w:rStyle w:val="StringTok"/>
+        </w:rPr>
+        <w:t xml:space="preserve">"Sunny side"</w:t>
       </w:r>
       <w:r>
         <w:rPr>
@@ -10825,49 +12281,19 @@
         <w:rPr>
           <w:rStyle w:val="AttributeTok"/>
         </w:rPr>
-        <w:t xml:space="preserve">size =</w:t>
-      </w:r>
-      <w:r>
-        <w:rPr>
-          <w:rStyle w:val="NormalTok"/>
-        </w:rPr>
-        <w:t xml:space="preserve"> </w:t>
-      </w:r>
-      <w:r>
-        <w:rPr>
-          <w:rStyle w:val="FloatTok"/>
-        </w:rPr>
-        <w:t xml:space="preserve">2.5</w:t>
-      </w:r>
-      <w:r>
-        <w:br/>
-      </w:r>
-      <w:r>
-        <w:rPr>
-          <w:rStyle w:val="NormalTok"/>
-        </w:rPr>
-        <w:t xml:space="preserve">  ) </w:t>
-      </w:r>
-      <w:r>
-        <w:rPr>
-          <w:rStyle w:val="SpecialCharTok"/>
-        </w:rPr>
-        <w:t xml:space="preserve">+</w:t>
-      </w:r>
-      <w:r>
-        <w:br/>
-      </w:r>
-      <w:r>
-        <w:rPr>
-          <w:rStyle w:val="NormalTok"/>
-        </w:rPr>
-        <w:t xml:space="preserve">  </w:t>
+        <w:t xml:space="preserve">values =</w:t>
+      </w:r>
+      <w:r>
+        <w:rPr>
+          <w:rStyle w:val="NormalTok"/>
+        </w:rPr>
+        <w:t xml:space="preserve"> </w:t>
       </w:r>
       <w:r>
         <w:rPr>
           <w:rStyle w:val="FunctionTok"/>
         </w:rPr>
-        <w:t xml:space="preserve">stat_summary</w:t>
+        <w:t xml:space="preserve">c</w:t>
       </w:r>
       <w:r>
         <w:rPr>
@@ -10879,19 +12305,7 @@
         <w:rPr>
           <w:rStyle w:val="AttributeTok"/>
         </w:rPr>
-        <w:t xml:space="preserve">fun =</w:t>
-      </w:r>
-      <w:r>
-        <w:rPr>
-          <w:rStyle w:val="NormalTok"/>
-        </w:rPr>
-        <w:t xml:space="preserve"> mean, </w:t>
-      </w:r>
-      <w:r>
-        <w:rPr>
-          <w:rStyle w:val="AttributeTok"/>
-        </w:rPr>
-        <w:t xml:space="preserve">geom =</w:t>
+        <w:t xml:space="preserve">shady =</w:t>
       </w:r>
       <w:r>
         <w:rPr>
@@ -10903,7 +12317,7 @@
         <w:rPr>
           <w:rStyle w:val="StringTok"/>
         </w:rPr>
-        <w:t xml:space="preserve">"point"</w:t>
+        <w:t xml:space="preserve">"#2c7fb8"</w:t>
       </w:r>
       <w:r>
         <w:rPr>
@@ -10915,253 +12329,7 @@
         <w:rPr>
           <w:rStyle w:val="AttributeTok"/>
         </w:rPr>
-        <w:t xml:space="preserve">size =</w:t>
-      </w:r>
-      <w:r>
-        <w:rPr>
-          <w:rStyle w:val="NormalTok"/>
-        </w:rPr>
-        <w:t xml:space="preserve"> </w:t>
-      </w:r>
-      <w:r>
-        <w:rPr>
-          <w:rStyle w:val="DecValTok"/>
-        </w:rPr>
-        <w:t xml:space="preserve">4</w:t>
-      </w:r>
-      <w:r>
-        <w:rPr>
-          <w:rStyle w:val="NormalTok"/>
-        </w:rPr>
-        <w:t xml:space="preserve">, </w:t>
-      </w:r>
-      <w:r>
-        <w:rPr>
-          <w:rStyle w:val="AttributeTok"/>
-        </w:rPr>
-        <w:t xml:space="preserve">color =</w:t>
-      </w:r>
-      <w:r>
-        <w:rPr>
-          <w:rStyle w:val="NormalTok"/>
-        </w:rPr>
-        <w:t xml:space="preserve"> </w:t>
-      </w:r>
-      <w:r>
-        <w:rPr>
-          <w:rStyle w:val="StringTok"/>
-        </w:rPr>
-        <w:t xml:space="preserve">"black"</w:t>
-      </w:r>
-      <w:r>
-        <w:rPr>
-          <w:rStyle w:val="NormalTok"/>
-        </w:rPr>
-        <w:t xml:space="preserve">) </w:t>
-      </w:r>
-      <w:r>
-        <w:rPr>
-          <w:rStyle w:val="SpecialCharTok"/>
-        </w:rPr>
-        <w:t xml:space="preserve">+</w:t>
-      </w:r>
-      <w:r>
-        <w:br/>
-      </w:r>
-      <w:r>
-        <w:rPr>
-          <w:rStyle w:val="NormalTok"/>
-        </w:rPr>
-        <w:t xml:space="preserve">  </w:t>
-      </w:r>
-      <w:r>
-        <w:rPr>
-          <w:rStyle w:val="FunctionTok"/>
-        </w:rPr>
-        <w:t xml:space="preserve">scale_color_manual</w:t>
-      </w:r>
-      <w:r>
-        <w:rPr>
-          <w:rStyle w:val="NormalTok"/>
-        </w:rPr>
-        <w:t xml:space="preserve">(</w:t>
-      </w:r>
-      <w:r>
-        <w:br/>
-      </w:r>
-      <w:r>
-        <w:rPr>
-          <w:rStyle w:val="NormalTok"/>
-        </w:rPr>
-        <w:t xml:space="preserve">    </w:t>
-      </w:r>
-      <w:r>
-        <w:rPr>
-          <w:rStyle w:val="AttributeTok"/>
-        </w:rPr>
-        <w:t xml:space="preserve">name =</w:t>
-      </w:r>
-      <w:r>
-        <w:rPr>
-          <w:rStyle w:val="NormalTok"/>
-        </w:rPr>
-        <w:t xml:space="preserve"> </w:t>
-      </w:r>
-      <w:r>
-        <w:rPr>
-          <w:rStyle w:val="StringTok"/>
-        </w:rPr>
-        <w:t xml:space="preserve">"Side of tree"</w:t>
-      </w:r>
-      <w:r>
-        <w:rPr>
-          <w:rStyle w:val="NormalTok"/>
-        </w:rPr>
-        <w:t xml:space="preserve">,</w:t>
-      </w:r>
-      <w:r>
-        <w:br/>
-      </w:r>
-      <w:r>
-        <w:rPr>
-          <w:rStyle w:val="NormalTok"/>
-        </w:rPr>
-        <w:t xml:space="preserve">    </w:t>
-      </w:r>
-      <w:r>
-        <w:rPr>
-          <w:rStyle w:val="AttributeTok"/>
-        </w:rPr>
-        <w:t xml:space="preserve">labels =</w:t>
-      </w:r>
-      <w:r>
-        <w:rPr>
-          <w:rStyle w:val="NormalTok"/>
-        </w:rPr>
-        <w:t xml:space="preserve"> </w:t>
-      </w:r>
-      <w:r>
-        <w:rPr>
-          <w:rStyle w:val="FunctionTok"/>
-        </w:rPr>
-        <w:t xml:space="preserve">c</w:t>
-      </w:r>
-      <w:r>
-        <w:rPr>
-          <w:rStyle w:val="NormalTok"/>
-        </w:rPr>
-        <w:t xml:space="preserve">(</w:t>
-      </w:r>
-      <w:r>
-        <w:rPr>
-          <w:rStyle w:val="AttributeTok"/>
-        </w:rPr>
-        <w:t xml:space="preserve">n =</w:t>
-      </w:r>
-      <w:r>
-        <w:rPr>
-          <w:rStyle w:val="NormalTok"/>
-        </w:rPr>
-        <w:t xml:space="preserve"> </w:t>
-      </w:r>
-      <w:r>
-        <w:rPr>
-          <w:rStyle w:val="StringTok"/>
-        </w:rPr>
-        <w:t xml:space="preserve">"Shady (sheltered)"</w:t>
-      </w:r>
-      <w:r>
-        <w:rPr>
-          <w:rStyle w:val="NormalTok"/>
-        </w:rPr>
-        <w:t xml:space="preserve">, </w:t>
-      </w:r>
-      <w:r>
-        <w:rPr>
-          <w:rStyle w:val="AttributeTok"/>
-        </w:rPr>
-        <w:t xml:space="preserve">s =</w:t>
-      </w:r>
-      <w:r>
-        <w:rPr>
-          <w:rStyle w:val="NormalTok"/>
-        </w:rPr>
-        <w:t xml:space="preserve"> </w:t>
-      </w:r>
-      <w:r>
-        <w:rPr>
-          <w:rStyle w:val="StringTok"/>
-        </w:rPr>
-        <w:t xml:space="preserve">"Sunny"</w:t>
-      </w:r>
-      <w:r>
-        <w:rPr>
-          <w:rStyle w:val="NormalTok"/>
-        </w:rPr>
-        <w:t xml:space="preserve">),</w:t>
-      </w:r>
-      <w:r>
-        <w:br/>
-      </w:r>
-      <w:r>
-        <w:rPr>
-          <w:rStyle w:val="NormalTok"/>
-        </w:rPr>
-        <w:t xml:space="preserve">    </w:t>
-      </w:r>
-      <w:r>
-        <w:rPr>
-          <w:rStyle w:val="AttributeTok"/>
-        </w:rPr>
-        <w:t xml:space="preserve">values =</w:t>
-      </w:r>
-      <w:r>
-        <w:rPr>
-          <w:rStyle w:val="NormalTok"/>
-        </w:rPr>
-        <w:t xml:space="preserve"> </w:t>
-      </w:r>
-      <w:r>
-        <w:rPr>
-          <w:rStyle w:val="FunctionTok"/>
-        </w:rPr>
-        <w:t xml:space="preserve">c</w:t>
-      </w:r>
-      <w:r>
-        <w:rPr>
-          <w:rStyle w:val="NormalTok"/>
-        </w:rPr>
-        <w:t xml:space="preserve">(</w:t>
-      </w:r>
-      <w:r>
-        <w:rPr>
-          <w:rStyle w:val="AttributeTok"/>
-        </w:rPr>
-        <w:t xml:space="preserve">n =</w:t>
-      </w:r>
-      <w:r>
-        <w:rPr>
-          <w:rStyle w:val="NormalTok"/>
-        </w:rPr>
-        <w:t xml:space="preserve"> </w:t>
-      </w:r>
-      <w:r>
-        <w:rPr>
-          <w:rStyle w:val="StringTok"/>
-        </w:rPr>
-        <w:t xml:space="preserve">"#2c7fb8"</w:t>
-      </w:r>
-      <w:r>
-        <w:rPr>
-          <w:rStyle w:val="NormalTok"/>
-        </w:rPr>
-        <w:t xml:space="preserve">, </w:t>
-      </w:r>
-      <w:r>
-        <w:rPr>
-          <w:rStyle w:val="AttributeTok"/>
-        </w:rPr>
-        <w:t xml:space="preserve">s =</w:t>
+        <w:t xml:space="preserve">sunny =</w:t>
       </w:r>
       <w:r>
         <w:rPr>
@@ -11326,18 +12494,18 @@
           <wp:inline>
             <wp:extent cx="2752374" cy="2385391"/>
             <wp:effectExtent b="0" l="0" r="0" t="0"/>
-            <wp:docPr descr="" title="" id="123" name="Picture"/>
+            <wp:docPr descr="" title="" id="134" name="Picture"/>
             <a:graphic>
               <a:graphicData uri="http://schemas.openxmlformats.org/drawingml/2006/picture">
                 <pic:pic>
                   <pic:nvPicPr>
-                    <pic:cNvPr descr="graphing_effectively_lecture_files/figure-docx/unnamed-chunk-17-1.png" id="124" name="Picture"/>
+                    <pic:cNvPr descr="graphing_effectively_lecture_files/figure-docx/graphing-effectively-18-1.png" id="135" name="Picture"/>
                     <pic:cNvPicPr>
                       <a:picLocks noChangeArrowheads="1" noChangeAspect="1"/>
                     </pic:cNvPicPr>
                   </pic:nvPicPr>
                   <pic:blipFill>
-                    <a:blip r:embed="rId122"/>
+                    <a:blip r:embed="rId133"/>
                     <a:stretch>
                       <a:fillRect/>
                     </a:stretch>
@@ -11544,12 +12712,12 @@
                 <wp:inline>
                   <wp:extent cx="152400" cy="152400"/>
                   <wp:effectExtent b="0" l="0" r="0" t="0"/>
-                  <wp:docPr descr="" title="" id="125" name="Picture"/>
+                  <wp:docPr descr="" title="" id="136" name="Picture"/>
                   <a:graphic>
                     <a:graphicData uri="http://schemas.openxmlformats.org/drawingml/2006/picture">
                       <pic:pic>
                         <pic:nvPicPr>
-                          <pic:cNvPr descr="/Applications/Positron.app/Contents/Resources/app/quarto/share/formats/docx/note.png" id="126" name="Picture"/>
+                          <pic:cNvPr descr="/Applications/Positron.app/Contents/Resources/app/quarto/share/formats/docx/note.png" id="137" name="Picture"/>
                           <pic:cNvPicPr>
                             <a:picLocks noChangeArrowheads="1" noChangeAspect="1"/>
                           </pic:cNvPicPr>
@@ -11686,7 +12854,7 @@
               <w:rPr>
                 <w:rStyle w:val="VerbatimChar"/>
               </w:rPr>
-              <w:t xml:space="preserve">n</w:t>
+              <w:t xml:space="preserve">shady</w:t>
             </w:r>
             <w:r>
               <w:t xml:space="preserve">,</w:t>
@@ -11698,7 +12866,7 @@
               <w:rPr>
                 <w:rStyle w:val="VerbatimChar"/>
               </w:rPr>
-              <w:t xml:space="preserve">s</w:t>
+              <w:t xml:space="preserve">sunny</w:t>
             </w:r>
             <w:r>
               <w:t xml:space="preserve">) — not by the pretty text you want to display.</w:t>
@@ -11723,8 +12891,252 @@
         </w:tc>
       </w:tr>
     </w:tbl>
-    <w:bookmarkEnd w:id="127"/>
-    <w:bookmarkStart w:id="130" w:name="X4ce6da8b8ffdabc3802a8c8905949914428f801"/>
+    <w:p>
+      <w:pPr>
+        <w:pStyle w:val="BodyText"/>
+      </w:pPr>
+      <w:r>
+        <w:t xml:space="preserve"> </w:t>
+      </w:r>
+    </w:p>
+    <w:tbl>
+      <w:tblPr>
+        <w:tblStyle w:val="Table"/>
+        <w:tblLook w:firstRow="0" w:lastRow="0" w:firstColumn="0" w:lastColumn="0" w:noHBand="0" w:noVBand="0" w:val="0000"/>
+        <w:tblBorders>
+          <w:top w:val="single" w:sz="4" w:space="0" w:color="00A047"/>
+          <w:left w:val="single" w:sz="24" w:space="0" w:color="00A047"/>
+          <w:bottom w:val="single" w:sz="4" w:space="0" w:color="00A047"/>
+          <w:right w:val="single" w:sz="4" w:space="0" w:color="00A047"/>
+        </w:tblBorders>
+        <w:tblCellMar>
+          <w:left w:w="144" w:type="dxa"/>
+          <w:right w:w="144" w:type="dxa"/>
+        </w:tblCellMar>
+        <w:tblLook w:firstRow="0" w:lastRow="0" w:firstColumn="0" w:lastColumn="0" w:noHBand="0" w:noVBand="0" w:val="0000"/>
+      </w:tblPr>
+      <w:tr>
+        <w:trPr>
+          <w:cantSplit/>
+        </w:trPr>
+        <w:tc>
+          <w:tcPr>
+            <w:shd w:color="auto" w:fill="ccf1e3" w:val="clear"/>
+            <w:tcMar>
+              <w:top w:w="92" w:type="dxa"/>
+              <w:bottom w:w="92" w:type="dxa"/>
+            </w:tcMar>
+          </w:tcPr>
+          <w:p>
+            <w:pPr>
+              <w:pStyle w:val="BodyText"/>
+            </w:pPr>
+            <w:pPr>
+              <w:spacing w:before="0" w:after="0"/>
+              <w:textAlignment w:val="center"/>
+            </w:pPr>
+            <w:r>
+              <w:drawing>
+                <wp:inline>
+                  <wp:extent cx="152400" cy="152400"/>
+                  <wp:effectExtent b="0" l="0" r="0" t="0"/>
+                  <wp:docPr descr="" title="" id="138" name="Picture"/>
+                  <a:graphic>
+                    <a:graphicData uri="http://schemas.openxmlformats.org/drawingml/2006/picture">
+                      <pic:pic>
+                        <pic:nvPicPr>
+                          <pic:cNvPr descr="/Applications/Positron.app/Contents/Resources/app/quarto/share/formats/docx/tip.png" id="139" name="Picture"/>
+                          <pic:cNvPicPr>
+                            <a:picLocks noChangeArrowheads="1" noChangeAspect="1"/>
+                          </pic:cNvPicPr>
+                        </pic:nvPicPr>
+                        <pic:blipFill>
+                          <a:blip r:embed="rId19"/>
+                          <a:stretch>
+                            <a:fillRect/>
+                          </a:stretch>
+                        </pic:blipFill>
+                        <pic:spPr bwMode="auto">
+                          <a:xfrm>
+                            <a:off x="0" y="0"/>
+                            <a:ext cx="152400" cy="152400"/>
+                          </a:xfrm>
+                          <a:prstGeom prst="rect">
+                            <a:avLst/>
+                          </a:prstGeom>
+                          <a:noFill/>
+                          <a:ln w="9525">
+                            <a:noFill/>
+                            <a:headEnd/>
+                            <a:tailEnd/>
+                          </a:ln>
+                        </pic:spPr>
+                      </pic:pic>
+                    </a:graphicData>
+                  </a:graphic>
+                </wp:inline>
+              </w:drawing>
+            </w:r>
+            <w:r>
+              <w:t xml:space="preserve"> </w:t>
+            </w:r>
+            <w:r>
+              <w:t xml:space="preserve"> </w:t>
+            </w:r>
+            <w:r>
+              <w:t xml:space="preserve">Tip</w:t>
+            </w:r>
+          </w:p>
+        </w:tc>
+      </w:tr>
+      <w:tr>
+        <w:trPr>
+          <w:cantSplit/>
+        </w:trPr>
+        <w:tc>
+          <w:tcPr>
+            <w:tcMar>
+              <w:top w:w="108" w:type="dxa"/>
+              <w:bottom w:w="108" w:type="dxa"/>
+            </w:tcMar>
+          </w:tcPr>
+          <w:p>
+            <w:pPr>
+              <w:pStyle w:val="BodyText"/>
+            </w:pPr>
+            <w:pPr>
+              <w:spacing w:before="16"/>
+            </w:pPr>
+            <w:r>
+              <w:rPr>
+                <w:b/>
+                <w:bCs/>
+              </w:rPr>
+              <w:t xml:space="preserve">📖 Why these two colors?</w:t>
+            </w:r>
+          </w:p>
+          <w:p>
+            <w:pPr>
+              <w:pStyle w:val="BodyText"/>
+            </w:pPr>
+            <w:r>
+              <w:rPr>
+                <w:rStyle w:val="VerbatimChar"/>
+              </w:rPr>
+              <w:t xml:space="preserve">#2c7fb8</w:t>
+            </w:r>
+            <w:r>
+              <w:t xml:space="preserve"> </w:t>
+            </w:r>
+            <w:r>
+              <w:t xml:space="preserve">(blue) and</w:t>
+            </w:r>
+            <w:r>
+              <w:t xml:space="preserve"> </w:t>
+            </w:r>
+            <w:r>
+              <w:rPr>
+                <w:rStyle w:val="VerbatimChar"/>
+              </w:rPr>
+              <w:t xml:space="preserve">#d95f0e</w:t>
+            </w:r>
+            <w:r>
+              <w:t xml:space="preserve"> </w:t>
+            </w:r>
+            <w:r>
+              <w:t xml:space="preserve">(orange) are a</w:t>
+            </w:r>
+            <w:r>
+              <w:t xml:space="preserve"> </w:t>
+            </w:r>
+            <w:r>
+              <w:rPr>
+                <w:b/>
+                <w:bCs/>
+              </w:rPr>
+              <w:t xml:space="preserve">blue–orange</w:t>
+            </w:r>
+            <w:r>
+              <w:t xml:space="preserve"> </w:t>
+            </w:r>
+            <w:r>
+              <w:t xml:space="preserve">pair, the safest two-colour choice for colour-vision deficiency: red–green confusion, which affects roughly 8% of men, leaves the blue–orange axis intact.</w:t>
+            </w:r>
+          </w:p>
+          <w:p>
+            <w:pPr>
+              <w:pStyle w:val="BodyText"/>
+            </w:pPr>
+            <w:pPr>
+              <w:spacing w:after="16"/>
+            </w:pPr>
+            <w:r>
+              <w:t xml:space="preserve">Don’t take that on faith — check any pair you invent with a simulator (the</w:t>
+            </w:r>
+            <w:r>
+              <w:t xml:space="preserve"> </w:t>
+            </w:r>
+            <w:r>
+              <w:rPr>
+                <w:rStyle w:val="VerbatimChar"/>
+              </w:rPr>
+              <w:t xml:space="preserve">colorblindr</w:t>
+            </w:r>
+            <w:r>
+              <w:t xml:space="preserve"> </w:t>
+            </w:r>
+            <w:r>
+              <w:t xml:space="preserve">or</w:t>
+            </w:r>
+            <w:r>
+              <w:t xml:space="preserve"> </w:t>
+            </w:r>
+            <w:r>
+              <w:rPr>
+                <w:rStyle w:val="VerbatimChar"/>
+              </w:rPr>
+              <w:t xml:space="preserve">dichromat</w:t>
+            </w:r>
+            <w:r>
+              <w:t xml:space="preserve"> </w:t>
+            </w:r>
+            <w:r>
+              <w:t xml:space="preserve">packages), or start from a palette that was built for it:</w:t>
+            </w:r>
+            <w:r>
+              <w:t xml:space="preserve"> </w:t>
+            </w:r>
+            <w:r>
+              <w:rPr>
+                <w:rStyle w:val="VerbatimChar"/>
+              </w:rPr>
+              <w:t xml:space="preserve">scale_color_viridis_d()</w:t>
+            </w:r>
+            <w:r>
+              <w:t xml:space="preserve"> </w:t>
+            </w:r>
+            <w:r>
+              <w:t xml:space="preserve">or</w:t>
+            </w:r>
+            <w:r>
+              <w:t xml:space="preserve"> </w:t>
+            </w:r>
+            <w:r>
+              <w:rPr>
+                <w:rStyle w:val="VerbatimChar"/>
+              </w:rPr>
+              <w:t xml:space="preserve">RColorBrewer::brewer.pal(n, "Dark2")</w:t>
+            </w:r>
+            <w:r>
+              <w:t xml:space="preserve">.</w:t>
+            </w:r>
+          </w:p>
+          <w:p/>
+        </w:tc>
+      </w:tr>
+    </w:tbl>
+    <w:bookmarkEnd w:id="140"/>
+    <w:bookmarkStart w:id="143" w:name="X4ce6da8b8ffdabc3802a8c8905949914428f801"/>
     <w:p>
       <w:pPr>
         <w:pStyle w:val="Heading2"/>
@@ -11750,7 +13162,7 @@
         <w:rPr>
           <w:rStyle w:val="CommentTok"/>
         </w:rPr>
-        <w:t xml:space="preserve"># Typo: "sun" instead of the real value "s"</w:t>
+        <w:t xml:space="preserve"># Typo: "sun" instead of the real value "sunny"</w:t>
       </w:r>
       <w:r>
         <w:br/>
@@ -11789,7 +13201,7 @@
         <w:rPr>
           <w:rStyle w:val="NormalTok"/>
         </w:rPr>
-        <w:t xml:space="preserve"> n_s, </w:t>
+        <w:t xml:space="preserve"> side, </w:t>
       </w:r>
       <w:r>
         <w:rPr>
@@ -11801,7 +13213,7 @@
         <w:rPr>
           <w:rStyle w:val="NormalTok"/>
         </w:rPr>
-        <w:t xml:space="preserve"> length_mm, </w:t>
+        <w:t xml:space="preserve"> needle_length_mm, </w:t>
       </w:r>
       <w:r>
         <w:rPr>
@@ -11813,7 +13225,7 @@
         <w:rPr>
           <w:rStyle w:val="NormalTok"/>
         </w:rPr>
-        <w:t xml:space="preserve"> n_s)) </w:t>
+        <w:t xml:space="preserve"> side)) </w:t>
       </w:r>
       <w:r>
         <w:rPr>
@@ -11906,7 +13318,7 @@
         <w:rPr>
           <w:rStyle w:val="AttributeTok"/>
         </w:rPr>
-        <w:t xml:space="preserve">n =</w:t>
+        <w:t xml:space="preserve">shady =</w:t>
       </w:r>
       <w:r>
         <w:rPr>
@@ -12001,18 +13413,18 @@
                 <wp:inline>
                   <wp:extent cx="152400" cy="152400"/>
                   <wp:effectExtent b="0" l="0" r="0" t="0"/>
-                  <wp:docPr descr="" title="" id="128" name="Picture"/>
+                  <wp:docPr descr="" title="" id="141" name="Picture"/>
                   <a:graphic>
                     <a:graphicData uri="http://schemas.openxmlformats.org/drawingml/2006/picture">
                       <pic:pic>
                         <pic:nvPicPr>
-                          <pic:cNvPr descr="/Applications/Positron.app/Contents/Resources/app/quarto/share/formats/docx/warning.png" id="129" name="Picture"/>
+                          <pic:cNvPr descr="/Applications/Positron.app/Contents/Resources/app/quarto/share/formats/docx/warning.png" id="142" name="Picture"/>
                           <pic:cNvPicPr>
                             <a:picLocks noChangeArrowheads="1" noChangeAspect="1"/>
                           </pic:cNvPicPr>
                         </pic:nvPicPr>
                         <pic:blipFill>
-                          <a:blip r:embed="rId45"/>
+                          <a:blip r:embed="rId46"/>
                           <a:stretch>
                             <a:fillRect/>
                           </a:stretch>
@@ -12117,8 +13529,8 @@
             <w:pPr>
               <w:pStyle w:val="Compact"/>
               <w:numPr>
-                <w:ilvl w:val="0"/>
-                <w:numId w:val="1010"/>
+                <w:ilvl w:val="1"/>
+                <w:numId w:val="1011"/>
               </w:numPr>
             </w:pPr>
             <w:r>
@@ -12141,8 +13553,8 @@
             <w:pPr>
               <w:pStyle w:val="Compact"/>
               <w:numPr>
-                <w:ilvl w:val="0"/>
-                <w:numId w:val="1010"/>
+                <w:ilvl w:val="1"/>
+                <w:numId w:val="1011"/>
               </w:numPr>
             </w:pPr>
             <w:r>
@@ -12155,21 +13567,21 @@
               <w:rPr>
                 <w:rStyle w:val="VerbatimChar"/>
               </w:rPr>
-              <w:t xml:space="preserve">unique(pine_df$n_s)</w:t>
-            </w:r>
-            <w:r>
-              <w:t xml:space="preserve"> </w:t>
-            </w:r>
-            <w:r>
-              <w:t xml:space="preserve">first if you’re not sure</w:t>
+              <w:t xml:space="preserve">unique(pine_df$side)</w:t>
+            </w:r>
+            <w:r>
+              <w:t xml:space="preserve"> </w:t>
+            </w:r>
+            <w:r>
+              <w:t xml:space="preserve">first if you are not sure</w:t>
             </w:r>
           </w:p>
           <w:p>
             <w:pPr>
               <w:pStyle w:val="Compact"/>
               <w:numPr>
-                <w:ilvl w:val="0"/>
-                <w:numId w:val="1010"/>
+                <w:ilvl w:val="1"/>
+                <w:numId w:val="1011"/>
               </w:numPr>
             </w:pPr>
             <w:r>
@@ -12180,8 +13592,8 @@
         </w:tc>
       </w:tr>
     </w:tbl>
-    <w:bookmarkEnd w:id="130"/>
-    <w:bookmarkStart w:id="136" w:name="scale_fill_manual-the-fill-twin"/>
+    <w:bookmarkEnd w:id="143"/>
+    <w:bookmarkStart w:id="149" w:name="scale_fill_manual-the-fill-twin"/>
     <w:p>
       <w:pPr>
         <w:pStyle w:val="Heading2"/>
@@ -12252,7 +13664,7 @@
         <w:rPr>
           <w:rStyle w:val="NormalTok"/>
         </w:rPr>
-        <w:t xml:space="preserve"> n_s, </w:t>
+        <w:t xml:space="preserve"> side, </w:t>
       </w:r>
       <w:r>
         <w:rPr>
@@ -12264,7 +13676,7 @@
         <w:rPr>
           <w:rStyle w:val="NormalTok"/>
         </w:rPr>
-        <w:t xml:space="preserve"> length_mm, </w:t>
+        <w:t xml:space="preserve"> needle_length_mm, </w:t>
       </w:r>
       <w:r>
         <w:rPr>
@@ -12276,7 +13688,7 @@
         <w:rPr>
           <w:rStyle w:val="NormalTok"/>
         </w:rPr>
-        <w:t xml:space="preserve"> n_s)) </w:t>
+        <w:t xml:space="preserve"> side)) </w:t>
       </w:r>
       <w:r>
         <w:rPr>
@@ -12450,7 +13862,7 @@
         <w:rPr>
           <w:rStyle w:val="AttributeTok"/>
         </w:rPr>
-        <w:t xml:space="preserve">n =</w:t>
+        <w:t xml:space="preserve">shady =</w:t>
       </w:r>
       <w:r>
         <w:rPr>
@@ -12462,7 +13874,7 @@
         <w:rPr>
           <w:rStyle w:val="StringTok"/>
         </w:rPr>
-        <w:t xml:space="preserve">"Shady (sheltered)"</w:t>
+        <w:t xml:space="preserve">"Shady side"</w:t>
       </w:r>
       <w:r>
         <w:rPr>
@@ -12474,7 +13886,7 @@
         <w:rPr>
           <w:rStyle w:val="AttributeTok"/>
         </w:rPr>
-        <w:t xml:space="preserve">s =</w:t>
+        <w:t xml:space="preserve">sunny =</w:t>
       </w:r>
       <w:r>
         <w:rPr>
@@ -12486,7 +13898,7 @@
         <w:rPr>
           <w:rStyle w:val="StringTok"/>
         </w:rPr>
-        <w:t xml:space="preserve">"Sunny"</w:t>
+        <w:t xml:space="preserve">"Sunny side"</w:t>
       </w:r>
       <w:r>
         <w:rPr>
@@ -12531,7 +13943,7 @@
         <w:rPr>
           <w:rStyle w:val="AttributeTok"/>
         </w:rPr>
-        <w:t xml:space="preserve">n =</w:t>
+        <w:t xml:space="preserve">shady =</w:t>
       </w:r>
       <w:r>
         <w:rPr>
@@ -12555,7 +13967,7 @@
         <w:rPr>
           <w:rStyle w:val="AttributeTok"/>
         </w:rPr>
-        <w:t xml:space="preserve">s =</w:t>
+        <w:t xml:space="preserve">sunny =</w:t>
       </w:r>
       <w:r>
         <w:rPr>
@@ -12720,18 +14132,18 @@
           <wp:inline>
             <wp:extent cx="2752374" cy="2385391"/>
             <wp:effectExtent b="0" l="0" r="0" t="0"/>
-            <wp:docPr descr="" title="" id="132" name="Picture"/>
+            <wp:docPr descr="" title="" id="145" name="Picture"/>
             <a:graphic>
               <a:graphicData uri="http://schemas.openxmlformats.org/drawingml/2006/picture">
                 <pic:pic>
                   <pic:nvPicPr>
-                    <pic:cNvPr descr="graphing_effectively_lecture_files/figure-docx/unnamed-chunk-19-1.png" id="133" name="Picture"/>
+                    <pic:cNvPr descr="graphing_effectively_lecture_files/figure-docx/graphing-effectively-20-1.png" id="146" name="Picture"/>
                     <pic:cNvPicPr>
                       <a:picLocks noChangeArrowheads="1" noChangeAspect="1"/>
                     </pic:cNvPicPr>
                   </pic:nvPicPr>
                   <pic:blipFill>
-                    <a:blip r:embed="rId131"/>
+                    <a:blip r:embed="rId144"/>
                     <a:stretch>
                       <a:fillRect/>
                     </a:stretch>
@@ -12799,18 +14211,18 @@
                 <wp:inline>
                   <wp:extent cx="152400" cy="152400"/>
                   <wp:effectExtent b="0" l="0" r="0" t="0"/>
-                  <wp:docPr descr="" title="" id="134" name="Picture"/>
+                  <wp:docPr descr="" title="" id="147" name="Picture"/>
                   <a:graphic>
                     <a:graphicData uri="http://schemas.openxmlformats.org/drawingml/2006/picture">
                       <pic:pic>
                         <pic:nvPicPr>
-                          <pic:cNvPr descr="/Applications/Positron.app/Contents/Resources/app/quarto/share/formats/docx/tip.png" id="135" name="Picture"/>
+                          <pic:cNvPr descr="/Applications/Positron.app/Contents/Resources/app/quarto/share/formats/docx/tip.png" id="148" name="Picture"/>
                           <pic:cNvPicPr>
                             <a:picLocks noChangeArrowheads="1" noChangeAspect="1"/>
                           </pic:cNvPicPr>
                         </pic:nvPicPr>
                         <pic:blipFill>
-                          <a:blip r:embed="rId18"/>
+                          <a:blip r:embed="rId19"/>
                           <a:stretch>
                             <a:fillRect/>
                           </a:stretch>
@@ -12982,8 +14394,8 @@
         </w:tc>
       </w:tr>
     </w:tbl>
-    <w:bookmarkEnd w:id="136"/>
-    <w:bookmarkStart w:id="141" w:name="wrap-up"/>
+    <w:bookmarkEnd w:id="149"/>
+    <w:bookmarkStart w:id="154" w:name="wrap-up"/>
     <w:p>
       <w:pPr>
         <w:pStyle w:val="Heading2"/>
@@ -13005,7 +14417,7 @@
         <w:pStyle w:val="Compact"/>
         <w:numPr>
           <w:ilvl w:val="0"/>
-          <w:numId w:val="1011"/>
+          <w:numId w:val="1012"/>
         </w:numPr>
       </w:pPr>
       <w:r>
@@ -13017,7 +14429,7 @@
         <w:pStyle w:val="Compact"/>
         <w:numPr>
           <w:ilvl w:val="0"/>
-          <w:numId w:val="1011"/>
+          <w:numId w:val="1012"/>
         </w:numPr>
       </w:pPr>
       <w:r>
@@ -13044,7 +14456,7 @@
         <w:pStyle w:val="Compact"/>
         <w:numPr>
           <w:ilvl w:val="0"/>
-          <w:numId w:val="1011"/>
+          <w:numId w:val="1012"/>
         </w:numPr>
       </w:pPr>
       <w:r>
@@ -13095,7 +14507,7 @@
         <w:pStyle w:val="Compact"/>
         <w:numPr>
           <w:ilvl w:val="0"/>
-          <w:numId w:val="1011"/>
+          <w:numId w:val="1012"/>
         </w:numPr>
       </w:pPr>
       <w:r>
@@ -13107,7 +14519,7 @@
         <w:pStyle w:val="Compact"/>
         <w:numPr>
           <w:ilvl w:val="0"/>
-          <w:numId w:val="1011"/>
+          <w:numId w:val="1012"/>
         </w:numPr>
       </w:pPr>
       <w:r>
@@ -13126,7 +14538,7 @@
         <w:t xml:space="preserve"> </w:t>
       </w:r>
       <w:r>
-        <w:t xml:space="preserve">— no separate summary table needed</w:t>
+        <w:t xml:space="preserve">— and saw that an error bar is only as honest as the rows you feed it</w:t>
       </w:r>
     </w:p>
     <w:p>
@@ -13134,7 +14546,7 @@
         <w:pStyle w:val="Compact"/>
         <w:numPr>
           <w:ilvl w:val="0"/>
-          <w:numId w:val="1011"/>
+          <w:numId w:val="1012"/>
         </w:numPr>
       </w:pPr>
       <w:r>
@@ -13161,7 +14573,7 @@
         <w:pStyle w:val="Compact"/>
         <w:numPr>
           <w:ilvl w:val="0"/>
-          <w:numId w:val="1011"/>
+          <w:numId w:val="1012"/>
         </w:numPr>
       </w:pPr>
       <w:r>
@@ -13182,7 +14594,7 @@
         <w:pStyle w:val="Compact"/>
         <w:numPr>
           <w:ilvl w:val="0"/>
-          <w:numId w:val="1011"/>
+          <w:numId w:val="1012"/>
         </w:numPr>
       </w:pPr>
       <w:r>
@@ -13264,18 +14676,18 @@
                 <wp:inline>
                   <wp:extent cx="152400" cy="152400"/>
                   <wp:effectExtent b="0" l="0" r="0" t="0"/>
-                  <wp:docPr descr="" title="" id="137" name="Picture"/>
+                  <wp:docPr descr="" title="" id="150" name="Picture"/>
                   <a:graphic>
                     <a:graphicData uri="http://schemas.openxmlformats.org/drawingml/2006/picture">
                       <pic:pic>
                         <pic:nvPicPr>
-                          <pic:cNvPr descr="/Applications/Positron.app/Contents/Resources/app/quarto/share/formats/docx/tip.png" id="138" name="Picture"/>
+                          <pic:cNvPr descr="/Applications/Positron.app/Contents/Resources/app/quarto/share/formats/docx/tip.png" id="151" name="Picture"/>
                           <pic:cNvPicPr>
                             <a:picLocks noChangeArrowheads="1" noChangeAspect="1"/>
                           </pic:cNvPicPr>
                         </pic:nvPicPr>
                         <pic:blipFill>
-                          <a:blip r:embed="rId18"/>
+                          <a:blip r:embed="rId19"/>
                           <a:stretch>
                             <a:fillRect/>
                           </a:stretch>
@@ -13356,7 +14768,7 @@
               <w:rPr>
                 <w:rStyle w:val="VerbatimChar"/>
               </w:rPr>
-              <w:t xml:space="preserve">group</w:t>
+              <w:t xml:space="preserve">team</w:t>
             </w:r>
             <w:r>
               <w:t xml:space="preserve">, pick a theme, and save it to</w:t>
@@ -13422,12 +14834,12 @@
                 <wp:inline>
                   <wp:extent cx="152400" cy="152400"/>
                   <wp:effectExtent b="0" l="0" r="0" t="0"/>
-                  <wp:docPr descr="" title="" id="139" name="Picture"/>
+                  <wp:docPr descr="" title="" id="152" name="Picture"/>
                   <a:graphic>
                     <a:graphicData uri="http://schemas.openxmlformats.org/drawingml/2006/picture">
                       <pic:pic>
                         <pic:nvPicPr>
-                          <pic:cNvPr descr="/Applications/Positron.app/Contents/Resources/app/quarto/share/formats/docx/note.png" id="140" name="Picture"/>
+                          <pic:cNvPr descr="/Applications/Positron.app/Contents/Resources/app/quarto/share/formats/docx/note.png" id="153" name="Picture"/>
                           <pic:cNvPicPr>
                             <a:picLocks noChangeArrowheads="1" noChangeAspect="1"/>
                           </pic:cNvPicPr>
@@ -13512,8 +14924,8 @@
         </w:tc>
       </w:tr>
     </w:tbl>
-    <w:bookmarkEnd w:id="141"/>
-    <w:bookmarkStart w:id="144" w:name="getting-unstuck"/>
+    <w:bookmarkEnd w:id="154"/>
+    <w:bookmarkStart w:id="157" w:name="getting-unstuck"/>
     <w:p>
       <w:pPr>
         <w:pStyle w:val="Heading2"/>
@@ -13535,7 +14947,7 @@
         <w:pStyle w:val="Compact"/>
         <w:numPr>
           <w:ilvl w:val="0"/>
-          <w:numId w:val="1012"/>
+          <w:numId w:val="1013"/>
         </w:numPr>
       </w:pPr>
       <w:r>
@@ -13563,7 +14975,7 @@
         <w:pStyle w:val="Compact"/>
         <w:numPr>
           <w:ilvl w:val="0"/>
-          <w:numId w:val="1012"/>
+          <w:numId w:val="1013"/>
         </w:numPr>
       </w:pPr>
       <w:r>
@@ -13629,7 +15041,7 @@
         <w:pStyle w:val="Compact"/>
         <w:numPr>
           <w:ilvl w:val="0"/>
-          <w:numId w:val="1012"/>
+          <w:numId w:val="1013"/>
         </w:numPr>
       </w:pPr>
       <w:r>
@@ -13650,7 +15062,7 @@
         <w:pStyle w:val="Compact"/>
         <w:numPr>
           <w:ilvl w:val="0"/>
-          <w:numId w:val="1012"/>
+          <w:numId w:val="1013"/>
         </w:numPr>
       </w:pPr>
       <w:r>
@@ -13714,12 +15126,12 @@
                 <wp:inline>
                   <wp:extent cx="152400" cy="152400"/>
                   <wp:effectExtent b="0" l="0" r="0" t="0"/>
-                  <wp:docPr descr="" title="" id="142" name="Picture"/>
+                  <wp:docPr descr="" title="" id="155" name="Picture"/>
                   <a:graphic>
                     <a:graphicData uri="http://schemas.openxmlformats.org/drawingml/2006/picture">
                       <pic:pic>
                         <pic:nvPicPr>
-                          <pic:cNvPr descr="/Applications/Positron.app/Contents/Resources/app/quarto/share/formats/docx/note.png" id="143" name="Picture"/>
+                          <pic:cNvPr descr="/Applications/Positron.app/Contents/Resources/app/quarto/share/formats/docx/note.png" id="156" name="Picture"/>
                           <pic:cNvPicPr>
                             <a:picLocks noChangeArrowheads="1" noChangeAspect="1"/>
                           </pic:cNvPicPr>
@@ -13804,7 +15216,7 @@
         </w:tc>
       </w:tr>
     </w:tbl>
-    <w:bookmarkEnd w:id="144"/>
+    <w:bookmarkEnd w:id="157"/>
     <w:sectPr>
       <w:footnotePr>
         <w:numRestart w:val="eachSect"/>
@@ -14194,6 +15606,9 @@
     <w:abstractNumId w:val="991"/>
   </w:num>
   <w:num w:numId="1012">
+    <w:abstractNumId w:val="991"/>
+  </w:num>
+  <w:num w:numId="1013">
     <w:abstractNumId w:val="99411"/>
     <w:lvlOverride w:ilvl="0">
       <w:startOverride w:val="1"/>

--- a/docs/content/graphing_effectively/graphing_effectively_lecture.docx
+++ b/docs/content/graphing_effectively/graphing_effectively_lecture.docx
@@ -26511,6 +26511,8 @@
     </w:tbl>
     <w:bookmarkEnd w:id="285"/>
     <w:sectPr>
+      <w:pgSz w:h="15840" w:w="12240"/>
+      <w:pgMar w:bottom="720" w:footer="360" w:gutter="0" w:header="360" w:left="1008" w:right="720" w:top="720"/>
       <w:footnotePr>
         <w:numRestart w:val="eachSect"/>
       </w:footnotePr>
@@ -26992,7 +26994,7 @@
     </w:rPrDefault>
     <w:pPrDefault>
       <w:pPr>
-        <w:spacing w:after="100"/>
+        <w:spacing w:after="100" w:before="0"/>
       </w:pPr>
     </w:pPrDefault>
   </w:docDefaults>
@@ -27007,7 +27009,7 @@
     <w:link w:val="BodyTextChar"/>
     <w:qFormat/>
     <w:pPr>
-      <w:spacing w:after="90" w:before="90"/>
+      <w:spacing w:after="90" w:before="0"/>
     </w:pPr>
   </w:style>
   <w:style w:customStyle="1" w:styleId="FirstParagraph" w:type="paragraph">
@@ -27021,7 +27023,7 @@
     <w:basedOn w:val="BodyText"/>
     <w:qFormat/>
     <w:pPr>
-      <w:spacing w:after="20" w:before="20"/>
+      <w:spacing w:after="20" w:before="0"/>
     </w:pPr>
   </w:style>
   <w:style w:styleId="Title" w:type="paragraph">
@@ -27033,7 +27035,7 @@
     <w:qFormat/>
     <w:rsid w:val="00A10FD9"/>
     <w:pPr>
-      <w:spacing w:after="60" w:line="240" w:lineRule="auto"/>
+      <w:spacing w:after="60" w:before="0" w:line="240" w:lineRule="auto"/>
       <w:contextualSpacing/>
       <w:jc w:val="center"/>
     </w:pPr>
@@ -27064,6 +27066,7 @@
     <w:qFormat/>
     <w:rsid w:val="00A10FD9"/>
     <w:pPr>
+      <w:spacing w:before="0"/>
       <w:numPr>
         <w:ilvl w:val="1"/>
       </w:numPr>
@@ -27095,6 +27098,7 @@
     <w:next w:val="BodyText"/>
     <w:qFormat/>
     <w:pPr>
+      <w:spacing w:before="0"/>
       <w:keepNext/>
       <w:keepLines/>
     </w:pPr>
@@ -27109,6 +27113,7 @@
     <w:next w:val="BodyText"/>
     <w:qFormat/>
     <w:pPr>
+      <w:spacing w:before="0"/>
       <w:keepNext/>
       <w:keepLines/>
     </w:pPr>
@@ -27125,7 +27130,7 @@
     <w:pPr>
       <w:keepNext/>
       <w:keepLines/>
-      <w:spacing w:after="0" w:before="300"/>
+      <w:spacing w:after="0" w:before="0"/>
       <w:jc w:val="center"/>
     </w:pPr>
     <w:rPr>
@@ -27142,7 +27147,7 @@
     <w:pPr>
       <w:keepNext/>
       <w:keepLines/>
-      <w:spacing w:after="300" w:before="100"/>
+      <w:spacing w:after="300" w:before="0"/>
     </w:pPr>
     <w:rPr>
       <w:sz w:val="20"/>
@@ -27168,7 +27173,7 @@
     <w:pPr>
       <w:keepNext/>
       <w:keepLines/>
-      <w:spacing w:after="60" w:before="200"/>
+      <w:spacing w:after="60" w:before="120"/>
       <w:outlineLvl w:val="0"/>
     </w:pPr>
     <w:rPr>
@@ -27191,7 +27196,7 @@
     <w:pPr>
       <w:keepNext/>
       <w:keepLines/>
-      <w:spacing w:after="50" w:before="140"/>
+      <w:spacing w:after="50" w:before="100"/>
       <w:outlineLvl w:val="1"/>
     </w:pPr>
     <w:rPr>
@@ -27214,7 +27219,7 @@
     <w:pPr>
       <w:keepNext/>
       <w:keepLines/>
-      <w:spacing w:after="40" w:before="120"/>
+      <w:spacing w:after="40" w:before="80"/>
       <w:outlineLvl w:val="2"/>
     </w:pPr>
     <w:rPr>
@@ -27260,7 +27265,7 @@
     <w:pPr>
       <w:keepNext/>
       <w:keepLines/>
-      <w:spacing w:after="40" w:before="80"/>
+      <w:spacing w:after="40" w:before="60"/>
       <w:outlineLvl w:val="4"/>
     </w:pPr>
     <w:rPr>
@@ -27281,7 +27286,7 @@
     <w:pPr>
       <w:keepNext/>
       <w:keepLines/>
-      <w:spacing w:after="0" w:before="40"/>
+      <w:spacing w:after="0" w:before="60"/>
       <w:outlineLvl w:val="5"/>
     </w:pPr>
     <w:rPr>
@@ -27304,7 +27309,7 @@
     <w:pPr>
       <w:keepNext/>
       <w:keepLines/>
-      <w:spacing w:after="0" w:before="40"/>
+      <w:spacing w:after="0" w:before="60"/>
       <w:outlineLvl w:val="6"/>
     </w:pPr>
     <w:rPr>
@@ -27325,7 +27330,7 @@
     <w:pPr>
       <w:keepNext/>
       <w:keepLines/>
-      <w:spacing w:after="0"/>
+      <w:spacing w:after="0" w:before="60"/>
       <w:outlineLvl w:val="7"/>
     </w:pPr>
     <w:rPr>
@@ -27348,7 +27353,7 @@
     <w:pPr>
       <w:keepNext/>
       <w:keepLines/>
-      <w:spacing w:after="0"/>
+      <w:spacing w:after="0" w:before="60"/>
       <w:outlineLvl w:val="8"/>
     </w:pPr>
     <w:rPr>
@@ -27483,7 +27488,7 @@
     <w:unhideWhenUsed/>
     <w:qFormat/>
     <w:pPr>
-      <w:spacing w:after="50" w:before="50"/>
+      <w:spacing w:after="50" w:before="0"/>
       <w:ind w:firstLine="0" w:left="480" w:right="480"/>
     </w:pPr>
   </w:style>
@@ -27503,7 +27508,7 @@
     <w:unhideWhenUsed/>
     <w:qFormat/>
     <w:pPr>
-      <w:spacing w:after="100" w:before="100"/>
+      <w:spacing w:after="100" w:before="0"/>
       <w:ind w:firstLine="0" w:left="480" w:right="480"/>
     </w:pPr>
   </w:style>
@@ -27550,7 +27555,7 @@
     <w:pPr>
       <w:keepNext/>
       <w:keepLines/>
-      <w:spacing w:after="0"/>
+      <w:spacing w:after="0" w:before="0"/>
     </w:pPr>
     <w:rPr>
       <w:b/>
@@ -27575,6 +27580,7 @@
     <w:name w:val="Table Caption"/>
     <w:basedOn w:val="Caption"/>
     <w:pPr>
+      <w:spacing w:before="0"/>
       <w:keepNext/>
     </w:pPr>
   </w:style>
@@ -27590,6 +27596,7 @@
     <w:name w:val="Captioned Figure"/>
     <w:basedOn w:val="Figure"/>
     <w:pPr>
+      <w:spacing w:before="0"/>
       <w:keepNext/>
     </w:pPr>
   </w:style>
@@ -27632,7 +27639,7 @@
     <w:unhideWhenUsed/>
     <w:qFormat/>
     <w:pPr>
-      <w:spacing w:before="240" w:line="259" w:lineRule="auto"/>
+      <w:spacing w:before="0" w:line="259" w:lineRule="auto"/>
       <w:outlineLvl w:val="9"/>
     </w:pPr>
     <w:rPr>

--- a/docs/content/graphing_effectively/graphing_effectively_lecture.docx
+++ b/docs/content/graphing_effectively/graphing_effectively_lecture.docx
@@ -26205,311 +26205,6 @@
       </w:tr>
     </w:tbl>
     <w:bookmarkEnd w:id="281"/>
-    <w:bookmarkStart w:id="285" w:name="getting-unstuck"/>
-    <w:p>
-      <w:pPr>
-        <w:pStyle w:val="Heading2"/>
-      </w:pPr>
-      <w:r>
-        <w:t xml:space="preserve">Getting unstuck</w:t>
-      </w:r>
-    </w:p>
-    <w:p>
-      <w:pPr>
-        <w:pStyle w:val="FirstParagraph"/>
-      </w:pPr>
-      <w:r>
-        <w:t xml:space="preserve">When code breaks — and it will, that is normal:</w:t>
-      </w:r>
-    </w:p>
-    <w:p>
-      <w:pPr>
-        <w:pStyle w:val="Compact"/>
-        <w:numPr>
-          <w:ilvl w:val="0"/>
-          <w:numId w:val="1019"/>
-        </w:numPr>
-      </w:pPr>
-      <w:r>
-        <w:t xml:space="preserve">Read the</w:t>
-      </w:r>
-      <w:r>
-        <w:t xml:space="preserve"> </w:t>
-      </w:r>
-      <w:r>
-        <w:rPr>
-          <w:b/>
-          <w:bCs/>
-        </w:rPr>
-        <w:t xml:space="preserve">error message</w:t>
-      </w:r>
-      <w:r>
-        <w:t xml:space="preserve"> </w:t>
-      </w:r>
-      <w:r>
-        <w:t xml:space="preserve">out loud; it usually names the line</w:t>
-      </w:r>
-    </w:p>
-    <w:p>
-      <w:pPr>
-        <w:pStyle w:val="Compact"/>
-        <w:numPr>
-          <w:ilvl w:val="0"/>
-          <w:numId w:val="1019"/>
-        </w:numPr>
-      </w:pPr>
-      <w:r>
-        <w:t xml:space="preserve">Check the usual suspects:</w:t>
-      </w:r>
-      <w:r>
-        <w:t xml:space="preserve"> </w:t>
-      </w:r>
-      <w:r>
-        <w:rPr>
-          <w:rStyle w:val="VerbatimChar"/>
-        </w:rPr>
-        <w:t xml:space="preserve">library(tidyverse)</w:t>
-      </w:r>
-      <w:r>
-        <w:t xml:space="preserve"> </w:t>
-      </w:r>
-      <w:r>
-        <w:t xml:space="preserve">loaded? Is</w:t>
-      </w:r>
-      <w:r>
-        <w:t xml:space="preserve"> </w:t>
-      </w:r>
-      <w:r>
-        <w:rPr>
-          <w:rStyle w:val="VerbatimChar"/>
-        </w:rPr>
-        <w:t xml:space="preserve">color</w:t>
-      </w:r>
-      <w:r>
-        <w:t xml:space="preserve">/</w:t>
-      </w:r>
-      <w:r>
-        <w:rPr>
-          <w:rStyle w:val="VerbatimChar"/>
-        </w:rPr>
-        <w:t xml:space="preserve">fill</w:t>
-      </w:r>
-      <w:r>
-        <w:t xml:space="preserve"> </w:t>
-      </w:r>
-      <w:r>
-        <w:t xml:space="preserve">inside</w:t>
-      </w:r>
-      <w:r>
-        <w:t xml:space="preserve"> </w:t>
-      </w:r>
-      <w:r>
-        <w:rPr>
-          <w:rStyle w:val="VerbatimChar"/>
-        </w:rPr>
-        <w:t xml:space="preserve">aes()</w:t>
-      </w:r>
-      <w:r>
-        <w:t xml:space="preserve"> </w:t>
-      </w:r>
-      <w:r>
-        <w:t xml:space="preserve">when it should be?</w:t>
-      </w:r>
-    </w:p>
-    <w:p>
-      <w:pPr>
-        <w:pStyle w:val="Compact"/>
-        <w:numPr>
-          <w:ilvl w:val="0"/>
-          <w:numId w:val="1019"/>
-        </w:numPr>
-      </w:pPr>
-      <w:r>
-        <w:rPr>
-          <w:rStyle w:val="VerbatimChar"/>
-        </w:rPr>
-        <w:t xml:space="preserve">?function_name</w:t>
-      </w:r>
-      <w:r>
-        <w:t xml:space="preserve"> </w:t>
-      </w:r>
-      <w:r>
-        <w:t xml:space="preserve">opens the help page</w:t>
-      </w:r>
-    </w:p>
-    <w:p>
-      <w:pPr>
-        <w:pStyle w:val="Compact"/>
-        <w:numPr>
-          <w:ilvl w:val="0"/>
-          <w:numId w:val="1019"/>
-        </w:numPr>
-      </w:pPr>
-      <w:r>
-        <w:t xml:space="preserve">Bring the</w:t>
-      </w:r>
-      <w:r>
-        <w:t xml:space="preserve"> </w:t>
-      </w:r>
-      <w:r>
-        <w:rPr>
-          <w:b/>
-          <w:bCs/>
-        </w:rPr>
-        <w:t xml:space="preserve">exact error</w:t>
-      </w:r>
-      <w:r>
-        <w:t xml:space="preserve"> </w:t>
-      </w:r>
-      <w:r>
-        <w:t xml:space="preserve">(copy-paste it) to class or office hours</w:t>
-      </w:r>
-    </w:p>
-    <w:p>
-      <w:pPr>
-        <w:pStyle w:val="FirstParagraph"/>
-      </w:pPr>
-      <w:hyperlink r:id="rId282">
-        <w:r>
-          <w:rPr>
-            <w:rStyle w:val="Hyperlink"/>
-          </w:rPr>
-          <w:t xml:space="preserve">📖 R4DS §8 — Workflow: getting help</w:t>
-        </w:r>
-      </w:hyperlink>
-    </w:p>
-    <w:tbl>
-      <w:tblPr>
-        <w:tblStyle w:val="Table"/>
-        <w:tblLook w:firstRow="0" w:lastRow="0" w:firstColumn="0" w:lastColumn="0" w:noHBand="0" w:noVBand="0" w:val="0000"/>
-        <w:tblBorders>
-          <w:top w:val="single" w:sz="4" w:space="0" w:color="0758E5"/>
-          <w:left w:val="single" w:sz="24" w:space="0" w:color="0758E5"/>
-          <w:bottom w:val="single" w:sz="4" w:space="0" w:color="0758E5"/>
-          <w:right w:val="single" w:sz="4" w:space="0" w:color="0758E5"/>
-        </w:tblBorders>
-        <w:tblCellMar>
-          <w:left w:w="144" w:type="dxa"/>
-          <w:right w:w="144" w:type="dxa"/>
-        </w:tblCellMar>
-        <w:tblLook w:firstRow="0" w:lastRow="0" w:firstColumn="0" w:lastColumn="0" w:noHBand="0" w:noVBand="0" w:val="0000"/>
-      </w:tblPr>
-      <w:tr>
-        <w:trPr>
-          <w:cantSplit/>
-        </w:trPr>
-        <w:tc>
-          <w:tcPr>
-            <w:shd w:color="auto" w:fill="dae6fb" w:val="clear"/>
-            <w:tcMar>
-              <w:top w:w="92" w:type="dxa"/>
-              <w:bottom w:w="92" w:type="dxa"/>
-            </w:tcMar>
-          </w:tcPr>
-          <w:p>
-            <w:pPr>
-              <w:pStyle w:val="BodyText"/>
-            </w:pPr>
-            <w:pPr>
-              <w:spacing w:before="0" w:after="0"/>
-              <w:textAlignment w:val="center"/>
-            </w:pPr>
-            <w:r>
-              <w:drawing>
-                <wp:inline>
-                  <wp:extent cx="152400" cy="152400"/>
-                  <wp:effectExtent b="0" l="0" r="0" t="0"/>
-                  <wp:docPr descr="" title="" id="283" name="Picture"/>
-                  <a:graphic>
-                    <a:graphicData uri="http://schemas.openxmlformats.org/drawingml/2006/picture">
-                      <pic:pic>
-                        <pic:nvPicPr>
-                          <pic:cNvPr descr="/Applications/Positron.app/Contents/Resources/app/quarto/share/formats/docx/note.png" id="284" name="Picture"/>
-                          <pic:cNvPicPr>
-                            <a:picLocks noChangeArrowheads="1" noChangeAspect="1"/>
-                          </pic:cNvPicPr>
-                        </pic:nvPicPr>
-                        <pic:blipFill>
-                          <a:blip r:embed="rId9"/>
-                          <a:stretch>
-                            <a:fillRect/>
-                          </a:stretch>
-                        </pic:blipFill>
-                        <pic:spPr bwMode="auto">
-                          <a:xfrm>
-                            <a:off x="0" y="0"/>
-                            <a:ext cx="152400" cy="152400"/>
-                          </a:xfrm>
-                          <a:prstGeom prst="rect">
-                            <a:avLst/>
-                          </a:prstGeom>
-                          <a:noFill/>
-                          <a:ln w="9525">
-                            <a:noFill/>
-                            <a:headEnd/>
-                            <a:tailEnd/>
-                          </a:ln>
-                        </pic:spPr>
-                      </pic:pic>
-                    </a:graphicData>
-                  </a:graphic>
-                </wp:inline>
-              </w:drawing>
-            </w:r>
-            <w:r>
-              <w:t xml:space="preserve"> </w:t>
-            </w:r>
-            <w:r>
-              <w:t xml:space="preserve"> </w:t>
-            </w:r>
-            <w:r>
-              <w:t xml:space="preserve">Note</w:t>
-            </w:r>
-          </w:p>
-        </w:tc>
-      </w:tr>
-      <w:tr>
-        <w:trPr>
-          <w:cantSplit/>
-        </w:trPr>
-        <w:tc>
-          <w:tcPr>
-            <w:tcMar>
-              <w:top w:w="108" w:type="dxa"/>
-              <w:bottom w:w="108" w:type="dxa"/>
-            </w:tcMar>
-          </w:tcPr>
-          <w:p>
-            <w:pPr>
-              <w:pStyle w:val="BodyText"/>
-            </w:pPr>
-            <w:pPr>
-              <w:spacing w:before="16"/>
-            </w:pPr>
-            <w:r>
-              <w:rPr>
-                <w:b/>
-                <w:bCs/>
-              </w:rPr>
-              <w:t xml:space="preserve">✅ Key idea</w:t>
-            </w:r>
-          </w:p>
-          <w:p>
-            <w:pPr>
-              <w:pStyle w:val="BodyText"/>
-            </w:pPr>
-            <w:pPr>
-              <w:spacing w:after="16"/>
-            </w:pPr>
-            <w:r>
-              <w:t xml:space="preserve">Every working scientist googles error messages daily. Getting stuck is not failing — it is the job.</w:t>
-            </w:r>
-          </w:p>
-          <w:p/>
-        </w:tc>
-      </w:tr>
-    </w:tbl>
-    <w:bookmarkEnd w:id="285"/>
     <w:sectPr>
       <w:pgSz w:h="15840" w:w="12240"/>
       <w:pgMar w:bottom="720" w:footer="360" w:gutter="0" w:header="360" w:left="1008" w:right="720" w:top="720"/>
@@ -26947,36 +26642,6 @@
   </w:num>
   <w:num w:numId="1018">
     <w:abstractNumId w:val="991"/>
-  </w:num>
-  <w:num w:numId="1019">
-    <w:abstractNumId w:val="99411"/>
-    <w:lvlOverride w:ilvl="0">
-      <w:startOverride w:val="1"/>
-    </w:lvlOverride>
-    <w:lvlOverride w:ilvl="1">
-      <w:startOverride w:val="1"/>
-    </w:lvlOverride>
-    <w:lvlOverride w:ilvl="2">
-      <w:startOverride w:val="1"/>
-    </w:lvlOverride>
-    <w:lvlOverride w:ilvl="3">
-      <w:startOverride w:val="1"/>
-    </w:lvlOverride>
-    <w:lvlOverride w:ilvl="4">
-      <w:startOverride w:val="1"/>
-    </w:lvlOverride>
-    <w:lvlOverride w:ilvl="5">
-      <w:startOverride w:val="1"/>
-    </w:lvlOverride>
-    <w:lvlOverride w:ilvl="6">
-      <w:startOverride w:val="1"/>
-    </w:lvlOverride>
-    <w:lvlOverride w:ilvl="7">
-      <w:startOverride w:val="1"/>
-    </w:lvlOverride>
-    <w:lvlOverride w:ilvl="8">
-      <w:startOverride w:val="1"/>
-    </w:lvlOverride>
   </w:num>
 </w:numbering>
 </file>
